--- a/klagomål/A 52745-2025 FSC-klagomål.docx
+++ b/klagomål/A 52745-2025 FSC-klagomål.docx
@@ -1694,7 +1694,7 @@
     <w:r>
       <w:tab/>
       <w:tab/>
-      <w:t>2025-11-20</w:t>
+      <w:t>2025-11-21</w:t>
       <w:br/>
       <w:br/>
     </w:r>

--- a/klagomål/A 52745-2025 FSC-klagomål.docx
+++ b/klagomål/A 52745-2025 FSC-klagomål.docx
@@ -1694,7 +1694,7 @@
     <w:r>
       <w:tab/>
       <w:tab/>
-      <w:t>2025-11-21</w:t>
+      <w:t>2025-11-22</w:t>
       <w:br/>
       <w:br/>
     </w:r>

--- a/klagomål/A 52745-2025 FSC-klagomål.docx
+++ b/klagomål/A 52745-2025 FSC-klagomål.docx
@@ -1694,7 +1694,7 @@
     <w:r>
       <w:tab/>
       <w:tab/>
-      <w:t>2025-11-22</w:t>
+      <w:t>2025-11-23</w:t>
       <w:br/>
       <w:br/>
     </w:r>

--- a/klagomål/A 52745-2025 FSC-klagomål.docx
+++ b/klagomål/A 52745-2025 FSC-klagomål.docx
@@ -1694,7 +1694,7 @@
     <w:r>
       <w:tab/>
       <w:tab/>
-      <w:t>2025-11-23</w:t>
+      <w:t>2025-11-24</w:t>
       <w:br/>
       <w:br/>
     </w:r>

--- a/klagomål/A 52745-2025 FSC-klagomål.docx
+++ b/klagomål/A 52745-2025 FSC-klagomål.docx
@@ -1694,7 +1694,7 @@
     <w:r>
       <w:tab/>
       <w:tab/>
-      <w:t>2025-11-24</w:t>
+      <w:t>2025-11-25</w:t>
       <w:br/>
       <w:br/>
     </w:r>

--- a/klagomål/A 52745-2025 FSC-klagomål.docx
+++ b/klagomål/A 52745-2025 FSC-klagomål.docx
@@ -1694,7 +1694,7 @@
     <w:r>
       <w:tab/>
       <w:tab/>
-      <w:t>2025-11-25</w:t>
+      <w:t>2025-11-26</w:t>
       <w:br/>
       <w:br/>
     </w:r>

--- a/klagomål/A 52745-2025 FSC-klagomål.docx
+++ b/klagomål/A 52745-2025 FSC-klagomål.docx
@@ -1694,7 +1694,7 @@
     <w:r>
       <w:tab/>
       <w:tab/>
-      <w:t>2025-11-26</w:t>
+      <w:t>2025-11-27</w:t>
       <w:br/>
       <w:br/>
     </w:r>

--- a/klagomål/A 52745-2025 FSC-klagomål.docx
+++ b/klagomål/A 52745-2025 FSC-klagomål.docx
@@ -1694,7 +1694,7 @@
     <w:r>
       <w:tab/>
       <w:tab/>
-      <w:t>2025-11-27</w:t>
+      <w:t>2025-11-28</w:t>
       <w:br/>
       <w:br/>
     </w:r>

--- a/klagomål/A 52745-2025 FSC-klagomål.docx
+++ b/klagomål/A 52745-2025 FSC-klagomål.docx
@@ -1694,7 +1694,7 @@
     <w:r>
       <w:tab/>
       <w:tab/>
-      <w:t>2025-11-28</w:t>
+      <w:t>2025-11-29</w:t>
       <w:br/>
       <w:br/>
     </w:r>

--- a/klagomål/A 52745-2025 FSC-klagomål.docx
+++ b/klagomål/A 52745-2025 FSC-klagomål.docx
@@ -1694,7 +1694,7 @@
     <w:r>
       <w:tab/>
       <w:tab/>
-      <w:t>2025-11-29</w:t>
+      <w:t>2025-11-30</w:t>
       <w:br/>
       <w:br/>
     </w:r>

--- a/klagomål/A 52745-2025 FSC-klagomål.docx
+++ b/klagomål/A 52745-2025 FSC-klagomål.docx
@@ -1694,7 +1694,7 @@
     <w:r>
       <w:tab/>
       <w:tab/>
-      <w:t>2025-11-30</w:t>
+      <w:t>2025-12-01</w:t>
       <w:br/>
       <w:br/>
     </w:r>

--- a/klagomål/A 52745-2025 FSC-klagomål.docx
+++ b/klagomål/A 52745-2025 FSC-klagomål.docx
@@ -1694,7 +1694,7 @@
     <w:r>
       <w:tab/>
       <w:tab/>
-      <w:t>2025-12-01</w:t>
+      <w:t>2025-12-02</w:t>
       <w:br/>
       <w:br/>
     </w:r>

--- a/klagomål/A 52745-2025 FSC-klagomål.docx
+++ b/klagomål/A 52745-2025 FSC-klagomål.docx
@@ -1694,7 +1694,7 @@
     <w:r>
       <w:tab/>
       <w:tab/>
-      <w:t>2025-12-02</w:t>
+      <w:t>2025-12-03</w:t>
       <w:br/>
       <w:br/>
     </w:r>

--- a/klagomål/A 52745-2025 FSC-klagomål.docx
+++ b/klagomål/A 52745-2025 FSC-klagomål.docx
@@ -1694,7 +1694,7 @@
     <w:r>
       <w:tab/>
       <w:tab/>
-      <w:t>2025-12-03</w:t>
+      <w:t>2025-12-04</w:t>
       <w:br/>
       <w:br/>
     </w:r>

--- a/klagomål/A 52745-2025 FSC-klagomål.docx
+++ b/klagomål/A 52745-2025 FSC-klagomål.docx
@@ -1694,7 +1694,7 @@
     <w:r>
       <w:tab/>
       <w:tab/>
-      <w:t>2025-12-04</w:t>
+      <w:t>2025-12-05</w:t>
       <w:br/>
       <w:br/>
     </w:r>

--- a/klagomål/A 52745-2025 FSC-klagomål.docx
+++ b/klagomål/A 52745-2025 FSC-klagomål.docx
@@ -1694,7 +1694,7 @@
     <w:r>
       <w:tab/>
       <w:tab/>
-      <w:t>2025-12-05</w:t>
+      <w:t>2025-12-06</w:t>
       <w:br/>
       <w:br/>
     </w:r>

--- a/klagomål/A 52745-2025 FSC-klagomål.docx
+++ b/klagomål/A 52745-2025 FSC-klagomål.docx
@@ -1694,7 +1694,7 @@
     <w:r>
       <w:tab/>
       <w:tab/>
-      <w:t>2025-12-06</w:t>
+      <w:t>2025-12-07</w:t>
       <w:br/>
       <w:br/>
     </w:r>

--- a/klagomål/A 52745-2025 FSC-klagomål.docx
+++ b/klagomål/A 52745-2025 FSC-klagomål.docx
@@ -1694,7 +1694,7 @@
     <w:r>
       <w:tab/>
       <w:tab/>
-      <w:t>2025-12-07</w:t>
+      <w:t>2025-12-08</w:t>
       <w:br/>
       <w:br/>
     </w:r>

--- a/klagomål/A 52745-2025 FSC-klagomål.docx
+++ b/klagomål/A 52745-2025 FSC-klagomål.docx
@@ -1694,7 +1694,7 @@
     <w:r>
       <w:tab/>
       <w:tab/>
-      <w:t>2025-12-08</w:t>
+      <w:t>2025-12-09</w:t>
       <w:br/>
       <w:br/>
     </w:r>

--- a/klagomål/A 52745-2025 FSC-klagomål.docx
+++ b/klagomål/A 52745-2025 FSC-klagomål.docx
@@ -1694,7 +1694,7 @@
     <w:r>
       <w:tab/>
       <w:tab/>
-      <w:t>2025-12-09</w:t>
+      <w:t>2025-12-10</w:t>
       <w:br/>
       <w:br/>
     </w:r>

--- a/klagomål/A 52745-2025 FSC-klagomål.docx
+++ b/klagomål/A 52745-2025 FSC-klagomål.docx
@@ -1694,7 +1694,7 @@
     <w:r>
       <w:tab/>
       <w:tab/>
-      <w:t>2025-12-10</w:t>
+      <w:t>2025-12-11</w:t>
       <w:br/>
       <w:br/>
     </w:r>

--- a/klagomål/A 52745-2025 FSC-klagomål.docx
+++ b/klagomål/A 52745-2025 FSC-klagomål.docx
@@ -1694,7 +1694,7 @@
     <w:r>
       <w:tab/>
       <w:tab/>
-      <w:t>2025-12-11</w:t>
+      <w:t>2025-12-12</w:t>
       <w:br/>
       <w:br/>
     </w:r>

--- a/klagomål/A 52745-2025 FSC-klagomål.docx
+++ b/klagomål/A 52745-2025 FSC-klagomål.docx
@@ -1694,7 +1694,7 @@
     <w:r>
       <w:tab/>
       <w:tab/>
-      <w:t>2025-12-12</w:t>
+      <w:t>2025-12-13</w:t>
       <w:br/>
       <w:br/>
     </w:r>

--- a/klagomål/A 52745-2025 FSC-klagomål.docx
+++ b/klagomål/A 52745-2025 FSC-klagomål.docx
@@ -1694,7 +1694,7 @@
     <w:r>
       <w:tab/>
       <w:tab/>
-      <w:t>2025-12-19</w:t>
+      <w:t>2025-12-20</w:t>
       <w:br/>
       <w:br/>
     </w:r>

--- a/klagomål/A 52745-2025 FSC-klagomål.docx
+++ b/klagomål/A 52745-2025 FSC-klagomål.docx
@@ -1694,7 +1694,7 @@
     <w:r>
       <w:tab/>
       <w:tab/>
-      <w:t>2025-12-20</w:t>
+      <w:t>2025-12-21</w:t>
       <w:br/>
       <w:br/>
     </w:r>

--- a/klagomål/A 52745-2025 FSC-klagomål.docx
+++ b/klagomål/A 52745-2025 FSC-klagomål.docx
@@ -1694,7 +1694,7 @@
     <w:r>
       <w:tab/>
       <w:tab/>
-      <w:t>2025-12-21</w:t>
+      <w:t>2025-12-22</w:t>
       <w:br/>
       <w:br/>
     </w:r>

--- a/klagomål/A 52745-2025 FSC-klagomål.docx
+++ b/klagomål/A 52745-2025 FSC-klagomål.docx
@@ -1694,7 +1694,7 @@
     <w:r>
       <w:tab/>
       <w:tab/>
-      <w:t>2025-12-22</w:t>
+      <w:t>2025-12-26</w:t>
       <w:br/>
       <w:br/>
     </w:r>

--- a/klagomål/A 52745-2025 FSC-klagomål.docx
+++ b/klagomål/A 52745-2025 FSC-klagomål.docx
@@ -1694,7 +1694,7 @@
     <w:r>
       <w:tab/>
       <w:tab/>
-      <w:t>2026-01-03</w:t>
+      <w:t>2026-01-04</w:t>
       <w:br/>
       <w:br/>
     </w:r>

--- a/klagomål/A 52745-2025 FSC-klagomål.docx
+++ b/klagomål/A 52745-2025 FSC-klagomål.docx
@@ -1694,7 +1694,7 @@
     <w:r>
       <w:tab/>
       <w:tab/>
-      <w:t>2026-01-07</w:t>
+      <w:t>2026-01-08</w:t>
       <w:br/>
       <w:br/>
     </w:r>

--- a/klagomål/A 52745-2025 FSC-klagomål.docx
+++ b/klagomål/A 52745-2025 FSC-klagomål.docx
@@ -1694,7 +1694,7 @@
     <w:r>
       <w:tab/>
       <w:tab/>
-      <w:t>2026-01-08</w:t>
+      <w:t>2026-01-09</w:t>
       <w:br/>
       <w:br/>
     </w:r>

--- a/klagomål/A 52745-2025 FSC-klagomål.docx
+++ b/klagomål/A 52745-2025 FSC-klagomål.docx
@@ -1694,7 +1694,7 @@
     <w:r>
       <w:tab/>
       <w:tab/>
-      <w:t>2026-01-09</w:t>
+      <w:t>2026-01-10</w:t>
       <w:br/>
       <w:br/>
     </w:r>

--- a/klagomål/A 52745-2025 FSC-klagomål.docx
+++ b/klagomål/A 52745-2025 FSC-klagomål.docx
@@ -1694,7 +1694,7 @@
     <w:r>
       <w:tab/>
       <w:tab/>
-      <w:t>2026-01-10</w:t>
+      <w:t>2026-01-11</w:t>
       <w:br/>
       <w:br/>
     </w:r>

--- a/klagomål/A 52745-2025 FSC-klagomål.docx
+++ b/klagomål/A 52745-2025 FSC-klagomål.docx
@@ -1694,7 +1694,7 @@
     <w:r>
       <w:tab/>
       <w:tab/>
-      <w:t>2026-01-11</w:t>
+      <w:t>2026-01-12</w:t>
       <w:br/>
       <w:br/>
     </w:r>

--- a/klagomål/A 52745-2025 FSC-klagomål.docx
+++ b/klagomål/A 52745-2025 FSC-klagomål.docx
@@ -1694,7 +1694,7 @@
     <w:r>
       <w:tab/>
       <w:tab/>
-      <w:t>2026-01-12</w:t>
+      <w:t>2026-01-13</w:t>
       <w:br/>
       <w:br/>
     </w:r>

--- a/klagomål/A 52745-2025 FSC-klagomål.docx
+++ b/klagomål/A 52745-2025 FSC-klagomål.docx
@@ -1694,7 +1694,7 @@
     <w:r>
       <w:tab/>
       <w:tab/>
-      <w:t>2026-01-13</w:t>
+      <w:t>2026-01-14</w:t>
       <w:br/>
       <w:br/>
     </w:r>

--- a/klagomål/A 52745-2025 FSC-klagomål.docx
+++ b/klagomål/A 52745-2025 FSC-klagomål.docx
@@ -1694,7 +1694,7 @@
     <w:r>
       <w:tab/>
       <w:tab/>
-      <w:t>2026-01-14</w:t>
+      <w:t>2026-01-15</w:t>
       <w:br/>
       <w:br/>
     </w:r>

--- a/klagomål/A 52745-2025 FSC-klagomål.docx
+++ b/klagomål/A 52745-2025 FSC-klagomål.docx
@@ -1694,7 +1694,7 @@
     <w:r>
       <w:tab/>
       <w:tab/>
-      <w:t>2026-01-15</w:t>
+      <w:t>2026-01-16</w:t>
       <w:br/>
       <w:br/>
     </w:r>

--- a/klagomål/A 52745-2025 FSC-klagomål.docx
+++ b/klagomål/A 52745-2025 FSC-klagomål.docx
@@ -1694,7 +1694,7 @@
     <w:r>
       <w:tab/>
       <w:tab/>
-      <w:t>2026-01-16</w:t>
+      <w:t>2026-01-17</w:t>
       <w:br/>
       <w:br/>
     </w:r>

--- a/klagomål/A 52745-2025 FSC-klagomål.docx
+++ b/klagomål/A 52745-2025 FSC-klagomål.docx
@@ -1694,7 +1694,7 @@
     <w:r>
       <w:tab/>
       <w:tab/>
-      <w:t>2026-01-17</w:t>
+      <w:t>2026-01-18</w:t>
       <w:br/>
       <w:br/>
     </w:r>

--- a/klagomål/A 52745-2025 FSC-klagomål.docx
+++ b/klagomål/A 52745-2025 FSC-klagomål.docx
@@ -1694,7 +1694,7 @@
     <w:r>
       <w:tab/>
       <w:tab/>
-      <w:t>2026-01-18</w:t>
+      <w:t>2026-01-19</w:t>
       <w:br/>
       <w:br/>
     </w:r>

--- a/klagomål/A 52745-2025 FSC-klagomål.docx
+++ b/klagomål/A 52745-2025 FSC-klagomål.docx
@@ -1694,7 +1694,7 @@
     <w:r>
       <w:tab/>
       <w:tab/>
-      <w:t>2026-01-19</w:t>
+      <w:t>2026-01-20</w:t>
       <w:br/>
       <w:br/>
     </w:r>

--- a/klagomål/A 52745-2025 FSC-klagomål.docx
+++ b/klagomål/A 52745-2025 FSC-klagomål.docx
@@ -1694,7 +1694,7 @@
     <w:r>
       <w:tab/>
       <w:tab/>
-      <w:t>2026-01-20</w:t>
+      <w:t>2026-01-21</w:t>
       <w:br/>
       <w:br/>
     </w:r>

--- a/klagomål/A 52745-2025 FSC-klagomål.docx
+++ b/klagomål/A 52745-2025 FSC-klagomål.docx
@@ -1694,7 +1694,7 @@
     <w:r>
       <w:tab/>
       <w:tab/>
-      <w:t>2026-01-21</w:t>
+      <w:t>2026-01-23</w:t>
       <w:br/>
       <w:br/>
     </w:r>

--- a/klagomål/A 52745-2025 FSC-klagomål.docx
+++ b/klagomål/A 52745-2025 FSC-klagomål.docx
@@ -1694,7 +1694,7 @@
     <w:r>
       <w:tab/>
       <w:tab/>
-      <w:t>2026-01-23</w:t>
+      <w:t>2026-01-24</w:t>
       <w:br/>
       <w:br/>
     </w:r>

--- a/klagomål/A 52745-2025 FSC-klagomål.docx
+++ b/klagomål/A 52745-2025 FSC-klagomål.docx
@@ -1694,7 +1694,7 @@
     <w:r>
       <w:tab/>
       <w:tab/>
-      <w:t>2026-01-24</w:t>
+      <w:t>2026-01-25</w:t>
       <w:br/>
       <w:br/>
     </w:r>

--- a/klagomål/A 52745-2025 FSC-klagomål.docx
+++ b/klagomål/A 52745-2025 FSC-klagomål.docx
@@ -1694,7 +1694,7 @@
     <w:r>
       <w:tab/>
       <w:tab/>
-      <w:t>2026-01-25</w:t>
+      <w:t>2026-01-26</w:t>
       <w:br/>
       <w:br/>
     </w:r>

--- a/klagomål/A 52745-2025 FSC-klagomål.docx
+++ b/klagomål/A 52745-2025 FSC-klagomål.docx
@@ -1694,7 +1694,7 @@
     <w:r>
       <w:tab/>
       <w:tab/>
-      <w:t>2026-01-26</w:t>
+      <w:t>2026-01-27</w:t>
       <w:br/>
       <w:br/>
     </w:r>

--- a/klagomål/A 52745-2025 FSC-klagomål.docx
+++ b/klagomål/A 52745-2025 FSC-klagomål.docx
@@ -1694,7 +1694,7 @@
     <w:r>
       <w:tab/>
       <w:tab/>
-      <w:t>2026-01-27</w:t>
+      <w:t>2026-01-28</w:t>
       <w:br/>
       <w:br/>
     </w:r>

--- a/klagomål/A 52745-2025 FSC-klagomål.docx
+++ b/klagomål/A 52745-2025 FSC-klagomål.docx
@@ -112,7 +112,7 @@
         <w:pStyle w:val="ListBullet"/>
       </w:pPr>
       <w:r>
-        <w:t>Om ett ombud (tex Norra skog eller Mellanskog) avverkningsanmäler en skog med naturvärden motsvarande nyckelbiotops kvalité men markägaren inte är FSC certifierad, bör du skicka in ett FSC kontrollerat virke klagomål. Då ska klagomålet skickas till ombudsföretaget.</w:t>
+        <w:t>Om ett ombud (tex Norra skog eller Mellanskog) avverkningsanmäler en skog med naturvärden motsvarande nyckelbiotops kvalitet men markägaren inte är FSC certifierad, bör du skicka in ett FSC kontrollerat virke klagomål. Då ska klagomålet skickas till ombudsföretaget.</w:t>
       </w:r>
     </w:p>
     <w:p>
@@ -254,7 +254,16 @@
         <w:t>Brunpudrad nållav (NT)</w:t>
       </w:r>
       <w:r>
-        <w:t xml:space="preserve"> är beroende av hög, jämn luftfuktighet och kan påträffas i fuktiga skogar av naturskogskaraktär, ofta i sumpgranskog eller andra sumpskogar. Arten är placerad högst upp i Skogsstyrelsens värdepyramid för bedömning av skog med höga naturvärden och förekomster bör undantas från skogsbruksåtgärder (SLU Artdatabanken, 2024; Nitare &amp; Skogsstyrelsen, 2019).</w:t>
+        <w:t xml:space="preserve"> är beroende av hög, jämn luftfuktighet och kan påträffas i fuktiga skogar av naturskogskaraktär, ofta i sumpgranskog eller andra sumpskogar. Arten är placerad högst upp i Skogsstyrelsens värdepyramid för bedömning av skog med höga naturvärden och förekomster bör undantas från skogsbruksåtgärder. Brunpudrad nållav är typisk art för </w:t>
+      </w:r>
+      <w:r>
+        <w:rPr>
+          <w:i/>
+        </w:rPr>
+        <w:t>9010 Taiga</w:t>
+      </w:r>
+      <w:r>
+        <w:t xml:space="preserve"> (SLU Artdatabanken, 2024; Nitare &amp; Skogsstyrelsen, 2019).</w:t>
       </w:r>
     </w:p>
     <w:p>
@@ -265,7 +274,16 @@
         <w:t>Doftskinn (NT)</w:t>
       </w:r>
       <w:r>
-        <w:t>, rödlistad som nära hotad, är en mycket bra signalart för boreal granskog och indikerar ett gran-skogsekosystem med lång kontinuitet av grova lågor. Arten är placerad i toppen av Skogsstyrelsens värdepyramid för bedömning av skog med höga naturvärden och har klassats som en “urskogsindikator”, då den förekommer med ett tydligt optimum i helt eller nästan helt orörda skogar (Nitare &amp; Skogsstyrelsen, 2019).</w:t>
+        <w:t xml:space="preserve">, rödlistad som nära hotad, är en mycket bra signalart för boreal granskog och indikerar ett gran-skogsekosystem med lång kontinuitet av grova lågor. Arten är placerad i toppen av Skogsstyrelsens värdepyramid för bedömning av skog med höga naturvärden och har klassats som en “urskogsindikator”, då den förekommer med ett tydligt optimum i helt eller nästan helt orörda skogar. Doftskinn är typisk art för </w:t>
+      </w:r>
+      <w:r>
+        <w:rPr>
+          <w:i/>
+        </w:rPr>
+        <w:t xml:space="preserve">9010 Taiga </w:t>
+      </w:r>
+      <w:r>
+        <w:t>(SLU Artdatabanken, 2025; Nitare &amp; Skogsstyrelsen, 2019).</w:t>
       </w:r>
     </w:p>
     <w:p>
@@ -276,7 +294,16 @@
         <w:t>Gammelgransskål (NT)</w:t>
       </w:r>
       <w:r>
-        <w:t xml:space="preserve"> är en liten skålsvamp som växer på gamla granar med skrovlig bark. Typiska växtplatser är gransumpskog i myrkanter, bäckdråg, bäckraviner och skuggiga bergssluttningar, men också skog på torrare mark kan hysa arten om beståndet har stark naturskogskaraktär. Bestånd med arten bör behandlas som nyckelbiotoper och sparas vid en slutavverkning. Även gallring bör undvikas (SLU Artdatabanken, 2024; Nitare &amp; Skogsstyrelsen, 2019).</w:t>
+        <w:t xml:space="preserve"> är en liten skålsvamp som växer på gamla granar med skrovlig bark. Typiska växtplatser är gransumpskog i myrkanter, bäckdråg, bäckraviner och skuggiga bergssluttningar, men också skog på torrare mark kan hysa arten om beståndet har stark naturskogskaraktär. Bestånd med arten bör behandlas som nyckelbiotoper och sparas vid en slutavverkning. Även gallring bör undvikas. Gammelgransskål är typisk art för </w:t>
+      </w:r>
+      <w:r>
+        <w:rPr>
+          <w:i/>
+        </w:rPr>
+        <w:t>9010 Taiga</w:t>
+      </w:r>
+      <w:r>
+        <w:t xml:space="preserve"> (SLU Artdatabanken, 2024; Nitare &amp; Skogsstyrelsen, 2019).</w:t>
       </w:r>
     </w:p>
     <w:p>
@@ -287,7 +314,25 @@
         <w:t>Garnlav (NT)</w:t>
       </w:r>
       <w:r>
-        <w:t xml:space="preserve"> är en utpräglad barrskogsart som ibland kan drapera träden i norrländska grannaturskogar med hög luftfuktighet. Den förekommer även i talldominerade bestånd där den, förutom i trädens grenverk, påträffas hängande över ojämnheter i tallbarken. Arten har minskat starkt i södra och mellersta Sverige och den minskar även i sitt nordliga utbredningsområde. Orsaken till tillbakagången beror främst på slutavverkningar av naturskogsartade skogar. Bestånd med riklig förekomst bör regelmässigt sparas. Garnlav är värdväxt för den mycket sällsynta och akut hotade fjärilen barrskogslavfly (CR) som hör hemma i boreala barrskogar med riklig förekomst av värdväxten. Tidigare kunde arten konstateras årligen på flera platser vid Dala-Floda i Dalarna innan lokalerna kalavverkades. Senaste fyndet i landet av barrskogslavfly är från år 2000 då den påträffades vid Högberget i Sollefteå kommun (SLU Artdatabanken, 2024).</w:t>
+        <w:t xml:space="preserve"> är en utpräglad barrskogsart som ibland kan drapera träden i norrländska grannaturskogar med hög luftfuktighet. Den förekommer även i talldominerade bestånd där den, förutom i trädens grenverk, påträffas hängande över ojämnheter i tallbarken. Arten har minskat starkt i södra och mellersta Sverige och den minskar även i sitt nordliga utbredningsområde. Orsaken till tillbakagången beror främst på slutavverkningar av naturskogsartade skogar. Bestånd med riklig förekomst bör regelmässigt sparas. Garnlav är värdväxt för den mycket sällsynta och akut hotade fjärilen barrskogslavfly (CR) som hör hemma i boreala barrskogar med riklig förekomst av värdväxten. Tidigare kunde arten konstateras årligen på flera platser vid Dala-Floda i Dalarna innan lokalerna kalavverkades. Senaste fyndet i landet av barrskogslavfly är från år 2000 då den påträffades vid Högberget i Sollefteå kommun. Garnlav är typisk art för </w:t>
+      </w:r>
+      <w:r>
+        <w:rPr>
+          <w:i/>
+        </w:rPr>
+        <w:t xml:space="preserve">9010 Taiga </w:t>
+      </w:r>
+      <w:r>
+        <w:t>och</w:t>
+      </w:r>
+      <w:r>
+        <w:rPr>
+          <w:i/>
+        </w:rPr>
+        <w:t xml:space="preserve"> 9070 Trädklädd betesmark </w:t>
+      </w:r>
+      <w:r>
+        <w:t xml:space="preserve"> (SLU Artdatabanken, 2024).</w:t>
       </w:r>
     </w:p>
     <w:p>
@@ -309,7 +354,16 @@
         <w:t>Gränsticka (NT)</w:t>
       </w:r>
       <w:r>
-        <w:t xml:space="preserve"> är en mycket bra signalart inom hela sitt utbredningsområde. Den är huvudsakligen knuten till restbestånd av barrnaturskog och förekommer med ett tydligt optimum i orörda eller måttligt påverkade gamla granskogar där det föreligger långvarig kontinuitet av grov död ved. Lokaler som hyser arten, speciellt i mellersta och södra Sverige, bör undantas från skogsbruk (SLU Artdatabanken, 2024; Nitare &amp; Skogsstyrelsen, 2019).</w:t>
+        <w:t xml:space="preserve"> är en mycket bra signalart inom hela sitt utbredningsområde. Den är huvudsakligen knuten till restbestånd av barrnaturskog och förekommer med ett tydligt optimum i orörda eller måttligt påverkade gamla granskogar där det föreligger långvarig kontinuitet av grov död ved. Lokaler som hyser arten, speciellt i mellersta och södra Sverige, bör undantas från skogsbruk. Gränsticka är typisk art för </w:t>
+      </w:r>
+      <w:r>
+        <w:rPr>
+          <w:i/>
+        </w:rPr>
+        <w:t>9010 Taiga</w:t>
+      </w:r>
+      <w:r>
+        <w:t xml:space="preserve"> (SLU Artdatabanken, 2024; Nitare &amp; Skogsstyrelsen, 2019).</w:t>
       </w:r>
     </w:p>
     <w:p>
@@ -320,7 +374,25 @@
         <w:t>Harticka (NT)</w:t>
       </w:r>
       <w:r>
-        <w:t xml:space="preserve"> är normalt en mycket bra signalart för granskogar med höga naturvärden. Även när svampen påträffas i mer påverkade skogar är det nästan alltid fråga om skogsmiljöer i sena successionsstadier med höga naturvärden. Skogsskötselåtgärder på eller i omedelbar närhet av växtplatserna kan innebära ett hot mot arten (SLU Artdatabanken, 2024; Nitare &amp; Skogsstyrelsen, 2019).</w:t>
+        <w:t xml:space="preserve"> är normalt en mycket bra signalart för granskogar med höga naturvärden. Även när svampen påträffas i mer påverkade skogar är det nästan alltid fråga om skogsmiljöer i sena successionsstadier med höga naturvärden. Skogsskötselåtgärder på eller i omedelbar närhet av växtplatserna kan innebära ett hot mot arten. Harticka är typisk art för </w:t>
+      </w:r>
+      <w:r>
+        <w:rPr>
+          <w:i/>
+        </w:rPr>
+        <w:t xml:space="preserve">9010 Taiga, 9050 Näringsrik granskog </w:t>
+      </w:r>
+      <w:r>
+        <w:t xml:space="preserve">och </w:t>
+      </w:r>
+      <w:r>
+        <w:rPr>
+          <w:i/>
+        </w:rPr>
+        <w:t>9030 Landhöjningsskog</w:t>
+      </w:r>
+      <w:r>
+        <w:t xml:space="preserve"> (SLU Artdatabanken, 2024; Nitare &amp; Skogsstyrelsen, 2019).</w:t>
       </w:r>
     </w:p>
     <w:p>
@@ -342,7 +414,7 @@
         <w:t>Lunglav (NT)</w:t>
       </w:r>
       <w:r>
-        <w:t xml:space="preserve"> är en av vårt lands främsta signalarter som överallt indikerar gamla lövträd, skogsbestånd med höga naturvärden och ekosystem med lång skoglig kontinuitet. Lokalt kan förekomsten vara mycket riklig men den hittas nästan enbart i gamla och ej slutavverkade skogar. Artens samtliga förekomster bör uppmärksammas från naturvårdssynpunkt, då många lokaler även hyser andra ovanliga och rödlistade arter. Rikliga förekomster bör skyddas med biotopskydd, frivilliga avsättningar eller reservat. Det finns ett antal sällsynta lavparasiter som växer på lunglav: lunglavsknapp (VU), skrovelmössing (DD), lunglavshårprick (DD), </w:t>
+        <w:t xml:space="preserve"> är en av vårt lands främsta signalarter som överallt indikerar gamla lövträd, skogsbestånd med höga naturvärden och ekosystem med långskoglig kontinuitet. Lokalt kan förekomsten vara mycket riklig men den hittas nästan enbart i gamla och ej slutavverkade skogar. Artens samtliga förekomster bör uppmärksammas från naturvårdssynpunkt, då många lokaler även hyser andra ovanliga och rödlistade arter. Rikliga förekomster bör skyddas med biotopskydd, frivilliga avsättningar eller reservat. Det finns ett antal sällsynta lavparasiter som växer på lunglav: lunglavsknapp (VU), skrovelmössing (DD), lunglavshårprick (DD), </w:t>
       </w:r>
       <w:r>
         <w:rPr>
@@ -360,7 +432,25 @@
         <w:t>Chalara lobariae</w:t>
       </w:r>
       <w:r>
-        <w:t xml:space="preserve"> (NA) (SLU Artdatabanken, 2025; SLU Artdatabanken, 2024; Nitare &amp; Skogsstyrelsen, 2019).</w:t>
+        <w:t xml:space="preserve"> (NA). Lunglav är typisk art för </w:t>
+      </w:r>
+      <w:r>
+        <w:rPr>
+          <w:i/>
+        </w:rPr>
+        <w:t>9010 Taiga, 9020 Nordlig ädellövskog, 9110 Näringsfattig bokskog, 9130 Näringsrik bokskog, 9160 Näringsrik ekskog, 9180 Ädellövskog i branter, 9190 Näringsfattig ekskog, 9070 Trädklädd betesmark, 9040 Fjällbjörkskog</w:t>
+      </w:r>
+      <w:r>
+        <w:t xml:space="preserve"> och</w:t>
+      </w:r>
+      <w:r>
+        <w:rPr>
+          <w:i/>
+        </w:rPr>
+        <w:t xml:space="preserve"> 6530 Lövängar</w:t>
+      </w:r>
+      <w:r>
+        <w:t xml:space="preserve"> (SLU Artdatabanken, 2025; SLU Artdatabanken, 2024; Nitare &amp; Skogsstyrelsen, 2019).</w:t>
       </w:r>
     </w:p>
     <w:p>
@@ -371,7 +461,25 @@
         <w:t xml:space="preserve">Ostticka (VU) </w:t>
       </w:r>
       <w:r>
-        <w:t>växer huvudsakligen på grova granlågor i urskogsartad barrskog. Växtplatserna ligger vanligtvis i brandrefugiala områden med relativt hög luftfuktighet där skogen under lång tid haft en intern beståndsdynamik med successivt avdöende träd. Alla skogsskötselåtgärder på eller i omedelbar närhet av lokalerna inverkar negativt på artens fortlevnad (SLU Artdatabanken, 2024; Nitare &amp; Skogsstyrelsen, 2019).</w:t>
+        <w:t xml:space="preserve">växer huvudsakligen på grova granlågor i urskogsartad barrskog. Växtplatserna ligger vanligtvis i brandrefugiala områden med relativt hög luftfuktighet där skogen under lång tid haft en intern beståndsdynamik med successivt avdöende träd. Alla skogsskötselåtgärder på eller i omedelbar närhet av lokalerna inverkar negativt på artens fortlevnad. Ostticka är typisk art för </w:t>
+      </w:r>
+      <w:r>
+        <w:rPr>
+          <w:i/>
+        </w:rPr>
+        <w:t xml:space="preserve">9010 Taiga </w:t>
+      </w:r>
+      <w:r>
+        <w:t xml:space="preserve">och </w:t>
+      </w:r>
+      <w:r>
+        <w:rPr>
+          <w:i/>
+        </w:rPr>
+        <w:t>9030 Landhöjningsskog</w:t>
+      </w:r>
+      <w:r>
+        <w:t xml:space="preserve"> (SLU Artdatabanken, 2024; Nitare &amp; Skogsstyrelsen, 2019).</w:t>
       </w:r>
     </w:p>
     <w:p>
@@ -382,7 +490,45 @@
         <w:t>Rosenticka (NT)</w:t>
       </w:r>
       <w:r>
-        <w:t>, rödlistad som nära hotad, ingår i en karaktäristisk association av vedsvampar som växer på gamla, grova granlågor i urskogsartade barrskogar. Den är placerad i toppen av Skogsstyrelsens värdepyramid för bedömning av skog med höga naturvärden och indikerar ett granskogsekosystem med långvarig kontinuitet av grova lågor. Artens beroende av grova granlågor innebär att alla skogsskötselåtgärder på eller i omedelbar närhet av lokalerna utgör ett hot på lång sikt. Det är angeläget att populationerna inte ytterligare glesas ut och ett tillräckligt antal områden där arten nu finns måste sparas för framtiden (Nitare &amp; Skogsstyrelsen, 2019; SLU Artdatabanken, 2024).</w:t>
+        <w:t xml:space="preserve">, rödlistad som nära hotad, ingår i en karaktäristisk association av vedsvampar som växer på gamla, grova granlågor i urskogsartade barrskogar. Den är placerad i toppen av Skogsstyrelsens värdepyramid för bedömning av skog med höga naturvärden och indikerar ett granskogsekosystem med långvarig kontinuitet av grova lågor. Artens beroende av grova granlågor innebär att alla skogsskötselåtgärder på eller i omedelbar närhet av lokalerna utgör ett hot på lång sikt. Det är angeläget att populationerna inte ytterligare glesas ut och ett tillräckligt antal områden där arten nu finns måste sparas för framtiden. Rosenticka är typisk art för </w:t>
+      </w:r>
+      <w:r>
+        <w:rPr>
+          <w:i/>
+        </w:rPr>
+        <w:t xml:space="preserve">9010 Taiga </w:t>
+      </w:r>
+      <w:r>
+        <w:t xml:space="preserve">och </w:t>
+      </w:r>
+      <w:r>
+        <w:rPr>
+          <w:i/>
+        </w:rPr>
+        <w:t>9050 Näringsrik granskog</w:t>
+      </w:r>
+      <w:r>
+        <w:t xml:space="preserve"> (Nitare &amp; Skogsstyrelsen, 2019; SLU Artdatabanken, 2024).</w:t>
+      </w:r>
+    </w:p>
+    <w:p>
+      <w:r>
+        <w:rPr>
+          <w:b/>
+        </w:rPr>
+        <w:t xml:space="preserve">Rostfläck </w:t>
+      </w:r>
+      <w:r>
+        <w:t xml:space="preserve">signalerar framför allt höga naturvärden i östra Sverige samt norr om den naturliga norrlandsgränsen. Arten indikerar här skogsmiljöer som under lång tid haft ett konstant fuktigt mikroklimat. Rika förekomster i Norrland visar sannolikt på bestånd med långvarig kontinuitet av gamla träd. När laven påträffas i alkärr signalerar den höga naturvärden inom hela sitt utbredningsområde. Rostfläck är typisk art för </w:t>
+      </w:r>
+      <w:r>
+        <w:rPr>
+          <w:i/>
+        </w:rPr>
+        <w:t xml:space="preserve">9190 Näringsfattig ekskog </w:t>
+      </w:r>
+      <w:r>
+        <w:t>(Nitare &amp; Skogsstyrelsen, 2019; SLU Artdatabanken, 2025).</w:t>
       </w:r>
     </w:p>
     <w:p>
@@ -393,7 +539,25 @@
         <w:t>Rödbrun blekspik (NT)</w:t>
       </w:r>
       <w:r>
-        <w:t xml:space="preserve"> växer i norra Sverige på bark och ved av björk och gran i skogar med hög och jämn luftfuktighet. I södra Sverige växer den främst på ek i öppna åldriga lövskogar. I norra delen av sitt utbredningsområde hotas arten av slutavverkningar av gamla granskogar. I den södra delen av landet hotas den genom de åldriga lövskogarnas tillbakagång och särskilt ekhagarnas igenväxning och genom plantering av sådan mark med barrskog. Rödbrun blekspik signalerar alltid höga naturvärden (SLU Artdatabanken, 2024; Nitare &amp; Skogsstyrelsen, 2019).</w:t>
+        <w:t xml:space="preserve"> växer i norra Sverige på bark och ved av björk och gran i skogar med hög och jämn luftfuktighet. I södra Sverige växer den främst på ek i öppna åldriga lövskogar. I norra delen av sitt utbredningsområde hotas arten av slutavverkningar av gamla granskogar. I den södra delen av landet hotas den genom de åldriga lövskogarnas tillbakagång och särskilt ekhagarnas igenväxning och genom plantering av sådan mark med barrskog. Rödbrun blekspik är typisk art för </w:t>
+      </w:r>
+      <w:r>
+        <w:rPr>
+          <w:i/>
+        </w:rPr>
+        <w:t xml:space="preserve">9010 Taiga, 9020 Nordlig ädellövskog, 9070 Trädklädd betesmark, 9160 Näringsrik ekskog </w:t>
+      </w:r>
+      <w:r>
+        <w:t xml:space="preserve">och </w:t>
+      </w:r>
+      <w:r>
+        <w:rPr>
+          <w:i/>
+        </w:rPr>
+        <w:t>9180 Ädellövskog i branter</w:t>
+      </w:r>
+      <w:r>
+        <w:t xml:space="preserve"> och signalerar alltid höga naturvärden (SLU Artdatabanken, 2024; Nitare &amp; Skogsstyrelsen, 2019).</w:t>
       </w:r>
     </w:p>
     <w:p>
@@ -413,7 +577,25 @@
         <w:t>Plectocarpon scrobiculatae</w:t>
       </w:r>
       <w:r>
-        <w:t xml:space="preserve"> (EN) (SLU Artdatabanken, 2024; Nitare &amp; Skogsstyrelsen, 2019).</w:t>
+        <w:t xml:space="preserve"> (EN). Skrovellav är typisk art för </w:t>
+      </w:r>
+      <w:r>
+        <w:rPr>
+          <w:i/>
+        </w:rPr>
+        <w:t xml:space="preserve">9010 Taiga, 9020 Nordlig ädellövskog, 9040 Fjällbjörkskog, 9070 Trädklädd betesmark, 9160 Näringsrik ekskog, 9180 Ädellövskog i branter, 9190 Näringsfattig ekskog, 8210 Kalkbranter </w:t>
+      </w:r>
+      <w:r>
+        <w:t xml:space="preserve">och </w:t>
+      </w:r>
+      <w:r>
+        <w:rPr>
+          <w:i/>
+        </w:rPr>
+        <w:t>6530 Lövängar</w:t>
+      </w:r>
+      <w:r>
+        <w:t xml:space="preserve"> (SLU Artdatabanken, 2024; Nitare &amp; Skogsstyrelsen, 2019).</w:t>
       </w:r>
     </w:p>
     <w:p>
@@ -424,7 +606,16 @@
         <w:t>Stuplav</w:t>
       </w:r>
       <w:r>
-        <w:t xml:space="preserve"> är en mycket bra signalart i hela sitt utbredningsområde och förekommer nästan enbart i skogsmiljöer med höga naturvärden. Den indikerar långvarig förekomst av gamla lövträd och miljöer med konstant hög luftfuktighet. I skogar med suboceaniskt klimat finns det en mycket sällsynt parasit, njurlavsknapp </w:t>
+        <w:t xml:space="preserve"> är en mycket bra signalart i hela sitt utbredningsområde och förekommer nästan enbart i skogsmiljöer med höga naturvärden. Den indikerar långvarig förekomst av gamla lövträd och miljöer med konstant hög luftfuktighet. Stuplav är typisk art för </w:t>
+      </w:r>
+      <w:r>
+        <w:rPr>
+          <w:i/>
+        </w:rPr>
+        <w:t>9010 Taiga</w:t>
+      </w:r>
+      <w:r>
+        <w:t xml:space="preserve">. I skogar med suboceaniskt klimat finns det en mycket sällsynt parasit, njurlavsknapp </w:t>
       </w:r>
       <w:r>
         <w:rPr>
@@ -441,10 +632,57 @@
         <w:rPr>
           <w:b/>
         </w:rPr>
+        <w:t xml:space="preserve">Trådticka </w:t>
+      </w:r>
+      <w:r>
+        <w:t xml:space="preserve">är knuten till grova granar i rikare ofta fuktiga miljöer. Den återfinns på både levande och döda träd samt stubbar och nyligen fallna träd. Karaktärsart för äldre fuktiga granskogsbiotoper, och i stor mängd är den en bra signalart för miljöer med andra rödlistade arter. Trådticka är typisk art för </w:t>
+      </w:r>
+      <w:r>
+        <w:rPr>
+          <w:i/>
+        </w:rPr>
+        <w:t xml:space="preserve">9010 Taiga </w:t>
+      </w:r>
+      <w:r>
+        <w:t xml:space="preserve">och </w:t>
+      </w:r>
+      <w:r>
+        <w:rPr>
+          <w:i/>
+        </w:rPr>
+        <w:t xml:space="preserve">9050 Näringsrik granskog </w:t>
+      </w:r>
+      <w:r>
+        <w:t>(SLU Artdatabanken, 2025).</w:t>
+      </w:r>
+    </w:p>
+    <w:p>
+      <w:r>
+        <w:rPr>
+          <w:b/>
+        </w:rPr>
         <w:t>Ullticka (NT)</w:t>
       </w:r>
       <w:r>
-        <w:t xml:space="preserve"> är knuten till restbestånd av barrnaturskog och förekommer med ett tydligt optimum i orörda eller måttligt påverkade gamla granskogar där det föreligger viss kontinuitet av grov död ved. Ullticka är en bra signalart inom hela sitt utbredningsområde och i södra Sverige är den sällsynt och en god signalart för skyddsvärda granskogsmiljöer. Den hotas av avverkning och fragmentering av naturskog och äldre granskog med lång trädkontinuitet. På ullticka kan ibland ulltickeporing (VU) påträffas - det är en sällsynt ticka som nyligen delats upp i tre olika arter: </w:t>
+        <w:t xml:space="preserve"> är knuten till restbestånd av barrnaturskog och förekommer med ett tydligt optimum i orörda eller måttligt påverkade gamla granskogar där det föreligger viss kontinuitet av grov död ved. Ullticka är en bra signalart inom hela sitt utbredningsområde och i södra Sverige är den sällsynt och en god signalart för skyddsvärda granskogsmiljöer. Den hotas av avverkning och fragmentering av naturskog och äldre granskog med lång trädkontinuitet. Ullticka är typisk art för </w:t>
+      </w:r>
+      <w:r>
+        <w:rPr>
+          <w:i/>
+        </w:rPr>
+        <w:t xml:space="preserve">9010 Taiga, 9050 Näringsrik granskog </w:t>
+      </w:r>
+      <w:r>
+        <w:t xml:space="preserve">och </w:t>
+      </w:r>
+      <w:r>
+        <w:rPr>
+          <w:i/>
+        </w:rPr>
+        <w:t>9030 Landhöjningsskog</w:t>
+      </w:r>
+      <w:r>
+        <w:t xml:space="preserve">. På ullticka kan ibland ulltickeporing (VU) påträffas - det är en sällsynt ticka som nyligen delats upp i tre olika arter: </w:t>
       </w:r>
       <w:r>
         <w:rPr>
@@ -535,7 +773,16 @@
         <w:t>Lavskrika (§4)</w:t>
       </w:r>
       <w:r>
-        <w:t>, prioriterad art i Skogsvårdslagen, är en mycket stationär fågel, som häckar i äldre, slutna och hänglavsrika barrskogar. Reviren är livslånga med hemområden som varierar mellan 50 och 150 ha. Inom ett revir av hög kvalitet finns det som regel ett eller flera kärnområden (1–20 ha) med relativt tät flerskiktad granskog. Arten missgynnas när flerskiktad skog omförs till enskiktade bestånd och även röjning och hård gallring är starkt negativt. Lavskrikan har relativt stora hemområden och försvinner när den äldre skogen fragmenteras, särskilt allvarligt är när kärnområdena avverkas. (Skogsstyrelsen 2016). Populationen har minskat med 20–40 % de senaste 30 åren. Arten försvinner successivt framför allt vid dess utbredningsgränser (SLU Artdatabanken, 2021).</w:t>
+        <w:t xml:space="preserve">, som är typisk art för </w:t>
+      </w:r>
+      <w:r>
+        <w:rPr>
+          <w:i/>
+        </w:rPr>
+        <w:t>9010 Taiga</w:t>
+      </w:r>
+      <w:r>
+        <w:t xml:space="preserve"> och prioriterad art i Skogsvårdslagen, är en mycket stationär fågel, som häckar i äldre, slutna och hänglavsrika barrskogar. Reviren är livslånga med hemområden som varierar mellan 50 och 150 ha. Inom ett revir av hög kvalitet finns det som regel ett eller flera kärnområden (1–20 ha) med relativt tät flerskiktad granskog. Arten missgynnas när flerskiktad skog omförs till enskiktade bestånd och även röjning och hård gallring är starkt negativt. Lavskrikan har relativt stora hemområden och försvinner när den äldre skogen fragmenteras, särskilt allvarligt är när kärnområdena avverkas. (Skogsstyrelsen 2016). Populationen har minskat med 20–40 % de senaste 30 åren. Arten försvinner successivt framför allt vid dess utbredningsgränser (SLU Artdatabanken, 2021).</w:t>
       </w:r>
     </w:p>
     <w:p>
@@ -546,7 +793,25 @@
         <w:t>Spillkråka (NT, §4)</w:t>
       </w:r>
       <w:r>
-        <w:t xml:space="preserve"> är rödlistad som nära hotad och ingår i bilaga 1 i EU:s fågeldirektiv. Den minskar i population på grund av minskad tillgång på lämpliga bo- och födoträd och minskad födotillgång. Spillkråkans minskningstakt har uppgått till 19 (24–10) % under de senaste 15 åren. Minskningstakten för den svenska populationen bedöms vara nära gränsvärdet för Sårbar (VU) (A2bc). Skogsbruk med korta omloppstider och täta, homogena ungskogar utgör det största hotet, (SLU Artdatabanken, 2023).</w:t>
+        <w:t xml:space="preserve"> är rödlistad som nära hotad och ingår i bilaga 1 i EU:s fågeldirektiv. Den minskar i population på grund av minskad tillgång på lämpliga bo- och födoträd och minskad födotillgång. Spillkråkans minskningstakt har uppgått till 19 (24–10) % under de senaste 15 åren. Minskningstakten för den svenska populationen bedöms vara nära gränsvärdet för Sårbar (VU) (A2bc). Skogsbruk med korta omloppstider och täta, homogena ungskogar utgör det största hotet. Spillkråka är typisk art för </w:t>
+      </w:r>
+      <w:r>
+        <w:rPr>
+          <w:i/>
+        </w:rPr>
+        <w:t xml:space="preserve">9010 Taiga </w:t>
+      </w:r>
+      <w:r>
+        <w:t>och</w:t>
+      </w:r>
+      <w:r>
+        <w:rPr>
+          <w:i/>
+        </w:rPr>
+        <w:t xml:space="preserve"> 9740 Skogsbevuxen myr </w:t>
+      </w:r>
+      <w:r>
+        <w:t>(SLU Artdatabanken, 2023).</w:t>
       </w:r>
     </w:p>
     <w:p>
@@ -568,7 +833,25 @@
         <w:t>Tjäder (§4)</w:t>
       </w:r>
       <w:r>
-        <w:t xml:space="preserve"> är en utpräglad skogsfågel knuten till större sammanhängande barrskogsområden. Tupparna och hönorna utnyttjar till viss del olika miljöer, och habitatvalet varierar dessutom mellan olika delar av året. För att det ska finnas livskraftiga tjäderbestånd krävs funktionella skogslandskap med en blandning av uppvuxen, gles och luckig skog, täta sumpskogar, myrar och andra små våtmarker. Arten försvinner när skogen fragmenteras och den sammanlagda arealen hyggen och andra öppna områden blir för stor. Ett småskaligt och försiktigt virkesuttag genom hyggesfria metoder kan i vissa fall vara möjligt i området inom 200 m från lekcentrum. Längre ut från lekcentrum, inom 200–500 m bör den avverkade ytan inte överskrida 1 hektar för att undvika alltför stora och snabba förändringar (Skogsstyrelsen, 2019).</w:t>
+        <w:t xml:space="preserve"> omfattas av bilaga 1 och 2 EU:s fågeldirektiv och är typisk art för </w:t>
+      </w:r>
+      <w:r>
+        <w:rPr>
+          <w:i/>
+        </w:rPr>
+        <w:t xml:space="preserve">9010 Taiga </w:t>
+      </w:r>
+      <w:r>
+        <w:t xml:space="preserve">och </w:t>
+      </w:r>
+      <w:r>
+        <w:rPr>
+          <w:i/>
+        </w:rPr>
+        <w:t>9740 Skogsbevuxen myr</w:t>
+      </w:r>
+      <w:r>
+        <w:t>. Tjädern är en utpräglad skogsfågel knuten till större sammanhängande barrskogsområden. Tupparna och hönorna utnyttjar till viss del olika miljöer, och habitatvalet varierar dessutom mellan olika delar av året. För att det ska finnas livskraftiga tjäderbestånd krävs funktionella skogslandskap med en blandning av uppvuxen, gles och luckig skog, täta sumpskogar, myrar och andra små våtmarker. Arten försvinner när skogen fragmenteras och den sammanlagda arealen hyggen och andra öppna områden blir för stor. Ett småskaligt och försiktigt virkesuttag genom hyggesfria metoder kan i vissa fall vara möjligt i området inom 200 m från lekcentrum. Längre ut från lekcentrum, inom 200–500 m bör den avverkade ytan inte överskrida 1 hektar för att undvika alltför stora och snabba förändringar (Skogsstyrelsen, 2019; SLU Artdatabanken, 2024).</w:t>
       </w:r>
     </w:p>
     <w:p>
@@ -579,7 +862,25 @@
         <w:t>Tretåig hackspett (NT, §4)</w:t>
       </w:r>
       <w:r>
-        <w:t xml:space="preserve"> är rödlistad som nära hotad och ingår i bilaga 1 i EU:s fågeldirektiv. Tretåig hackspett är för sin överlevnad beroende av kontinuerlig tillförsel av äldre döende och död ved, som sker genom naturliga självgallringsprocesser i äldre grannaturskogar och barrblandade naturskogar. Om en skog genom skogsbruk gallras eller glesas ur så upphör och uteblir i stort sett den naturliga självgallringsprocessen för mycket lång tid framöver vilket omöjliggör upprätthållandet av den kontinuerliga ekologiska funktionen i ett område. Det finns studier som visar att naturskogens självgallringsprocess som den tretåiga hackspetten är beroende av, inte kan ersättas med efterlämnad hänsyn i skogsbruket (Imbeau &amp; Desrochers, 2002). Storleken på häckningsreviret varierar med skogstypen, förekomsten av död ved och graden av fragmentering, men är i allmänhet i storleksordningen 25–100 hektar. Vintertid krävs ofta betydligt större områden och det finns studier som antyder att arten behöver minst 100 hektar äldre skog. I områden med låg bonitet kan det behövas över 200 hektar lämpligt habitat för att ett par ska kunna reproducera sig. Områden med dokumenterad permanent förekomst i naturskogsmiljöer har vanligen så stora naturvärden att skogsbruk är olämpligt (Skogsstyrelsen, 2016).</w:t>
+        <w:t xml:space="preserve"> är rödlistad som nära hotad och ingår i bilaga 1 i EU:s fågeldirektiv. Tretåig hackspett är för sin överlevnad beroende av kontinuerlig tillförsel av äldre döende och död ved, som sker genom naturliga självgallringsprocesser i äldre grannaturskogar och barrblandade naturskogar. Om en skog genom skogsbruk gallras eller glesas ur så upphör och uteblir i stort sett den naturliga självgallringsprocessen för mycket lång tid framöver vilket omöjliggör upprätthållandet av den kontinuerliga ekologiska funktionen i ett område. Det finns studier som visar att naturskogens självgallringsprocess som den tretåiga hackspetten är beroende av, inte kan ersättas med efterlämnad hänsyn i skogsbruket (Imbeau &amp; Desrochers, 2002). Storleken på häckningsreviret varierar med skogstypen, förekomsten av död ved och graden av fragmentering, men är i allmänhet i storleksordningen 25–100 hektar. Vintertid krävs ofta betydligt större områden och det finns studier som antyder att arten behöver minst 100 hektar äldre skog. I områden med låg bonitet kan det behövas över 200 hektar lämpligt habitat för att ett par ska kunna reproducera sig. Områden med dokumenterad permanent förekomst i naturskogsmiljöer har vanligen så stora naturvärden att skogsbruk är olämpligt. Tretåig hackspett är typisk art för </w:t>
+      </w:r>
+      <w:r>
+        <w:rPr>
+          <w:i/>
+        </w:rPr>
+        <w:t xml:space="preserve">9010 Taiga, 9740 Skogsbevuxen myr, 9030 Landhöjningsskog </w:t>
+      </w:r>
+      <w:r>
+        <w:t xml:space="preserve">och </w:t>
+      </w:r>
+      <w:r>
+        <w:rPr>
+          <w:i/>
+        </w:rPr>
+        <w:t>9040 Fjällbjörkskog</w:t>
+      </w:r>
+      <w:r>
+        <w:t xml:space="preserve"> (Skogsstyrelsen, 2016; SLU Artdatabanken, 2024).</w:t>
       </w:r>
     </w:p>
     <w:p>
@@ -942,7 +1243,16 @@
     </w:p>
     <w:p>
       <w:r>
-        <w:t>Lavskrikan är fridlyst enligt 4 § artskyddsförordningen (2007:845) och ingår i förteckningen över prioriterade arter i Skogsstyrelsens föreskrifter och allmänna råd (SKSFS 2011:7) bilaga 4.</w:t>
+        <w:t xml:space="preserve">Lavskrika är typisk art för </w:t>
+      </w:r>
+      <w:r>
+        <w:rPr>
+          <w:i/>
+        </w:rPr>
+        <w:t>9010 Taiga</w:t>
+      </w:r>
+      <w:r>
+        <w:t>, fridlyst enligt 4 § artskyddsförordningen (2007:845) och ingår i förteckningen över prioriterade arter i Skogsstyrelsens föreskrifter och allmänna råd (SKSFS 2011:7) bilaga 4.</w:t>
       </w:r>
     </w:p>
     <w:p>
@@ -1019,7 +1329,25 @@
     </w:p>
     <w:p>
       <w:r>
-        <w:t>Lunglav (NT) är en av vårt lands främsta signalarter som överallt indikerar gamla lövträd, skogsbestånd med höga naturvärden och ekosystem med lång skoglig kontinuitet. Lokalt kan förekomsten vara mycket riklig men den hittas nästan enbart i gamla och ej slutavverkade skogar. Artens samtliga förekomster bör uppmärksammas från naturvårdssynpunkt, då många lokaler även hyser andra ovanliga och rödlistade arter. Rikliga förekomster bör skyddas med biotopskydd, frivilliga avsättningar eller reservat (SLU Artdatabanken, 2024; Nitare &amp; Skogsstyrelsen, 2019).</w:t>
+        <w:t xml:space="preserve">Lunglav (NT) är en av vårt lands främsta signalarter som överallt indikerar gamla lövträd, skogsbestånd med höga naturvärden och ekosystem med lång skoglig kontinuitet. Lokalt kan förekomsten vara mycket riklig men den hittas nästan enbart i gamla och ej slutavverkade skogar. Artens samtliga förekomster bör uppmärksammas från naturvårdssynpunkt, då många lokaler även hyser andra ovanliga och rödlistade arter. Rikliga förekomster bör skyddas med biotopskydd, frivilliga avsättningar eller reservat. Lunglav är typisk art för </w:t>
+      </w:r>
+      <w:r>
+        <w:rPr>
+          <w:i/>
+        </w:rPr>
+        <w:t>9010 Taiga, 9020 Nordlig ädellövskog, 9110 Näringsfattig bokskog, 9130 Näringsrik bokskog, 9160 Näringsrik ekskog, 9180 Ädellövskog i branter, 9190 Näringsfattig ekskog, 9070 Trädklädd betesmark, 9040 Fjällbjörkskog</w:t>
+      </w:r>
+      <w:r>
+        <w:t xml:space="preserve"> och</w:t>
+      </w:r>
+      <w:r>
+        <w:rPr>
+          <w:i/>
+        </w:rPr>
+        <w:t xml:space="preserve"> 6530 Lövängar</w:t>
+      </w:r>
+      <w:r>
+        <w:t xml:space="preserve"> (SLU Artdatabanken, 2024; Nitare &amp; Skogsstyrelsen, 2019).</w:t>
       </w:r>
     </w:p>
     <w:p>
@@ -1132,12 +1460,30 @@
     </w:p>
     <w:p>
       <w:r>
-        <w:t>Spillkråka (NT) är rödlistad som nära hotad, fridlyst enligt §4 Artskyddsförordningen och ingår i bilaga 1 i EU:s fågeldirektiv. Spillkråka lever i både barr- och blandskog liksom i ren lövskog. De tätaste populationerna tenderar att finnas i äldre, variationsrik blandskog med gott om död ved och gamla träd.</w:t>
+        <w:t xml:space="preserve">Spillkråka (NT) är rödlistad som nära hotad, fridlyst enligt §4 Artskyddsförordningen, typisk art för </w:t>
+      </w:r>
+      <w:r>
+        <w:rPr>
+          <w:i/>
+        </w:rPr>
+        <w:t xml:space="preserve">9010 Taiga </w:t>
+      </w:r>
+      <w:r>
+        <w:t>och</w:t>
+      </w:r>
+      <w:r>
+        <w:rPr>
+          <w:i/>
+        </w:rPr>
+        <w:t xml:space="preserve"> 9740 Skogsbevuxen myr</w:t>
+      </w:r>
+      <w:r>
+        <w:t xml:space="preserve"> och ingår i bilaga 1 i EU:s fågeldirektiv. Spillkråka lever i både barr- och blandskog liksom i ren lövskog. De tätaste populationerna tenderar att finnas i äldre, variationsrik blandskog med gott om död ved och gamla träd.</w:t>
       </w:r>
     </w:p>
     <w:p>
       <w:r>
-        <w:t>Varje par utnyttjar 400–1000 hektar skog beroende på skogens kvalitet. En minskning av populationen pågår på grund av minskad tillgång på lämpliga bo- och födoträd och minskad födotillgång. Spillkråkans minskningstakt har uppgått till 19 (24–10) % under de senaste 15 åren. Minskningstakten för den svenska populationen bedöms vara nära gränsvärdet för Sårbar (VU) (A2bc). Skogsbruk med korta omloppstider och täta, homogena ungskogar utgör det största hotet (Artdatabanken 2023).</w:t>
+        <w:t>Varje par utnyttjar 400–1000 hektar skog beroende på skogens kvalitet. En minskning av populationen pågår på grund av minskad tillgång på lämpliga bo- och födoträd och minskad födotillgång. Spillkråkans minskningstakt har uppgått till 19 (24–10) % under de senaste 15 åren. Minskningstakten för den svenska populationen bedöms vara nära gränsvärdet för Sårbar (VU) (A2bc). Skogsbruk med korta omloppstider och täta, homogena ungskogar utgör det största hotet (SLU Artdatabanken 2023).</w:t>
       </w:r>
     </w:p>
     <w:p>
@@ -1292,7 +1638,25 @@
     </w:p>
     <w:p>
       <w:r>
-        <w:t>Tjäder (§4) är en utpräglad skogsfågel knuten till större sammanhängande barrskogsområden. Tupparna och hönorna utnyttjar till viss del olika miljöer, och habitatvalet varierar dessutom mellan olika delar av året. För att det ska finnas livskraftiga tjäderbestånd krävs funktionella skogslandskap med en blandning av uppvuxen, gles och luckig skog, täta sumpskogar, myrar och andra små våtmarker (Skogsstyrelsen, 2019).</w:t>
+        <w:t xml:space="preserve">Tjäder (§4) omfattas av bilaga 1 och 2 EU:s fågeldirektiv och är typisk art för </w:t>
+      </w:r>
+      <w:r>
+        <w:rPr>
+          <w:i/>
+        </w:rPr>
+        <w:t xml:space="preserve">9010 Taiga </w:t>
+      </w:r>
+      <w:r>
+        <w:t xml:space="preserve">och </w:t>
+      </w:r>
+      <w:r>
+        <w:rPr>
+          <w:i/>
+        </w:rPr>
+        <w:t>9740 Skogsbevuxen myr</w:t>
+      </w:r>
+      <w:r>
+        <w:t>. Tjädern är en utpräglad skogsfågel knuten till större sammanhängande barrskogsområden. Tupparna och hönorna utnyttjar till viss del olika miljöer, och habitatvalet varierar dessutom mellan olika delar av året. För att det ska finnas livskraftiga tjäderbestånd krävs funktionella skogslandskap med en blandning av uppvuxen, gles och luckig skog, täta sumpskogar, myrar och andra små våtmarker (Skogsstyrelsen, 2019; SLU Artdatabanken 2024).</w:t>
       </w:r>
     </w:p>
     <w:p>
@@ -1316,10 +1680,21 @@
         <w:rPr>
           <w:i/>
         </w:rPr>
-        <w:t xml:space="preserve">Vägledning för hänsyn till fåglar – tjäder. </w:t>
-      </w:r>
-      <w:r>
-        <w:t>https://www.skogsstyrelsen.se/globalassets/lag-och-tillsyn/artskydd/vagledningar-for-hansyn-till-faglar/tjader-vagledning-hansyn2.pdf</w:t>
+        <w:t>Vägledning för hänsyn till fåglar – tjäder.</w:t>
+      </w:r>
+    </w:p>
+    <w:p>
+      <w:r>
+        <w:t xml:space="preserve">SLU Artdatabanken, 2024. </w:t>
+      </w:r>
+      <w:r>
+        <w:rPr>
+          <w:i/>
+        </w:rPr>
+        <w:t xml:space="preserve">Artfaktablad. Naturvård – artfakta. </w:t>
+      </w:r>
+      <w:r>
+        <w:t>SLU Artdatabanken, Uppsala</w:t>
       </w:r>
     </w:p>
     <w:p>
@@ -1347,7 +1722,16 @@
         <w:rPr>
           <w:i/>
         </w:rPr>
-        <w:t>“Områden med dokumenterad permanent förekomst i naturskogsmiljöer har vanligen så stora naturvärden att skogsbruk är olämpligt”.</w:t>
+        <w:t>“Områden med dokumenterad permanent förekomst i naturskogsmiljöer har vanligen så stora naturvärden att skogsbruk är olämpligt”</w:t>
+      </w:r>
+      <w:r>
+        <w:t xml:space="preserve"> (SLU Artdatabanken, 2024; Skogsstyrelsen, 2016)</w:t>
+      </w:r>
+      <w:r>
+        <w:rPr>
+          <w:i/>
+        </w:rPr>
+        <w:t>.</w:t>
       </w:r>
     </w:p>
     <w:p>
@@ -1357,12 +1741,30 @@
     </w:p>
     <w:p>
       <w:r>
-        <w:t>Permanenta revir av tretåig hackspett karaktäriseras ofta av artens typiska ringformigt ordnade hackmärken på framför allt gamla granar. För att säkerställa att inte revir av tretåig hackspett drabbas av avverkningsplanerna bör en inventering göras i området både under häckningstid och under vintern, då arten utnyttjar betydligt större områden än under sommarens häckningsrevir. Storleken på häckningsreviret varierar med skogstypen, förekomsten av död ved och graden av fragmentering, men är i allmänhet i storleksordningen 25–100 hektar.</w:t>
+        <w:t>Permanenta revir av tretåig hackspett karaktäriseras ofta av artens typiska ringformigt ordnade hackmärken på framför allt gamla granar. För att säkerställa att inte revir av tretåig hackspett drabbas av avverkningsplanerna bör en inventering göras i området både under häckningstid och under vintern, då arten utnyttjar betydligt större områden än under sommarens häckningsrevir. Storleken på häckningsreviret varierar med skogstypen, förekomsten av död ved och graden av fragmentering, men är i allmänhet i storleksordningen 25–100 hektar (SLU Artdatabanken, 2024; Skogsstyrelsen, 2016).</w:t>
       </w:r>
     </w:p>
     <w:p>
       <w:r>
-        <w:t>Förutom fridlysning enligt §4 Artskyddsförordningen är tretåig hackspett även förtecknad i EU:s fågeldirektiv bilaga 1. Den ingår också i Natura 2000 och är förtecknad i Bernkonventionen bilaga II (strikt skyddade djurarter).</w:t>
+        <w:t xml:space="preserve">Förutom fridlysning enligt §4 Artskyddsförordningen är tretåig hackspett även förtecknad i EU:s fågeldirektiv bilaga 1. Den är typisk art för </w:t>
+      </w:r>
+      <w:r>
+        <w:rPr>
+          <w:i/>
+        </w:rPr>
+        <w:t xml:space="preserve">9010 Taiga, 9740 Skogsbevuxen myr, 9030 Landhöjningsskog </w:t>
+      </w:r>
+      <w:r>
+        <w:t xml:space="preserve">och </w:t>
+      </w:r>
+      <w:r>
+        <w:rPr>
+          <w:i/>
+        </w:rPr>
+        <w:t>9040 Fjällbjörkskog</w:t>
+      </w:r>
+      <w:r>
+        <w:t xml:space="preserve"> samt ingår i Natura 2000 och är förtecknad i Bernkonventionen bilaga II (strikt skyddade djurarter) (SLU Artdatabanken, 2024; Skogsstyrelsen, 2016).</w:t>
       </w:r>
     </w:p>
     <w:p>
@@ -1384,7 +1786,7 @@
         <w:t xml:space="preserve">Förekomst av tretåig hackspett Picoides tridactylus på bestånds- och landskapsnivå. </w:t>
       </w:r>
       <w:r>
-        <w:t>Ornis Svecica 6: 107–119</w:t>
+        <w:t>Ornis Svecica 6: 107–119.</w:t>
       </w:r>
     </w:p>
     <w:p>
@@ -1398,7 +1800,7 @@
         <w:t xml:space="preserve">Dead wood threshold values for the three-toed woodpecker presence in boreal and sub-Alpine forest. </w:t>
       </w:r>
       <w:r>
-        <w:t>Biological conservation 119(3): 305–318</w:t>
+        <w:t>Biological conservation 119(3): 305–318.</w:t>
       </w:r>
     </w:p>
     <w:p>
@@ -1437,10 +1839,21 @@
         <w:rPr>
           <w:i/>
         </w:rPr>
-        <w:t xml:space="preserve">Vägledning för hänsyn till fåglar – Tretåig hackspett. </w:t>
-      </w:r>
-      <w:r>
-        <w:t>www.skogsstyrelsen.se</w:t>
+        <w:t>Vägledning för hänsyn till fåglar – Tretåig hackspett.</w:t>
+      </w:r>
+    </w:p>
+    <w:p>
+      <w:r>
+        <w:t xml:space="preserve">SLU Artdatabanken, 2024. </w:t>
+      </w:r>
+      <w:r>
+        <w:rPr>
+          <w:i/>
+        </w:rPr>
+        <w:t xml:space="preserve">Artfaktablad. Naturvård – artfakta. </w:t>
+      </w:r>
+      <w:r>
+        <w:t>SLU Artdatabanken, Uppsala.</w:t>
       </w:r>
     </w:p>
     <w:p>
@@ -1468,7 +1881,7 @@
         <w:t xml:space="preserve">Population trends of forest birds in a Finnish Lapland landscape of large habitat blocks – Consequences of stochastic environmental variation or regional habitat alteration. </w:t>
       </w:r>
       <w:r>
-        <w:t>Biological conservation 56(2): 223–240</w:t>
+        <w:t>Biological conservation 56(2): 223–240.</w:t>
       </w:r>
     </w:p>
     <w:p>
@@ -1694,7 +2107,7 @@
     <w:r>
       <w:tab/>
       <w:tab/>
-      <w:t>2026-01-28</w:t>
+      <w:t>2026-01-29</w:t>
       <w:br/>
       <w:br/>
     </w:r>

--- a/klagomål/A 52745-2025 FSC-klagomål.docx
+++ b/klagomål/A 52745-2025 FSC-klagomål.docx
@@ -2107,7 +2107,7 @@
     <w:r>
       <w:tab/>
       <w:tab/>
-      <w:t>2026-01-29</w:t>
+      <w:t>2026-01-30</w:t>
       <w:br/>
       <w:br/>
     </w:r>

--- a/klagomål/A 52745-2025 FSC-klagomål.docx
+++ b/klagomål/A 52745-2025 FSC-klagomål.docx
@@ -2107,7 +2107,7 @@
     <w:r>
       <w:tab/>
       <w:tab/>
-      <w:t>2026-01-30</w:t>
+      <w:t>2026-01-31</w:t>
       <w:br/>
       <w:br/>
     </w:r>

--- a/klagomål/A 52745-2025 FSC-klagomål.docx
+++ b/klagomål/A 52745-2025 FSC-klagomål.docx
@@ -2179,7 +2179,7 @@
     <w:r>
       <w:tab/>
       <w:tab/>
-      <w:t>2026-06-15</w:t>
+      <w:t>2026-06-16</w:t>
       <w:br/>
       <w:br/>
     </w:r>

--- a/klagomål/A 52745-2025 FSC-klagomål.docx
+++ b/klagomål/A 52745-2025 FSC-klagomål.docx
@@ -2179,7 +2179,7 @@
     <w:r>
       <w:tab/>
       <w:tab/>
-      <w:t>2026-06-16</w:t>
+      <w:t>2026-06-17</w:t>
       <w:br/>
       <w:br/>
     </w:r>

--- a/klagomål/A 52745-2025 FSC-klagomål.docx
+++ b/klagomål/A 52745-2025 FSC-klagomål.docx
@@ -1,6 +1,6 @@
 
 <file path=word/document.xml><?xml version="1.0" encoding="utf-8"?>
-<w:document xmlns:wpc="http://schemas.microsoft.com/office/word/2010/wordprocessingCanvas" xmlns:cx="http://schemas.microsoft.com/office/drawing/2014/chartex" xmlns:cx1="http://schemas.microsoft.com/office/drawing/2015/9/8/chartex" xmlns:cx2="http://schemas.microsoft.com/office/drawing/2015/10/21/chartex" xmlns:cx3="http://schemas.microsoft.com/office/drawing/2016/5/9/chartex" xmlns:cx4="http://schemas.microsoft.com/office/drawing/2016/5/10/chartex" xmlns:cx5="http://schemas.microsoft.com/office/drawing/2016/5/11/chartex" xmlns:cx6="http://schemas.microsoft.com/office/drawing/2016/5/12/chartex" xmlns:cx7="http://schemas.microsoft.com/office/drawing/2016/5/13/chartex" xmlns:cx8="http://schemas.microsoft.com/office/drawing/2016/5/14/chartex" xmlns:mc="http://schemas.openxmlformats.org/markup-compatibility/2006" xmlns:aink="http://schemas.microsoft.com/office/drawing/2016/ink" xmlns:am3d="http://schemas.microsoft.com/office/drawing/2017/model3d" xmlns:o="urn:schemas-microsoft-com:office:office" xmlns:oel="http://schemas.microsoft.com/office/2019/extlst" xmlns:r="http://schemas.openxmlformats.org/officeDocument/2006/relationships" xmlns:m="http://schemas.openxmlformats.org/officeDocument/2006/math" xmlns:v="urn:schemas-microsoft-com:vml" xmlns:wp14="http://schemas.microsoft.com/office/word/2010/wordprocessingDrawing" xmlns:wp="http://schemas.openxmlformats.org/drawingml/2006/wordprocessingDrawing" xmlns:w10="urn:schemas-microsoft-com:office:word" xmlns:w="http://schemas.openxmlformats.org/wordprocessingml/2006/main" xmlns:w14="http://schemas.microsoft.com/office/word/2010/wordml" xmlns:w15="http://schemas.microsoft.com/office/word/2012/wordml" xmlns:w16cex="http://schemas.microsoft.com/office/word/2018/wordml/cex" xmlns:w16cid="http://schemas.microsoft.com/office/word/2016/wordml/cid" xmlns:w16="http://schemas.microsoft.com/office/word/2018/wordml" xmlns:w16sdtdh="http://schemas.microsoft.com/office/word/2020/wordml/sdtdatahash" xmlns:w16se="http://schemas.microsoft.com/office/word/2015/wordml/symex" xmlns:wpg="http://schemas.microsoft.com/office/word/2010/wordprocessingGroup" xmlns:wpi="http://schemas.microsoft.com/office/word/2010/wordprocessingInk" xmlns:wne="http://schemas.microsoft.com/office/word/2006/wordml" xmlns:wps="http://schemas.microsoft.com/office/word/2010/wordprocessingShape" mc:Ignorable="w14 w15 w16se w16cid w16 w16cex w16sdtdh wp14">
+<w:document xmlns:wpc="http://schemas.microsoft.com/office/word/2010/wordprocessingCanvas" xmlns:cx="http://schemas.microsoft.com/office/drawing/2014/chartex" xmlns:cx1="http://schemas.microsoft.com/office/drawing/2015/9/8/chartex" xmlns:cx2="http://schemas.microsoft.com/office/drawing/2015/10/21/chartex" xmlns:cx3="http://schemas.microsoft.com/office/drawing/2016/5/9/chartex" xmlns:cx4="http://schemas.microsoft.com/office/drawing/2016/5/10/chartex" xmlns:cx5="http://schemas.microsoft.com/office/drawing/2016/5/11/chartex" xmlns:cx6="http://schemas.microsoft.com/office/drawing/2016/5/12/chartex" xmlns:cx7="http://schemas.microsoft.com/office/drawing/2016/5/13/chartex" xmlns:cx8="http://schemas.microsoft.com/office/drawing/2016/5/14/chartex" xmlns:mc="http://schemas.openxmlformats.org/markup-compatibility/2006" xmlns:aink="http://schemas.microsoft.com/office/drawing/2016/ink" xmlns:am3d="http://schemas.microsoft.com/office/drawing/2017/model3d" xmlns:o="urn:schemas-microsoft-com:office:office" xmlns:oel="http://schemas.microsoft.com/office/2019/extlst" xmlns:r="http://schemas.openxmlformats.org/officeDocument/2006/relationships" xmlns:m="http://schemas.openxmlformats.org/officeDocument/2006/math" xmlns:v="urn:schemas-microsoft-com:vml" xmlns:wp14="http://schemas.microsoft.com/office/word/2010/wordprocessingDrawing" xmlns:wp="http://schemas.openxmlformats.org/drawingml/2006/wordprocessingDrawing" xmlns:w10="urn:schemas-microsoft-com:office:word" xmlns:w="http://schemas.openxmlformats.org/wordprocessingml/2006/main" xmlns:w14="http://schemas.microsoft.com/office/word/2010/wordml" xmlns:w15="http://schemas.microsoft.com/office/word/2012/wordml" xmlns:w16cex="http://schemas.microsoft.com/office/word/2018/wordml/cex" xmlns:w16cid="http://schemas.microsoft.com/office/word/2016/wordml/cid" xmlns:w16="http://schemas.microsoft.com/office/word/2018/wordml" xmlns:w16du="http://schemas.microsoft.com/office/word/2023/wordml/word16du" xmlns:w16sdtdh="http://schemas.microsoft.com/office/word/2020/wordml/sdtdatahash" xmlns:w16sdtfl="http://schemas.microsoft.com/office/word/2024/wordml/sdtformatlock" xmlns:w16se="http://schemas.microsoft.com/office/word/2015/wordml/symex" xmlns:wpg="http://schemas.microsoft.com/office/word/2010/wordprocessingGroup" xmlns:wpi="http://schemas.microsoft.com/office/word/2010/wordprocessingInk" xmlns:wne="http://schemas.microsoft.com/office/word/2006/wordml" xmlns:wps="http://schemas.microsoft.com/office/word/2010/wordprocessingShape" mc:Ignorable="w14 w15 w16se w16cid w16 w16cex w16sdtdh w16sdtfl w16du wp14">
   <w:body>
     <w:p>
       <w:r>
@@ -168,7 +168,7 @@
     </w:p>
     <w:p>
       <w:r>
-        <w:t>Detta dokument behandlar höga naturvärden i avverkningsanmälan A 52745-2025 i Strömsunds kommun. Denna avverkningsanmälan inkom 2025-10-27 00:00:00 och omfattar 17,9 ha.</w:t>
+        <w:t>Detta dokument behandlar höga naturvärden i avverkningsanmälan A 52745-2025 i Strömsunds kommun som inkom 2025-10-27 och omfattar 17,9 ha.</w:t>
       </w:r>
     </w:p>
     <w:p>
@@ -191,12 +191,15 @@
     </w:p>
     <w:p>
       <w:r>
-        <w:t>I avverkningsanmälan har följande 24 naturvårdsarter hittats: ostticka (VU), ulltickeporing (VU), brunpudrad nållav (NT), doftskinn (NT), gammelgransskål (NT), garnlav (NT), granticka (NT), gränsticka (NT), harticka (NT), liten svartspik (NT), lunglav (NT), rosenticka (NT), rödbrun blekspik (NT), skrovellav (NT), spillkråka (NT, §4), talltita (NT, §4), tretåig hackspett (NT, §4), ullticka (NT), vitgrynig nållav (NT), rostfläck (S), stuplav (S), trådticka (S), lavskrika (§4) och tjäder (§4). Av dessa är 19 rödlistade. För rödlistade arter har rödlistekategorin angivits inom parentes. Arter som är signalarter enligt Skogsstyrelsen har markerats med (S). För fridlysta arter anges även paragrafen i Artskyddsförordningen som arten är fridlyst enligt.</w:t>
+        <w:t>I och inom 9 meter från avverkningsanmälan har följande 23 naturvårdsarter hittats: garnlav (VU, T), gränsticka (VU, T), ostticka (VU, T), ulltickeporing (VU), brunpudrad nållav (NT, T), doftskinn (NT, T), gammelgransskål (NT, T), harticka (NT, T), lavskrika (NT, T, §4), liten svartspik (NT), lunglav (NT, T), rosenticka (NT, T), rödbrun blekspik (NT, T), skrovellav (NT, T), talltita (NT, §4), tretåig hackspett (NT, T, §4), ullticka (NT, T), vitgrynig nållav (NT), rostfläck (S, T), stuplav (S, T), trådticka (S, T), spillkråka (T, §4) och tjäder (T, §4). Av dessa är 18 rödlistade. För rödlistade arter har rödlistekategorin angivits inom parentes. Arter som är signalarter enligt Skogsstyrelsen har markerats med (S). Typiska arter inom Natura 2000 som är kopplade till skogsekosystem har markerats med (T). För fridlysta arter anges även paragrafen i Artskyddsförordningen som arten är fridlyst enligt.</w:t>
       </w:r>
     </w:p>
     <w:p>
       <w:r>
-        <w:t>De påträffade naturvårdsarterna är ett tydligt kvitto på att detta rör sig om en skog med höga naturvärden. I Figur 1 visas en karta över det avverkningsanmälda området, där samtliga fyndplatser för naturvårdsarter som finns registrerade på Artportalen har markerats.</w:t>
+        <w:t>De påträffade naturvårdsarterna är ett tydligt kvitto på att det rör sig om en skog med höga naturvärden.</w:t>
+      </w:r>
+      <w:r>
+        <w:t xml:space="preserve"> I Figur 1 visas fyndplatser för naturvårdsarter i området, som finns registrerade på Artportalen.</w:t>
       </w:r>
     </w:p>
     <w:p>
@@ -206,7 +209,7 @@
       <w:r>
         <w:drawing>
           <wp:inline xmlns:a="http://schemas.openxmlformats.org/drawingml/2006/main" xmlns:pic="http://schemas.openxmlformats.org/drawingml/2006/picture">
-            <wp:extent cx="5486400" cy="2702758"/>
+            <wp:extent cx="5486400" cy="3832939"/>
             <wp:docPr id="1" name="Picture 1"/>
             <wp:cNvGraphicFramePr>
               <a:graphicFrameLocks noChangeAspect="1"/>
@@ -227,7 +230,7 @@
                   <pic:spPr>
                     <a:xfrm>
                       <a:off x="0" y="0"/>
-                      <a:ext cx="5486400" cy="2702758"/>
+                      <a:ext cx="5486400" cy="3832939"/>
                     </a:xfrm>
                     <a:prstGeom prst="rect"/>
                   </pic:spPr>
@@ -241,69 +244,37 @@
     <w:p>
       <w:pPr>
         <w:pStyle w:val="Caption"/>
+        <w:spacing w:after="240"/>
       </w:pPr>
       <w:r>
-        <w:t>Figur 1. Fyndplatser för naturvårdsarter i det avverkningsanmälda området (röd linje). Markörer utan svart kant är placerade på fyndplatsen. Markörer med svart kant är placerade vid sidan av fyndplatsen och har ett svart streck som visar fyndplatsens exakta position. Kartans mittpunktskoordinat är N 7144934, E 488709 i SWEREF 99 TM.</w:t>
+        <w:t>Figur 1. Fyndplatser för naturvårdsarter i och inom 9 meter från avverkningsanmälan (röd linje). Markörer utan svart kant är placerade på fyndplatsen. Markörer med svart kant är placerade vid sidan av fyndplatsen och har ett svart streck som visar fyndplatsens exakta position. Kartans mittpunktskoordinat är N 7144934, E 488709 i SWEREF 99 TM.</w:t>
       </w:r>
     </w:p>
     <w:p>
-      <w:r>
-        <w:rPr>
-          <w:b/>
-        </w:rPr>
-        <w:t>Brunpudrad nållav (NT)</w:t>
-      </w:r>
-      <w:r>
-        <w:t xml:space="preserve"> är beroende av hög, jämn luftfuktighet och kan påträffas i fuktiga skogar av naturskogskaraktär, ofta i sumpgranskog eller andra sumpskogar. Arten är placerad högst upp i Skogsstyrelsens värdepyramid för bedömning av skog med höga naturvärden och förekomster bör undantas från skogsbruksåtgärder. Brunpudrad nållav är typisk art för </w:t>
-      </w:r>
-      <w:r>
-        <w:rPr>
-          <w:i/>
-        </w:rPr>
-        <w:t>9010 Taiga</w:t>
-      </w:r>
-      <w:r>
-        <w:t xml:space="preserve"> (SLU Artdatabanken, 2024; Nitare &amp; Skogsstyrelsen, 2019).</w:t>
+      <w:pPr>
+        <w:pStyle w:val="Heading2"/>
+      </w:pPr>
+      <w:r>
+        <w:t>Fridlysta arter</w:t>
       </w:r>
     </w:p>
     <w:p>
       <w:r>
-        <w:rPr>
-          <w:b/>
-        </w:rPr>
-        <w:t>Doftskinn (NT)</w:t>
-      </w:r>
-      <w:r>
-        <w:t xml:space="preserve">, rödlistad som nära hotad, är en mycket bra signalart för boreal granskog och indikerar ett gran-skogsekosystem med lång kontinuitet av grova lågor. Arten är placerad i toppen av Skogsstyrelsens värdepyramid för bedömning av skog med höga naturvärden och har klassats som en “urskogsindikator”, då den förekommer med ett tydligt optimum i helt eller nästan helt orörda skogar. Doftskinn är typisk art för </w:t>
-      </w:r>
-      <w:r>
-        <w:rPr>
-          <w:i/>
-        </w:rPr>
-        <w:t xml:space="preserve">9010 Taiga </w:t>
-      </w:r>
-      <w:r>
-        <w:t>(SLU Artdatabanken, 2025; Nitare &amp; Skogsstyrelsen, 2019).</w:t>
+        <w:t>Följande fridlysta arter har sina livsmiljöer och växtplatser i den avverkningsanmälda skogen: lavskrika (NT, T, §4), talltita (NT, §4), tretåig hackspett (NT, T, §4), spillkråka (T, §4) och tjäder (T, §4).</w:t>
       </w:r>
     </w:p>
     <w:p>
       <w:r>
+        <w:t xml:space="preserve">Observera att medlemsländerna är skyldiga att agera i enlighet med EU:s fågeldirektiv där det uttryckligen står att direktivet gäller för fåglar samt för deras ägg, bon och </w:t>
+      </w:r>
+      <w:r>
         <w:rPr>
           <w:b/>
         </w:rPr>
-        <w:t>Gammelgransskål (NT)</w:t>
-      </w:r>
-      <w:r>
-        <w:t xml:space="preserve"> är en liten skålsvamp som växer på gamla granar med skrovlig bark. Typiska växtplatser är gransumpskog i myrkanter, bäckdråg, bäckraviner och skuggiga bergssluttningar, men också skog på torrare mark kan hysa arten om beståndet har stark naturskogskaraktär. Bestånd med arten bör behandlas som nyckelbiotoper och sparas vid en slutavverkning. Även gallring bör undvikas. Gammelgransskål är typisk art för </w:t>
-      </w:r>
-      <w:r>
-        <w:rPr>
-          <w:i/>
-        </w:rPr>
-        <w:t>9010 Taiga</w:t>
-      </w:r>
-      <w:r>
-        <w:t xml:space="preserve"> (SLU Artdatabanken, 2024; Nitare &amp; Skogsstyrelsen, 2019).</w:t>
+        <w:t xml:space="preserve">livsmiljöer </w:t>
+      </w:r>
+      <w:r>
+        <w:t>(artikel 1). Vidare att de åtgärder som vidtas inte får leda till en försämring av den nuvarande situationen beträffande bevarandet av de fågelarter som avses i artikel 1 (artikel 13). Fågeldirektivet är styrande för tillsynsansvariga myndigheters ärendehantering, ställningstaganden och beslutsfattande.</w:t>
       </w:r>
     </w:p>
     <w:p>
@@ -311,28 +282,19 @@
         <w:rPr>
           <w:b/>
         </w:rPr>
-        <w:t>Garnlav (VU)</w:t>
-      </w:r>
-      <w:r>
-        <w:t xml:space="preserve"> är en utpräglad barrskogsart som ibland kan drapera träden i norrländska grannaturskogar med hög luftfuktighet. Den förekommer även i talldominerade bestånd där den, förutom i trädens grenverk, påträffas hängande över ojämnheter i tallbarken. Arten har minskat starkt i södra och mellersta Sverige och den minskar även i sitt nordliga utbredningsområde. Minskningstakten uppgår till 30 (20–50) % inom 50 år och överstiger gränsvärdet för Sårbar (VU). Orsaken till tillbakagången beror främst på slutavverkningar av naturskogsartade skogar. Bestånd med riklig förekomst bör regelmässigt sparas, vilket även gynnar flera andra sällsynta och rödlistade arter. Garnlav är värdväxt för den mycket sällsynta och akut hotade fjärilen barrskogslavfly (CR) som hör hemma i boreala barrskogar med riklig förekomst av värdväxten. Tidigare kunde arten konstateras årligen på flera platser vid Dala-Floda i Dalarna innan lokalerna kalavverkades. Senaste fyndet i landet av barrskogslavfly är från år 2000 då den påträffades vid Högberget i Sollefteå kommun. Garnlav är typisk art för </w:t>
+        <w:t>Lavskrika (NT, §4)</w:t>
+      </w:r>
+      <w:r>
+        <w:t xml:space="preserve"> är rödlistad som nära hotad och fridlyst enligt 4§ artskyddsförordningen. Den har minskat med 20 (10–30) % under de senaste 15 åren och minskningstakten bedöms vara nära gränsvärdet för sårbar (VU). Lavskrikan är en mycket stationär fågel, som häckar i äldre, slutna och hänglavsrika barrskogar. Nyckelfaktorer är flerskiktad skog med rik undervegetation samt riklig förekomst av hänglavar. Reviren är livslånga med hemområden som varierar mellan 50 och 150 ha. Inom ett revir av hög kvalitet finns det som regel ett eller flera kärnområden (1–20 ha) med relativt tät flerskiktad granskog. Arten missgynnas när flerskiktad skog omförs till enskiktade bestånd och även röjning och hård gallring är starkt negativt. Lavskrikan har relativt stora hemområden och försvinner när den äldre skogen fragmenteras, särskilt allvarligt är när kärnområdena avverkas. Den försvinner successivt framför allt vid dess utbredningsgränser och populationen har minskat kontinuerligt under 2000-talet. Lavskrika är typisk art för </w:t>
       </w:r>
       <w:r>
         <w:rPr>
           <w:i/>
         </w:rPr>
-        <w:t xml:space="preserve">9010 Taiga </w:t>
-      </w:r>
-      <w:r>
-        <w:t>och</w:t>
-      </w:r>
-      <w:r>
-        <w:rPr>
-          <w:i/>
-        </w:rPr>
-        <w:t xml:space="preserve"> 9070 Trädklädd betesmark</w:t>
-      </w:r>
-      <w:r>
-        <w:t xml:space="preserve"> (SLU Artdatabanken, 2026).</w:t>
+        <w:t>9010 Taiga</w:t>
+      </w:r>
+      <w:r>
+        <w:t xml:space="preserve"> (SLU Artdatabanken, 2026; Skogsstyrelsen 2016).</w:t>
       </w:r>
     </w:p>
     <w:p>
@@ -340,37 +302,199 @@
         <w:rPr>
           <w:b/>
         </w:rPr>
-        <w:t>Granticka</w:t>
-      </w:r>
-      <w:r>
-        <w:t xml:space="preserve"> förekommer främst i äldre skogar med naturskogskaraktär, liksom i dimensionsavverkade och plockhuggna skogar. I äldre grannaturskog i norra Sverige är den alltjämt en förhållandevis vanlig karaktärsart, medan den längre söderut blir allt mer sällsynt. I Götaland och delar av Svealand är den en god signalart för skyddsvärda granskogsmiljöer. Arten bedöms ha minskat starkt under senare år på grund av skogsavverkningar, då den framför allt växer i äldre granskog med långvarig grankontinuitet. I urskogsliknande bestånd i norra Sverige kan ibland påträffas den mycket sällsynta tickan grantickeporing (VU), som lever på döda grantickor. Det som tidigare inbegripit grantickan har visat sig röra sig om två arter; tajgagranticka </w:t>
+        <w:t>Spillkråka (§4)</w:t>
+      </w:r>
+      <w:r>
+        <w:t xml:space="preserve"> omfattas av bilaga 1 i EU:s fågeldirektiv och är typisk art för </w:t>
       </w:r>
       <w:r>
         <w:rPr>
           <w:i/>
         </w:rPr>
-        <w:t>Porodaedalea abietis</w:t>
-      </w:r>
-      <w:r>
-        <w:t xml:space="preserve"> (LC) och </w:t>
+        <w:t xml:space="preserve">9010 Taiga </w:t>
+      </w:r>
+      <w:r>
+        <w:t>och</w:t>
       </w:r>
       <w:r>
         <w:rPr>
           <w:i/>
         </w:rPr>
-        <w:t>Porodaedalea chrysoloma</w:t>
-      </w:r>
-      <w:r>
-        <w:t xml:space="preserve"> (DD). Den nordligare arten, tajgagranticka, bildar större fruktkroppar och har sin främsta förekomst i norra Sverige, medan den mer tunnköttiga arten, </w:t>
+        <w:t xml:space="preserve"> 9740 Skogsbevuxen myr</w:t>
+      </w:r>
+      <w:r>
+        <w:t>. Den behöver grova träd, främst tall, asp och bok som boträd. Skogsbruk med korta omloppstider och täta, homogena ungskogar utgör det största hotet. Spillkråka är en nyckelart i skogliga miljöer vars övergivna bohål utnyttjas av flera andra hålhäckande fågelarter och fladdermöss, däribland pärluggla (EN, §4), knipa (§4), salskrake (§4) och skogsduva (§4). Hökuggla (VU, §4) och slaguggla (§4) häckar ofta i högstubbar som brutits av i höjd med ett gammalt spillkråkebo (SLU Artdatabanken, 2026; Skogsstyrelsen, 2016).</w:t>
+      </w:r>
+    </w:p>
+    <w:p>
+      <w:r>
+        <w:rPr>
+          <w:b/>
+        </w:rPr>
+        <w:t>Talltita (NT, §4)</w:t>
+      </w:r>
+      <w:r>
+        <w:t>, rödlistad som nära hotad och prioriterad art i Skogsvårdslagen, har häckningsrevir i anmälan. Arten har minskat kraftigt de senaste 30 åren och minskningstakten innevarande 10-årsperiod beräknas till 20 (10–30) %. Talltitan är synnerligen trogen sitt cirka 15 hektar stora revir och är beroende av flerskiktade olikåldriga skogar för att kunna föda upp sina ungar. Talltitan försvinner om dess livsmiljö kalavverkas (Eggers &amp; Low, 2014; Ekman, 1979; Griesser et al, 2007; Klein, 2020; Siffczyk et al, 2003; SLU Artdatabanken, 2021).</w:t>
+      </w:r>
+    </w:p>
+    <w:p>
+      <w:r>
+        <w:rPr>
+          <w:b/>
+        </w:rPr>
+        <w:t>Tjäder (§4)</w:t>
+      </w:r>
+      <w:r>
+        <w:t xml:space="preserve"> omfattas av bilaga 1 och 2 EU:s fågeldirektiv och är typisk art för </w:t>
       </w:r>
       <w:r>
         <w:rPr>
           <w:i/>
         </w:rPr>
-        <w:t>P. chrysoloma</w:t>
-      </w:r>
-      <w:r>
-        <w:t>, förekommer i sydöstra Sverige och på Gotland (SLU Artdatabanken, 2026; Nitare &amp; Skogsstyrelsen, 2019).</w:t>
+        <w:t xml:space="preserve">9010 Taiga </w:t>
+      </w:r>
+      <w:r>
+        <w:t xml:space="preserve">och </w:t>
+      </w:r>
+      <w:r>
+        <w:rPr>
+          <w:i/>
+        </w:rPr>
+        <w:t>9740 Skogsbevuxen myr</w:t>
+      </w:r>
+      <w:r>
+        <w:t>. Tjädern är en utpräglad skogsfågel knuten till större sammanhängande barrskogsområden. Tupparna och hönorna utnyttjar till viss del olika miljöer, och habitatvalet varierar dessutom mellan olika delar av året. För att det ska finnas livskraftiga tjäderbestånd krävs funktionella skogslandskap med en blandning av uppvuxen, gles och luckig skog, täta sumpskogar, myrar och andra små våtmarker. Arten försvinner när skogen fragmenteras och den sammanlagda arealen hyggen och andra öppna områden blir för stor. Ett småskaligt och försiktigt virkesuttag genom hyggesfria metoder kan i vissa fall vara möjligt i området inom 200 m från lekcentrum. Längre ut från lekcentrum, inom 200–500 m bör den avverkade ytan inte överskrida 1 hektar för att undvika alltför stora och snabba förändringar (Skogsstyrelsen, 2019; SLU Artdatabanken, 2024).</w:t>
+      </w:r>
+    </w:p>
+    <w:p>
+      <w:r>
+        <w:rPr>
+          <w:b/>
+        </w:rPr>
+        <w:t>Tretåig hackspett (NT, §4)</w:t>
+      </w:r>
+      <w:r>
+        <w:t xml:space="preserve"> är rödlistad som nära hotad och ingår i bilaga 1 i EU:s fågeldirektiv. Tretåig hackspett är för sin överlevnad beroende av kontinuerlig tillförsel av äldre döende och död ved, som sker genom naturliga självgallringsprocesser i äldre grannaturskogar och barrblandade naturskogar. Om en skog genom skogsbruk gallras eller glesas ur så upphör och uteblir i stort sett den naturliga självgallringsprocessen för mycket lång tid framöver vilket omöjliggör upprätthållandet av den kontinuerliga ekologiska funktionen i ett område. Det finns studier som visar att naturskogens självgallringsprocess som den tretåiga hackspetten är beroende av, inte kan ersättas med efterlämnad hänsyn i skogsbruket (Imbeau &amp; Desrochers, 2002). Storleken på häckningsreviret varierar med skogstypen, förekomsten av död ved och graden av fragmentering, men är i allmänhet i storleksordningen 25–100 hektar. Vintertid krävs ofta betydligt större områden och det finns studier som antyder att arten behöver minst 100 hektar äldre skog. I områden med låg bonitet kan det behövas över 200 hektar lämpligt habitat för att ett par ska kunna reproducera sig. Områden med dokumenterad permanent förekomst i naturskogsmiljöer har vanligen så stora naturvärden att skogsbruk är olämpligt. Tretåig hackspett är typisk art för </w:t>
+      </w:r>
+      <w:r>
+        <w:rPr>
+          <w:i/>
+        </w:rPr>
+        <w:t xml:space="preserve">9010 Taiga, 9740 Skogsbevuxen myr, 9030 Landhöjningsskog </w:t>
+      </w:r>
+      <w:r>
+        <w:t xml:space="preserve">och </w:t>
+      </w:r>
+      <w:r>
+        <w:rPr>
+          <w:i/>
+        </w:rPr>
+        <w:t>9040 Fjällbjörkskog</w:t>
+      </w:r>
+      <w:r>
+        <w:t xml:space="preserve"> (Skogsstyrelsen, 2016; SLU Artdatabanken, 2024).</w:t>
+      </w:r>
+    </w:p>
+    <w:p>
+      <w:r>
+        <w:t>I BILAGA 1 finns mer detaljerad information om ekologi samt krav på livsmiljö hos fridlysta arter.</w:t>
+      </w:r>
+    </w:p>
+    <w:p>
+      <w:pPr>
+        <w:pStyle w:val="Heading2"/>
+      </w:pPr>
+      <w:r>
+        <w:t>Övriga naturvårdsarter</w:t>
+      </w:r>
+    </w:p>
+    <w:p>
+      <w:r>
+        <w:rPr>
+          <w:b/>
+        </w:rPr>
+        <w:t>Brunpudrad nållav (NT)</w:t>
+      </w:r>
+      <w:r>
+        <w:t xml:space="preserve"> är beroende av hög, jämn luftfuktighet och kan påträffas i fuktiga skogar av naturskogskaraktär, ofta i sumpgranskog eller andra sumpskogar. Arten är placerad högst upp i Skogsstyrelsens värdepyramid för bedömning av skog med höga naturvärden och förekomster bör undantas från skogsbruksåtgärder. Brunpudrad nållav är typisk art för </w:t>
+      </w:r>
+      <w:r>
+        <w:rPr>
+          <w:i/>
+        </w:rPr>
+        <w:t>9010 Taiga</w:t>
+      </w:r>
+      <w:r>
+        <w:t xml:space="preserve"> (SLU Artdatabanken, 2024; Nitare &amp; Skogsstyrelsen, 2019).</w:t>
+      </w:r>
+    </w:p>
+    <w:p>
+      <w:r>
+        <w:rPr>
+          <w:b/>
+        </w:rPr>
+        <w:t>Doftskinn (NT)</w:t>
+      </w:r>
+      <w:r>
+        <w:t xml:space="preserve">, rödlistad som nära hotad, är en mycket bra signalart för boreal granskog och indikerar ett gran-skogsekosystem med lång kontinuitet av grova lågor. Arten är placerad i toppen av Skogsstyrelsens värdepyramid för bedömning av skog med höga naturvärden och har klassats som en “urskogsindikator”, då den förekommer med ett tydligt optimum i helt eller nästan helt orörda skogar. Doftskinn är typisk art för </w:t>
+      </w:r>
+      <w:r>
+        <w:rPr>
+          <w:i/>
+        </w:rPr>
+        <w:t xml:space="preserve">9010 Taiga </w:t>
+      </w:r>
+      <w:r>
+        <w:t>(SLU Artdatabanken, 2025; Nitare &amp; Skogsstyrelsen, 2019).</w:t>
+      </w:r>
+    </w:p>
+    <w:p>
+      <w:r>
+        <w:rPr>
+          <w:b/>
+        </w:rPr>
+        <w:t>Gammelgransskål (NT)</w:t>
+      </w:r>
+      <w:r>
+        <w:t xml:space="preserve"> är en liten skålsvamp som växer på gamla granar med skrovlig bark. Typiska växtplatser är gransumpskog i myrkanter, bäckdråg, bäckraviner och skuggiga bergssluttningar, men också skog på torrare mark kan hysa arten om beståndet har stark naturskogskaraktär. Bestånd med arten bör behandlas som nyckelbiotoper och sparas vid en slutavverkning. Även gallring bör undvikas. Gammelgransskål är typisk art för </w:t>
+      </w:r>
+      <w:r>
+        <w:rPr>
+          <w:i/>
+        </w:rPr>
+        <w:t>9010 Taiga</w:t>
+      </w:r>
+      <w:r>
+        <w:t xml:space="preserve"> (SLU Artdatabanken, 2024; Nitare &amp; Skogsstyrelsen, 2019).</w:t>
+      </w:r>
+    </w:p>
+    <w:p>
+      <w:r>
+        <w:rPr>
+          <w:b/>
+        </w:rPr>
+        <w:t>Garnlav (VU)</w:t>
+      </w:r>
+      <w:r>
+        <w:t xml:space="preserve"> är en utpräglad barrskogsart som ibland kan drapera träden i norrländska grannaturskogar med hög luftfuktighet. Den förekommer även i talldominerade bestånd där den, förutom i trädens grenverk, påträffas hängande över ojämnheter i tallbarken. Arten har minskat starkt i södra och mellersta Sverige och den minskar även i sitt nordliga utbredningsområde. Minskningstakten uppgår till 30 (20–50) % inom 50 år och överstiger gränsvärdet för Sårbar (VU). Orsaken till tillbakagången beror främst på slutavverkningar av naturskogsartade skogar. Bestånd med riklig förekomst bör regelmässigt sparas, vilket även gynnar flera andra sällsynta och rödlistade arter. Garnlav är värdväxt för den mycket sällsynta och akut hotade fjärilen barrskogslavfly (CR) som hör hemma i boreala barrskogar med riklig förekomst av värdväxten. Tidigare kunde arten konstateras årligen på flera platser vid Dala-Floda i Dalarna innan lokalerna kalavverkades. Senaste fyndet i landet av barrskogslavfly är från år 2000 då den påträffades vid Högberget i Sollefteå kommun. Garnlav är typisk art för </w:t>
+      </w:r>
+      <w:r>
+        <w:rPr>
+          <w:i/>
+        </w:rPr>
+        <w:t xml:space="preserve">9010 Taiga </w:t>
+      </w:r>
+      <w:r>
+        <w:t>och</w:t>
+      </w:r>
+      <w:r>
+        <w:rPr>
+          <w:i/>
+        </w:rPr>
+        <w:t xml:space="preserve"> 9070 Trädklädd betesmark</w:t>
+      </w:r>
+      <w:r>
+        <w:t xml:space="preserve"> (SLU Artdatabanken, 2026).</w:t>
       </w:r>
     </w:p>
     <w:p>
@@ -824,156 +948,6 @@
         <w:pStyle w:val="Heading1"/>
       </w:pPr>
       <w:r>
-        <w:t>Fridlysta arter</w:t>
-      </w:r>
-    </w:p>
-    <w:p>
-      <w:r>
-        <w:t>Följande fridlysta arter har sina livsmiljöer och växtplatser i den avverkningsanmälda skogen: spillkråka (NT, §4), talltita (NT, §4), tretåig hackspett (NT, §4), lavskrika (§4) och tjäder (§4).</w:t>
-      </w:r>
-    </w:p>
-    <w:p>
-      <w:r>
-        <w:t xml:space="preserve">Observera att medlemsländerna är skyldiga att agera i enlighet med EU:s fågeldirektiv där det uttryckligen står att direktivet gäller för fåglar samt för deras ägg, bon och </w:t>
-      </w:r>
-      <w:r>
-        <w:rPr>
-          <w:b/>
-        </w:rPr>
-        <w:t xml:space="preserve">livsmiljöer </w:t>
-      </w:r>
-      <w:r>
-        <w:t>(artikel 1). Vidare att de åtgärder som vidtas inte får leda till en försämring av den nuvarande situationen beträffande bevarandet av de fågelarter som avses i artikel 1 (artikel 13). Fågeldirektivet är styrande för tillsynsansvariga myndigheters ärendehantering, ställningstaganden och beslutsfattande.</w:t>
-      </w:r>
-    </w:p>
-    <w:p>
-      <w:r>
-        <w:rPr>
-          <w:b/>
-        </w:rPr>
-        <w:t>Lavskrika (NT, §4)</w:t>
-      </w:r>
-      <w:r>
-        <w:t xml:space="preserve"> är rödlistad som nära hotad och fridlyst enligt 4§ artskyddsförordningen. Den har minskat med 20 (10–30) % under de senaste 15 åren och minskningstakten bedöms vara nära gränsvärdet för sårbar (VU). Lavskrikan är en mycket stationär fågel, som häckar i äldre, slutna och hänglavsrika barrskogar. Nyckelfaktorer är flerskiktad skog med rik undervegetation samt riklig förekomst av hänglavar. Reviren är livslånga med hemområden som varierar mellan 50 och 150 ha. Inom ett revir av hög kvalitet finns det som regel ett eller flera kärnområden (1–20 ha) med relativt tät flerskiktad granskog. Arten missgynnas när flerskiktad skog omförs till enskiktade bestånd och även röjning och hård gallring är starkt negativt. Lavskrikan har relativt stora hemområden och försvinner när den äldre skogen fragmenteras, särskilt allvarligt är när kärnområdena avverkas. Den försvinner successivt framför allt vid dess utbredningsgränser och populationen har minskat kontinuerligt under 2000-talet. Lavskrika är typisk art för </w:t>
-      </w:r>
-      <w:r>
-        <w:rPr>
-          <w:i/>
-        </w:rPr>
-        <w:t>9010 Taiga</w:t>
-      </w:r>
-      <w:r>
-        <w:t xml:space="preserve"> (SLU Artdatabanken, 2026; Skogsstyrelsen 2016).</w:t>
-      </w:r>
-    </w:p>
-    <w:p>
-      <w:r>
-        <w:rPr>
-          <w:b/>
-        </w:rPr>
-        <w:t>Spillkråka (§4)</w:t>
-      </w:r>
-      <w:r>
-        <w:t xml:space="preserve"> omfattas av bilaga 1 i EU:s fågeldirektiv och är typisk art för </w:t>
-      </w:r>
-      <w:r>
-        <w:rPr>
-          <w:i/>
-        </w:rPr>
-        <w:t xml:space="preserve">9010 Taiga </w:t>
-      </w:r>
-      <w:r>
-        <w:t>och</w:t>
-      </w:r>
-      <w:r>
-        <w:rPr>
-          <w:i/>
-        </w:rPr>
-        <w:t xml:space="preserve"> 9740 Skogsbevuxen myr</w:t>
-      </w:r>
-      <w:r>
-        <w:t>. Den behöver grova träd, främst tall, asp och bok som boträd. Skogsbruk med korta omloppstider och täta, homogena ungskogar utgör det största hotet. Spillkråka är en nyckelart i skogliga miljöer vars övergivna bohål utnyttjas av flera andra hålhäckande fågelarter och fladdermöss, däribland pärluggla (EN, §4), knipa (§4), salskrake (§4) och skogsduva (§4). Hökuggla (VU, §4) och slaguggla (§4) häckar ofta i högstubbar som brutits av i höjd med ett gammalt spillkråkebo (SLU Artdatabanken, 2026; Skogsstyrelsen, 2016).</w:t>
-      </w:r>
-    </w:p>
-    <w:p>
-      <w:r>
-        <w:rPr>
-          <w:b/>
-        </w:rPr>
-        <w:t>Talltita (NT, §4)</w:t>
-      </w:r>
-      <w:r>
-        <w:t>, rödlistad som nära hotad och prioriterad art i Skogsvårdslagen, har häckningsrevir i anmälan. Arten har minskat kraftigt de senaste 30 åren och minskningstakten innevarande 10-årsperiod beräknas till 20 (10–30) %. Talltitan är synnerligen trogen sitt cirka 15 hektar stora revir och är beroende av flerskiktade olikåldriga skogar för att kunna föda upp sina ungar. Talltitan försvinner om dess livsmiljö kalavverkas (Eggers &amp; Low, 2014; Ekman, 1979; Griesser et al, 2007; Klein, 2020; Siffczyk et al, 2003; SLU Artdatabanken, 2021).</w:t>
-      </w:r>
-    </w:p>
-    <w:p>
-      <w:r>
-        <w:rPr>
-          <w:b/>
-        </w:rPr>
-        <w:t>Tjäder (§4)</w:t>
-      </w:r>
-      <w:r>
-        <w:t xml:space="preserve"> omfattas av bilaga 1 och 2 EU:s fågeldirektiv och är typisk art för </w:t>
-      </w:r>
-      <w:r>
-        <w:rPr>
-          <w:i/>
-        </w:rPr>
-        <w:t xml:space="preserve">9010 Taiga </w:t>
-      </w:r>
-      <w:r>
-        <w:t xml:space="preserve">och </w:t>
-      </w:r>
-      <w:r>
-        <w:rPr>
-          <w:i/>
-        </w:rPr>
-        <w:t>9740 Skogsbevuxen myr</w:t>
-      </w:r>
-      <w:r>
-        <w:t>. Tjädern är en utpräglad skogsfågel knuten till större sammanhängande barrskogsområden. Tupparna och hönorna utnyttjar till viss del olika miljöer, och habitatvalet varierar dessutom mellan olika delar av året. För att det ska finnas livskraftiga tjäderbestånd krävs funktionella skogslandskap med en blandning av uppvuxen, gles och luckig skog, täta sumpskogar, myrar och andra små våtmarker. Arten försvinner när skogen fragmenteras och den sammanlagda arealen hyggen och andra öppna områden blir för stor. Ett småskaligt och försiktigt virkesuttag genom hyggesfria metoder kan i vissa fall vara möjligt i området inom 200 m från lekcentrum. Längre ut från lekcentrum, inom 200–500 m bör den avverkade ytan inte överskrida 1 hektar för att undvika alltför stora och snabba förändringar (Skogsstyrelsen, 2019; SLU Artdatabanken, 2024).</w:t>
-      </w:r>
-    </w:p>
-    <w:p>
-      <w:r>
-        <w:rPr>
-          <w:b/>
-        </w:rPr>
-        <w:t>Tretåig hackspett (NT, §4)</w:t>
-      </w:r>
-      <w:r>
-        <w:t xml:space="preserve"> är rödlistad som nära hotad och ingår i bilaga 1 i EU:s fågeldirektiv. Tretåig hackspett är för sin överlevnad beroende av kontinuerlig tillförsel av äldre döende och död ved, som sker genom naturliga självgallringsprocesser i äldre grannaturskogar och barrblandade naturskogar. Om en skog genom skogsbruk gallras eller glesas ur så upphör och uteblir i stort sett den naturliga självgallringsprocessen för mycket lång tid framöver vilket omöjliggör upprätthållandet av den kontinuerliga ekologiska funktionen i ett område. Det finns studier som visar att naturskogens självgallringsprocess som den tretåiga hackspetten är beroende av, inte kan ersättas med efterlämnad hänsyn i skogsbruket (Imbeau &amp; Desrochers, 2002). Storleken på häckningsreviret varierar med skogstypen, förekomsten av död ved och graden av fragmentering, men är i allmänhet i storleksordningen 25–100 hektar. Vintertid krävs ofta betydligt större områden och det finns studier som antyder att arten behöver minst 100 hektar äldre skog. I områden med låg bonitet kan det behövas över 200 hektar lämpligt habitat för att ett par ska kunna reproducera sig. Områden med dokumenterad permanent förekomst i naturskogsmiljöer har vanligen så stora naturvärden att skogsbruk är olämpligt. Tretåig hackspett är typisk art för </w:t>
-      </w:r>
-      <w:r>
-        <w:rPr>
-          <w:i/>
-        </w:rPr>
-        <w:t xml:space="preserve">9010 Taiga, 9740 Skogsbevuxen myr, 9030 Landhöjningsskog </w:t>
-      </w:r>
-      <w:r>
-        <w:t xml:space="preserve">och </w:t>
-      </w:r>
-      <w:r>
-        <w:rPr>
-          <w:i/>
-        </w:rPr>
-        <w:t>9040 Fjällbjörkskog</w:t>
-      </w:r>
-      <w:r>
-        <w:t xml:space="preserve"> (Skogsstyrelsen, 2016; SLU Artdatabanken, 2024).</w:t>
-      </w:r>
-    </w:p>
-    <w:p>
-      <w:r>
-        <w:t>I BILAGA 1 finns mer detaljerad information om ekologi samt krav på livsmiljö hos fridlysta arter.</w:t>
-      </w:r>
-    </w:p>
-    <w:p>
-      <w:pPr>
-        <w:pStyle w:val="Heading1"/>
-      </w:pPr>
-      <w:r>
         <w:t>Certifiering</w:t>
       </w:r>
     </w:p>
@@ -1083,7 +1057,7 @@
         <w:rPr>
           <w:i/>
         </w:rPr>
-        <w:t>I det avverkningsanmälda skogsområdet har 22 rödlistade arter och signalarter påträffats. Detta ska jämföras med Skogsstyrelsens uppföljning 2017 av nyckelbiotoper som visade att man i genomsnitt hittar 20,6 olika rödlistade arter och signalarter i en nyckelbiotop (Wijk, S. 2017. Biologisk mångfald i nyckelbiotoper – Resultat från inventeringen “Uppföljning biologisk mångfald” 2009–2015. Rapport 4/2017 Skogsstyrelsen, Jönköping).</w:t>
+        <w:t>I det avverkningsanmälda skogsområdet har 21 rödlistade arter och signalarter påträffats. Detta ska jämföras med Skogsstyrelsens uppföljning 2017 av nyckelbiotoper som visade att man i genomsnitt hittar 20,6 olika rödlistade arter och signalarter i en nyckelbiotop (Wijk, S. 2017. Biologisk mångfald i nyckelbiotoper – Resultat från inventeringen “Uppföljning biologisk mångfald” 2009–2015. Rapport 4/2017 Skogsstyrelsen, Jönköping).</w:t>
       </w:r>
     </w:p>
     <w:p>
@@ -1112,7 +1086,7 @@
         <w:rPr>
           <w:i/>
         </w:rPr>
-        <w:t>I det avverkningsanmälda skogsområdet har 24 naturvårdsarter varav 19 rödlistade arter sina livsmiljöer och växtplatser.</w:t>
+        <w:t>I det avverkningsanmälda skogsområdet har 23 naturvårdsarter varav 18 rödlistade arter sina livsmiljöer och växtplatser.</w:t>
       </w:r>
     </w:p>
     <w:p>
@@ -2069,7 +2043,7 @@
 </file>
 
 <file path=word/endnotes.xml><?xml version="1.0" encoding="utf-8"?>
-<w:endnotes xmlns:wpc="http://schemas.microsoft.com/office/word/2010/wordprocessingCanvas" xmlns:cx="http://schemas.microsoft.com/office/drawing/2014/chartex" xmlns:cx1="http://schemas.microsoft.com/office/drawing/2015/9/8/chartex" xmlns:cx2="http://schemas.microsoft.com/office/drawing/2015/10/21/chartex" xmlns:cx3="http://schemas.microsoft.com/office/drawing/2016/5/9/chartex" xmlns:cx4="http://schemas.microsoft.com/office/drawing/2016/5/10/chartex" xmlns:cx5="http://schemas.microsoft.com/office/drawing/2016/5/11/chartex" xmlns:cx6="http://schemas.microsoft.com/office/drawing/2016/5/12/chartex" xmlns:cx7="http://schemas.microsoft.com/office/drawing/2016/5/13/chartex" xmlns:cx8="http://schemas.microsoft.com/office/drawing/2016/5/14/chartex" xmlns:mc="http://schemas.openxmlformats.org/markup-compatibility/2006" xmlns:aink="http://schemas.microsoft.com/office/drawing/2016/ink" xmlns:am3d="http://schemas.microsoft.com/office/drawing/2017/model3d" xmlns:o="urn:schemas-microsoft-com:office:office" xmlns:oel="http://schemas.microsoft.com/office/2019/extlst" xmlns:r="http://schemas.openxmlformats.org/officeDocument/2006/relationships" xmlns:m="http://schemas.openxmlformats.org/officeDocument/2006/math" xmlns:v="urn:schemas-microsoft-com:vml" xmlns:wp14="http://schemas.microsoft.com/office/word/2010/wordprocessingDrawing" xmlns:wp="http://schemas.openxmlformats.org/drawingml/2006/wordprocessingDrawing" xmlns:w10="urn:schemas-microsoft-com:office:word" xmlns:w="http://schemas.openxmlformats.org/wordprocessingml/2006/main" xmlns:w14="http://schemas.microsoft.com/office/word/2010/wordml" xmlns:w15="http://schemas.microsoft.com/office/word/2012/wordml" xmlns:w16cex="http://schemas.microsoft.com/office/word/2018/wordml/cex" xmlns:w16cid="http://schemas.microsoft.com/office/word/2016/wordml/cid" xmlns:w16="http://schemas.microsoft.com/office/word/2018/wordml" xmlns:w16sdtdh="http://schemas.microsoft.com/office/word/2020/wordml/sdtdatahash" xmlns:w16se="http://schemas.microsoft.com/office/word/2015/wordml/symex" xmlns:wpg="http://schemas.microsoft.com/office/word/2010/wordprocessingGroup" xmlns:wpi="http://schemas.microsoft.com/office/word/2010/wordprocessingInk" xmlns:wne="http://schemas.microsoft.com/office/word/2006/wordml" xmlns:wps="http://schemas.microsoft.com/office/word/2010/wordprocessingShape" mc:Ignorable="w14 w15 w16se w16cid w16 w16cex w16sdtdh wp14">
+<w:endnotes xmlns:wpc="http://schemas.microsoft.com/office/word/2010/wordprocessingCanvas" xmlns:cx="http://schemas.microsoft.com/office/drawing/2014/chartex" xmlns:cx1="http://schemas.microsoft.com/office/drawing/2015/9/8/chartex" xmlns:cx2="http://schemas.microsoft.com/office/drawing/2015/10/21/chartex" xmlns:cx3="http://schemas.microsoft.com/office/drawing/2016/5/9/chartex" xmlns:cx4="http://schemas.microsoft.com/office/drawing/2016/5/10/chartex" xmlns:cx5="http://schemas.microsoft.com/office/drawing/2016/5/11/chartex" xmlns:cx6="http://schemas.microsoft.com/office/drawing/2016/5/12/chartex" xmlns:cx7="http://schemas.microsoft.com/office/drawing/2016/5/13/chartex" xmlns:cx8="http://schemas.microsoft.com/office/drawing/2016/5/14/chartex" xmlns:mc="http://schemas.openxmlformats.org/markup-compatibility/2006" xmlns:aink="http://schemas.microsoft.com/office/drawing/2016/ink" xmlns:am3d="http://schemas.microsoft.com/office/drawing/2017/model3d" xmlns:o="urn:schemas-microsoft-com:office:office" xmlns:oel="http://schemas.microsoft.com/office/2019/extlst" xmlns:r="http://schemas.openxmlformats.org/officeDocument/2006/relationships" xmlns:m="http://schemas.openxmlformats.org/officeDocument/2006/math" xmlns:v="urn:schemas-microsoft-com:vml" xmlns:wp14="http://schemas.microsoft.com/office/word/2010/wordprocessingDrawing" xmlns:wp="http://schemas.openxmlformats.org/drawingml/2006/wordprocessingDrawing" xmlns:w10="urn:schemas-microsoft-com:office:word" xmlns:w="http://schemas.openxmlformats.org/wordprocessingml/2006/main" xmlns:w14="http://schemas.microsoft.com/office/word/2010/wordml" xmlns:w15="http://schemas.microsoft.com/office/word/2012/wordml" xmlns:w16cex="http://schemas.microsoft.com/office/word/2018/wordml/cex" xmlns:w16cid="http://schemas.microsoft.com/office/word/2016/wordml/cid" xmlns:w16="http://schemas.microsoft.com/office/word/2018/wordml" xmlns:w16du="http://schemas.microsoft.com/office/word/2023/wordml/word16du" xmlns:w16sdtdh="http://schemas.microsoft.com/office/word/2020/wordml/sdtdatahash" xmlns:w16sdtfl="http://schemas.microsoft.com/office/word/2024/wordml/sdtformatlock" xmlns:w16se="http://schemas.microsoft.com/office/word/2015/wordml/symex" xmlns:wpg="http://schemas.microsoft.com/office/word/2010/wordprocessingGroup" xmlns:wpi="http://schemas.microsoft.com/office/word/2010/wordprocessingInk" xmlns:wne="http://schemas.microsoft.com/office/word/2006/wordml" xmlns:wps="http://schemas.microsoft.com/office/word/2010/wordprocessingShape" mc:Ignorable="w14 w15 w16se w16cid w16 w16cex w16sdtdh w16sdtfl w16du wp14">
   <w:endnote w:type="separator" w:id="-1">
     <w:p>
       <w:pPr>
@@ -2094,7 +2068,7 @@
 </file>
 
 <file path=word/footer1.xml><?xml version="1.0" encoding="utf-8"?>
-<w:ftr xmlns:wpc="http://schemas.microsoft.com/office/word/2010/wordprocessingCanvas" xmlns:cx="http://schemas.microsoft.com/office/drawing/2014/chartex" xmlns:cx1="http://schemas.microsoft.com/office/drawing/2015/9/8/chartex" xmlns:cx2="http://schemas.microsoft.com/office/drawing/2015/10/21/chartex" xmlns:cx3="http://schemas.microsoft.com/office/drawing/2016/5/9/chartex" xmlns:cx4="http://schemas.microsoft.com/office/drawing/2016/5/10/chartex" xmlns:cx5="http://schemas.microsoft.com/office/drawing/2016/5/11/chartex" xmlns:cx6="http://schemas.microsoft.com/office/drawing/2016/5/12/chartex" xmlns:cx7="http://schemas.microsoft.com/office/drawing/2016/5/13/chartex" xmlns:cx8="http://schemas.microsoft.com/office/drawing/2016/5/14/chartex" xmlns:mc="http://schemas.openxmlformats.org/markup-compatibility/2006" xmlns:aink="http://schemas.microsoft.com/office/drawing/2016/ink" xmlns:am3d="http://schemas.microsoft.com/office/drawing/2017/model3d" xmlns:o="urn:schemas-microsoft-com:office:office" xmlns:oel="http://schemas.microsoft.com/office/2019/extlst" xmlns:r="http://schemas.openxmlformats.org/officeDocument/2006/relationships" xmlns:m="http://schemas.openxmlformats.org/officeDocument/2006/math" xmlns:v="urn:schemas-microsoft-com:vml" xmlns:wp14="http://schemas.microsoft.com/office/word/2010/wordprocessingDrawing" xmlns:wp="http://schemas.openxmlformats.org/drawingml/2006/wordprocessingDrawing" xmlns:w10="urn:schemas-microsoft-com:office:word" xmlns:w="http://schemas.openxmlformats.org/wordprocessingml/2006/main" xmlns:w14="http://schemas.microsoft.com/office/word/2010/wordml" xmlns:w15="http://schemas.microsoft.com/office/word/2012/wordml" xmlns:w16cex="http://schemas.microsoft.com/office/word/2018/wordml/cex" xmlns:w16cid="http://schemas.microsoft.com/office/word/2016/wordml/cid" xmlns:w16="http://schemas.microsoft.com/office/word/2018/wordml" xmlns:w16sdtdh="http://schemas.microsoft.com/office/word/2020/wordml/sdtdatahash" xmlns:w16se="http://schemas.microsoft.com/office/word/2015/wordml/symex" xmlns:wpg="http://schemas.microsoft.com/office/word/2010/wordprocessingGroup" xmlns:wpi="http://schemas.microsoft.com/office/word/2010/wordprocessingInk" xmlns:wne="http://schemas.microsoft.com/office/word/2006/wordml" xmlns:wps="http://schemas.microsoft.com/office/word/2010/wordprocessingShape" mc:Ignorable="w14 w15 w16se w16cid w16 w16cex w16sdtdh wp14">
+<w:ftr xmlns:wpc="http://schemas.microsoft.com/office/word/2010/wordprocessingCanvas" xmlns:cx="http://schemas.microsoft.com/office/drawing/2014/chartex" xmlns:cx1="http://schemas.microsoft.com/office/drawing/2015/9/8/chartex" xmlns:cx2="http://schemas.microsoft.com/office/drawing/2015/10/21/chartex" xmlns:cx3="http://schemas.microsoft.com/office/drawing/2016/5/9/chartex" xmlns:cx4="http://schemas.microsoft.com/office/drawing/2016/5/10/chartex" xmlns:cx5="http://schemas.microsoft.com/office/drawing/2016/5/11/chartex" xmlns:cx6="http://schemas.microsoft.com/office/drawing/2016/5/12/chartex" xmlns:cx7="http://schemas.microsoft.com/office/drawing/2016/5/13/chartex" xmlns:cx8="http://schemas.microsoft.com/office/drawing/2016/5/14/chartex" xmlns:mc="http://schemas.openxmlformats.org/markup-compatibility/2006" xmlns:aink="http://schemas.microsoft.com/office/drawing/2016/ink" xmlns:am3d="http://schemas.microsoft.com/office/drawing/2017/model3d" xmlns:o="urn:schemas-microsoft-com:office:office" xmlns:oel="http://schemas.microsoft.com/office/2019/extlst" xmlns:r="http://schemas.openxmlformats.org/officeDocument/2006/relationships" xmlns:m="http://schemas.openxmlformats.org/officeDocument/2006/math" xmlns:v="urn:schemas-microsoft-com:vml" xmlns:wp14="http://schemas.microsoft.com/office/word/2010/wordprocessingDrawing" xmlns:wp="http://schemas.openxmlformats.org/drawingml/2006/wordprocessingDrawing" xmlns:w10="urn:schemas-microsoft-com:office:word" xmlns:w="http://schemas.openxmlformats.org/wordprocessingml/2006/main" xmlns:w14="http://schemas.microsoft.com/office/word/2010/wordml" xmlns:w15="http://schemas.microsoft.com/office/word/2012/wordml" xmlns:w16cex="http://schemas.microsoft.com/office/word/2018/wordml/cex" xmlns:w16cid="http://schemas.microsoft.com/office/word/2016/wordml/cid" xmlns:w16="http://schemas.microsoft.com/office/word/2018/wordml" xmlns:w16du="http://schemas.microsoft.com/office/word/2023/wordml/word16du" xmlns:w16sdtdh="http://schemas.microsoft.com/office/word/2020/wordml/sdtdatahash" xmlns:w16sdtfl="http://schemas.microsoft.com/office/word/2024/wordml/sdtformatlock" xmlns:w16se="http://schemas.microsoft.com/office/word/2015/wordml/symex" xmlns:wpg="http://schemas.microsoft.com/office/word/2010/wordprocessingGroup" xmlns:wpi="http://schemas.microsoft.com/office/word/2010/wordprocessingInk" xmlns:wne="http://schemas.microsoft.com/office/word/2006/wordml" xmlns:wps="http://schemas.microsoft.com/office/word/2010/wordprocessingShape" mc:Ignorable="w14 w15 w16se w16cid w16 w16cex w16sdtdh w16sdtfl w16du wp14">
   <w:p>
     <w:pPr>
       <w:pStyle w:val="Footer"/>
@@ -2104,7 +2078,7 @@
 </file>
 
 <file path=word/footer2.xml><?xml version="1.0" encoding="utf-8"?>
-<w:ftr xmlns:wpc="http://schemas.microsoft.com/office/word/2010/wordprocessingCanvas" xmlns:cx="http://schemas.microsoft.com/office/drawing/2014/chartex" xmlns:cx1="http://schemas.microsoft.com/office/drawing/2015/9/8/chartex" xmlns:cx2="http://schemas.microsoft.com/office/drawing/2015/10/21/chartex" xmlns:cx3="http://schemas.microsoft.com/office/drawing/2016/5/9/chartex" xmlns:cx4="http://schemas.microsoft.com/office/drawing/2016/5/10/chartex" xmlns:cx5="http://schemas.microsoft.com/office/drawing/2016/5/11/chartex" xmlns:cx6="http://schemas.microsoft.com/office/drawing/2016/5/12/chartex" xmlns:cx7="http://schemas.microsoft.com/office/drawing/2016/5/13/chartex" xmlns:cx8="http://schemas.microsoft.com/office/drawing/2016/5/14/chartex" xmlns:mc="http://schemas.openxmlformats.org/markup-compatibility/2006" xmlns:aink="http://schemas.microsoft.com/office/drawing/2016/ink" xmlns:am3d="http://schemas.microsoft.com/office/drawing/2017/model3d" xmlns:o="urn:schemas-microsoft-com:office:office" xmlns:oel="http://schemas.microsoft.com/office/2019/extlst" xmlns:r="http://schemas.openxmlformats.org/officeDocument/2006/relationships" xmlns:m="http://schemas.openxmlformats.org/officeDocument/2006/math" xmlns:v="urn:schemas-microsoft-com:vml" xmlns:wp14="http://schemas.microsoft.com/office/word/2010/wordprocessingDrawing" xmlns:wp="http://schemas.openxmlformats.org/drawingml/2006/wordprocessingDrawing" xmlns:w10="urn:schemas-microsoft-com:office:word" xmlns:w="http://schemas.openxmlformats.org/wordprocessingml/2006/main" xmlns:w14="http://schemas.microsoft.com/office/word/2010/wordml" xmlns:w15="http://schemas.microsoft.com/office/word/2012/wordml" xmlns:w16cex="http://schemas.microsoft.com/office/word/2018/wordml/cex" xmlns:w16cid="http://schemas.microsoft.com/office/word/2016/wordml/cid" xmlns:w16="http://schemas.microsoft.com/office/word/2018/wordml" xmlns:w16sdtdh="http://schemas.microsoft.com/office/word/2020/wordml/sdtdatahash" xmlns:w16se="http://schemas.microsoft.com/office/word/2015/wordml/symex" xmlns:wpg="http://schemas.microsoft.com/office/word/2010/wordprocessingGroup" xmlns:wpi="http://schemas.microsoft.com/office/word/2010/wordprocessingInk" xmlns:wne="http://schemas.microsoft.com/office/word/2006/wordml" xmlns:wps="http://schemas.microsoft.com/office/word/2010/wordprocessingShape" mc:Ignorable="w14 w15 w16se w16cid w16 w16cex w16sdtdh wp14">
+<w:ftr xmlns:wpc="http://schemas.microsoft.com/office/word/2010/wordprocessingCanvas" xmlns:cx="http://schemas.microsoft.com/office/drawing/2014/chartex" xmlns:cx1="http://schemas.microsoft.com/office/drawing/2015/9/8/chartex" xmlns:cx2="http://schemas.microsoft.com/office/drawing/2015/10/21/chartex" xmlns:cx3="http://schemas.microsoft.com/office/drawing/2016/5/9/chartex" xmlns:cx4="http://schemas.microsoft.com/office/drawing/2016/5/10/chartex" xmlns:cx5="http://schemas.microsoft.com/office/drawing/2016/5/11/chartex" xmlns:cx6="http://schemas.microsoft.com/office/drawing/2016/5/12/chartex" xmlns:cx7="http://schemas.microsoft.com/office/drawing/2016/5/13/chartex" xmlns:cx8="http://schemas.microsoft.com/office/drawing/2016/5/14/chartex" xmlns:mc="http://schemas.openxmlformats.org/markup-compatibility/2006" xmlns:aink="http://schemas.microsoft.com/office/drawing/2016/ink" xmlns:am3d="http://schemas.microsoft.com/office/drawing/2017/model3d" xmlns:o="urn:schemas-microsoft-com:office:office" xmlns:oel="http://schemas.microsoft.com/office/2019/extlst" xmlns:r="http://schemas.openxmlformats.org/officeDocument/2006/relationships" xmlns:m="http://schemas.openxmlformats.org/officeDocument/2006/math" xmlns:v="urn:schemas-microsoft-com:vml" xmlns:wp14="http://schemas.microsoft.com/office/word/2010/wordprocessingDrawing" xmlns:wp="http://schemas.openxmlformats.org/drawingml/2006/wordprocessingDrawing" xmlns:w10="urn:schemas-microsoft-com:office:word" xmlns:w="http://schemas.openxmlformats.org/wordprocessingml/2006/main" xmlns:w14="http://schemas.microsoft.com/office/word/2010/wordml" xmlns:w15="http://schemas.microsoft.com/office/word/2012/wordml" xmlns:w16cex="http://schemas.microsoft.com/office/word/2018/wordml/cex" xmlns:w16cid="http://schemas.microsoft.com/office/word/2016/wordml/cid" xmlns:w16="http://schemas.microsoft.com/office/word/2018/wordml" xmlns:w16du="http://schemas.microsoft.com/office/word/2023/wordml/word16du" xmlns:w16sdtdh="http://schemas.microsoft.com/office/word/2020/wordml/sdtdatahash" xmlns:w16sdtfl="http://schemas.microsoft.com/office/word/2024/wordml/sdtformatlock" xmlns:w16se="http://schemas.microsoft.com/office/word/2015/wordml/symex" xmlns:wpg="http://schemas.microsoft.com/office/word/2010/wordprocessingGroup" xmlns:wpi="http://schemas.microsoft.com/office/word/2010/wordprocessingInk" xmlns:wne="http://schemas.microsoft.com/office/word/2006/wordml" xmlns:wps="http://schemas.microsoft.com/office/word/2010/wordprocessingShape" mc:Ignorable="w14 w15 w16se w16cid w16 w16cex w16sdtdh w16sdtfl w16du wp14">
   <w:p>
     <w:pPr>
       <w:pStyle w:val="Footer"/>
@@ -2114,7 +2088,7 @@
 </file>
 
 <file path=word/footer3.xml><?xml version="1.0" encoding="utf-8"?>
-<w:ftr xmlns:wpc="http://schemas.microsoft.com/office/word/2010/wordprocessingCanvas" xmlns:cx="http://schemas.microsoft.com/office/drawing/2014/chartex" xmlns:cx1="http://schemas.microsoft.com/office/drawing/2015/9/8/chartex" xmlns:cx2="http://schemas.microsoft.com/office/drawing/2015/10/21/chartex" xmlns:cx3="http://schemas.microsoft.com/office/drawing/2016/5/9/chartex" xmlns:cx4="http://schemas.microsoft.com/office/drawing/2016/5/10/chartex" xmlns:cx5="http://schemas.microsoft.com/office/drawing/2016/5/11/chartex" xmlns:cx6="http://schemas.microsoft.com/office/drawing/2016/5/12/chartex" xmlns:cx7="http://schemas.microsoft.com/office/drawing/2016/5/13/chartex" xmlns:cx8="http://schemas.microsoft.com/office/drawing/2016/5/14/chartex" xmlns:mc="http://schemas.openxmlformats.org/markup-compatibility/2006" xmlns:aink="http://schemas.microsoft.com/office/drawing/2016/ink" xmlns:am3d="http://schemas.microsoft.com/office/drawing/2017/model3d" xmlns:o="urn:schemas-microsoft-com:office:office" xmlns:oel="http://schemas.microsoft.com/office/2019/extlst" xmlns:r="http://schemas.openxmlformats.org/officeDocument/2006/relationships" xmlns:m="http://schemas.openxmlformats.org/officeDocument/2006/math" xmlns:v="urn:schemas-microsoft-com:vml" xmlns:wp14="http://schemas.microsoft.com/office/word/2010/wordprocessingDrawing" xmlns:wp="http://schemas.openxmlformats.org/drawingml/2006/wordprocessingDrawing" xmlns:w10="urn:schemas-microsoft-com:office:word" xmlns:w="http://schemas.openxmlformats.org/wordprocessingml/2006/main" xmlns:w14="http://schemas.microsoft.com/office/word/2010/wordml" xmlns:w15="http://schemas.microsoft.com/office/word/2012/wordml" xmlns:w16cex="http://schemas.microsoft.com/office/word/2018/wordml/cex" xmlns:w16cid="http://schemas.microsoft.com/office/word/2016/wordml/cid" xmlns:w16="http://schemas.microsoft.com/office/word/2018/wordml" xmlns:w16sdtdh="http://schemas.microsoft.com/office/word/2020/wordml/sdtdatahash" xmlns:w16se="http://schemas.microsoft.com/office/word/2015/wordml/symex" xmlns:wpg="http://schemas.microsoft.com/office/word/2010/wordprocessingGroup" xmlns:wpi="http://schemas.microsoft.com/office/word/2010/wordprocessingInk" xmlns:wne="http://schemas.microsoft.com/office/word/2006/wordml" xmlns:wps="http://schemas.microsoft.com/office/word/2010/wordprocessingShape" mc:Ignorable="w14 w15 w16se w16cid w16 w16cex w16sdtdh wp14">
+<w:ftr xmlns:wpc="http://schemas.microsoft.com/office/word/2010/wordprocessingCanvas" xmlns:cx="http://schemas.microsoft.com/office/drawing/2014/chartex" xmlns:cx1="http://schemas.microsoft.com/office/drawing/2015/9/8/chartex" xmlns:cx2="http://schemas.microsoft.com/office/drawing/2015/10/21/chartex" xmlns:cx3="http://schemas.microsoft.com/office/drawing/2016/5/9/chartex" xmlns:cx4="http://schemas.microsoft.com/office/drawing/2016/5/10/chartex" xmlns:cx5="http://schemas.microsoft.com/office/drawing/2016/5/11/chartex" xmlns:cx6="http://schemas.microsoft.com/office/drawing/2016/5/12/chartex" xmlns:cx7="http://schemas.microsoft.com/office/drawing/2016/5/13/chartex" xmlns:cx8="http://schemas.microsoft.com/office/drawing/2016/5/14/chartex" xmlns:mc="http://schemas.openxmlformats.org/markup-compatibility/2006" xmlns:aink="http://schemas.microsoft.com/office/drawing/2016/ink" xmlns:am3d="http://schemas.microsoft.com/office/drawing/2017/model3d" xmlns:o="urn:schemas-microsoft-com:office:office" xmlns:oel="http://schemas.microsoft.com/office/2019/extlst" xmlns:r="http://schemas.openxmlformats.org/officeDocument/2006/relationships" xmlns:m="http://schemas.openxmlformats.org/officeDocument/2006/math" xmlns:v="urn:schemas-microsoft-com:vml" xmlns:wp14="http://schemas.microsoft.com/office/word/2010/wordprocessingDrawing" xmlns:wp="http://schemas.openxmlformats.org/drawingml/2006/wordprocessingDrawing" xmlns:w10="urn:schemas-microsoft-com:office:word" xmlns:w="http://schemas.openxmlformats.org/wordprocessingml/2006/main" xmlns:w14="http://schemas.microsoft.com/office/word/2010/wordml" xmlns:w15="http://schemas.microsoft.com/office/word/2012/wordml" xmlns:w16cex="http://schemas.microsoft.com/office/word/2018/wordml/cex" xmlns:w16cid="http://schemas.microsoft.com/office/word/2016/wordml/cid" xmlns:w16="http://schemas.microsoft.com/office/word/2018/wordml" xmlns:w16du="http://schemas.microsoft.com/office/word/2023/wordml/word16du" xmlns:w16sdtdh="http://schemas.microsoft.com/office/word/2020/wordml/sdtdatahash" xmlns:w16sdtfl="http://schemas.microsoft.com/office/word/2024/wordml/sdtformatlock" xmlns:w16se="http://schemas.microsoft.com/office/word/2015/wordml/symex" xmlns:wpg="http://schemas.microsoft.com/office/word/2010/wordprocessingGroup" xmlns:wpi="http://schemas.microsoft.com/office/word/2010/wordprocessingInk" xmlns:wne="http://schemas.microsoft.com/office/word/2006/wordml" xmlns:wps="http://schemas.microsoft.com/office/word/2010/wordprocessingShape" mc:Ignorable="w14 w15 w16se w16cid w16 w16cex w16sdtdh w16sdtfl w16du wp14">
   <w:p>
     <w:pPr>
       <w:pStyle w:val="Footer"/>
@@ -2124,7 +2098,7 @@
 </file>
 
 <file path=word/footnotes.xml><?xml version="1.0" encoding="utf-8"?>
-<w:footnotes xmlns:wpc="http://schemas.microsoft.com/office/word/2010/wordprocessingCanvas" xmlns:cx="http://schemas.microsoft.com/office/drawing/2014/chartex" xmlns:cx1="http://schemas.microsoft.com/office/drawing/2015/9/8/chartex" xmlns:cx2="http://schemas.microsoft.com/office/drawing/2015/10/21/chartex" xmlns:cx3="http://schemas.microsoft.com/office/drawing/2016/5/9/chartex" xmlns:cx4="http://schemas.microsoft.com/office/drawing/2016/5/10/chartex" xmlns:cx5="http://schemas.microsoft.com/office/drawing/2016/5/11/chartex" xmlns:cx6="http://schemas.microsoft.com/office/drawing/2016/5/12/chartex" xmlns:cx7="http://schemas.microsoft.com/office/drawing/2016/5/13/chartex" xmlns:cx8="http://schemas.microsoft.com/office/drawing/2016/5/14/chartex" xmlns:mc="http://schemas.openxmlformats.org/markup-compatibility/2006" xmlns:aink="http://schemas.microsoft.com/office/drawing/2016/ink" xmlns:am3d="http://schemas.microsoft.com/office/drawing/2017/model3d" xmlns:o="urn:schemas-microsoft-com:office:office" xmlns:oel="http://schemas.microsoft.com/office/2019/extlst" xmlns:r="http://schemas.openxmlformats.org/officeDocument/2006/relationships" xmlns:m="http://schemas.openxmlformats.org/officeDocument/2006/math" xmlns:v="urn:schemas-microsoft-com:vml" xmlns:wp14="http://schemas.microsoft.com/office/word/2010/wordprocessingDrawing" xmlns:wp="http://schemas.openxmlformats.org/drawingml/2006/wordprocessingDrawing" xmlns:w10="urn:schemas-microsoft-com:office:word" xmlns:w="http://schemas.openxmlformats.org/wordprocessingml/2006/main" xmlns:w14="http://schemas.microsoft.com/office/word/2010/wordml" xmlns:w15="http://schemas.microsoft.com/office/word/2012/wordml" xmlns:w16cex="http://schemas.microsoft.com/office/word/2018/wordml/cex" xmlns:w16cid="http://schemas.microsoft.com/office/word/2016/wordml/cid" xmlns:w16="http://schemas.microsoft.com/office/word/2018/wordml" xmlns:w16sdtdh="http://schemas.microsoft.com/office/word/2020/wordml/sdtdatahash" xmlns:w16se="http://schemas.microsoft.com/office/word/2015/wordml/symex" xmlns:wpg="http://schemas.microsoft.com/office/word/2010/wordprocessingGroup" xmlns:wpi="http://schemas.microsoft.com/office/word/2010/wordprocessingInk" xmlns:wne="http://schemas.microsoft.com/office/word/2006/wordml" xmlns:wps="http://schemas.microsoft.com/office/word/2010/wordprocessingShape" mc:Ignorable="w14 w15 w16se w16cid w16 w16cex w16sdtdh wp14">
+<w:footnotes xmlns:wpc="http://schemas.microsoft.com/office/word/2010/wordprocessingCanvas" xmlns:cx="http://schemas.microsoft.com/office/drawing/2014/chartex" xmlns:cx1="http://schemas.microsoft.com/office/drawing/2015/9/8/chartex" xmlns:cx2="http://schemas.microsoft.com/office/drawing/2015/10/21/chartex" xmlns:cx3="http://schemas.microsoft.com/office/drawing/2016/5/9/chartex" xmlns:cx4="http://schemas.microsoft.com/office/drawing/2016/5/10/chartex" xmlns:cx5="http://schemas.microsoft.com/office/drawing/2016/5/11/chartex" xmlns:cx6="http://schemas.microsoft.com/office/drawing/2016/5/12/chartex" xmlns:cx7="http://schemas.microsoft.com/office/drawing/2016/5/13/chartex" xmlns:cx8="http://schemas.microsoft.com/office/drawing/2016/5/14/chartex" xmlns:mc="http://schemas.openxmlformats.org/markup-compatibility/2006" xmlns:aink="http://schemas.microsoft.com/office/drawing/2016/ink" xmlns:am3d="http://schemas.microsoft.com/office/drawing/2017/model3d" xmlns:o="urn:schemas-microsoft-com:office:office" xmlns:oel="http://schemas.microsoft.com/office/2019/extlst" xmlns:r="http://schemas.openxmlformats.org/officeDocument/2006/relationships" xmlns:m="http://schemas.openxmlformats.org/officeDocument/2006/math" xmlns:v="urn:schemas-microsoft-com:vml" xmlns:wp14="http://schemas.microsoft.com/office/word/2010/wordprocessingDrawing" xmlns:wp="http://schemas.openxmlformats.org/drawingml/2006/wordprocessingDrawing" xmlns:w10="urn:schemas-microsoft-com:office:word" xmlns:w="http://schemas.openxmlformats.org/wordprocessingml/2006/main" xmlns:w14="http://schemas.microsoft.com/office/word/2010/wordml" xmlns:w15="http://schemas.microsoft.com/office/word/2012/wordml" xmlns:w16cex="http://schemas.microsoft.com/office/word/2018/wordml/cex" xmlns:w16cid="http://schemas.microsoft.com/office/word/2016/wordml/cid" xmlns:w16="http://schemas.microsoft.com/office/word/2018/wordml" xmlns:w16du="http://schemas.microsoft.com/office/word/2023/wordml/word16du" xmlns:w16sdtdh="http://schemas.microsoft.com/office/word/2020/wordml/sdtdatahash" xmlns:w16sdtfl="http://schemas.microsoft.com/office/word/2024/wordml/sdtformatlock" xmlns:w16se="http://schemas.microsoft.com/office/word/2015/wordml/symex" xmlns:wpg="http://schemas.microsoft.com/office/word/2010/wordprocessingGroup" xmlns:wpi="http://schemas.microsoft.com/office/word/2010/wordprocessingInk" xmlns:wne="http://schemas.microsoft.com/office/word/2006/wordml" xmlns:wps="http://schemas.microsoft.com/office/word/2010/wordprocessingShape" mc:Ignorable="w14 w15 w16se w16cid w16 w16cex w16sdtdh w16sdtfl w16du wp14">
   <w:footnote w:type="separator" w:id="-1">
     <w:p>
       <w:pPr>
@@ -2149,7 +2123,7 @@
 </file>
 
 <file path=word/header1.xml><?xml version="1.0" encoding="utf-8"?>
-<w:hdr xmlns:wpc="http://schemas.microsoft.com/office/word/2010/wordprocessingCanvas" xmlns:cx="http://schemas.microsoft.com/office/drawing/2014/chartex" xmlns:cx1="http://schemas.microsoft.com/office/drawing/2015/9/8/chartex" xmlns:cx2="http://schemas.microsoft.com/office/drawing/2015/10/21/chartex" xmlns:cx3="http://schemas.microsoft.com/office/drawing/2016/5/9/chartex" xmlns:cx4="http://schemas.microsoft.com/office/drawing/2016/5/10/chartex" xmlns:cx5="http://schemas.microsoft.com/office/drawing/2016/5/11/chartex" xmlns:cx6="http://schemas.microsoft.com/office/drawing/2016/5/12/chartex" xmlns:cx7="http://schemas.microsoft.com/office/drawing/2016/5/13/chartex" xmlns:cx8="http://schemas.microsoft.com/office/drawing/2016/5/14/chartex" xmlns:mc="http://schemas.openxmlformats.org/markup-compatibility/2006" xmlns:aink="http://schemas.microsoft.com/office/drawing/2016/ink" xmlns:am3d="http://schemas.microsoft.com/office/drawing/2017/model3d" xmlns:o="urn:schemas-microsoft-com:office:office" xmlns:oel="http://schemas.microsoft.com/office/2019/extlst" xmlns:r="http://schemas.openxmlformats.org/officeDocument/2006/relationships" xmlns:m="http://schemas.openxmlformats.org/officeDocument/2006/math" xmlns:v="urn:schemas-microsoft-com:vml" xmlns:wp14="http://schemas.microsoft.com/office/word/2010/wordprocessingDrawing" xmlns:wp="http://schemas.openxmlformats.org/drawingml/2006/wordprocessingDrawing" xmlns:w10="urn:schemas-microsoft-com:office:word" xmlns:w="http://schemas.openxmlformats.org/wordprocessingml/2006/main" xmlns:w14="http://schemas.microsoft.com/office/word/2010/wordml" xmlns:w15="http://schemas.microsoft.com/office/word/2012/wordml" xmlns:w16cex="http://schemas.microsoft.com/office/word/2018/wordml/cex" xmlns:w16cid="http://schemas.microsoft.com/office/word/2016/wordml/cid" xmlns:w16="http://schemas.microsoft.com/office/word/2018/wordml" xmlns:w16sdtdh="http://schemas.microsoft.com/office/word/2020/wordml/sdtdatahash" xmlns:w16se="http://schemas.microsoft.com/office/word/2015/wordml/symex" xmlns:wpg="http://schemas.microsoft.com/office/word/2010/wordprocessingGroup" xmlns:wpi="http://schemas.microsoft.com/office/word/2010/wordprocessingInk" xmlns:wne="http://schemas.microsoft.com/office/word/2006/wordml" xmlns:wps="http://schemas.microsoft.com/office/word/2010/wordprocessingShape" mc:Ignorable="w14 w15 w16se w16cid w16 w16cex w16sdtdh wp14">
+<w:hdr xmlns:wpc="http://schemas.microsoft.com/office/word/2010/wordprocessingCanvas" xmlns:cx="http://schemas.microsoft.com/office/drawing/2014/chartex" xmlns:cx1="http://schemas.microsoft.com/office/drawing/2015/9/8/chartex" xmlns:cx2="http://schemas.microsoft.com/office/drawing/2015/10/21/chartex" xmlns:cx3="http://schemas.microsoft.com/office/drawing/2016/5/9/chartex" xmlns:cx4="http://schemas.microsoft.com/office/drawing/2016/5/10/chartex" xmlns:cx5="http://schemas.microsoft.com/office/drawing/2016/5/11/chartex" xmlns:cx6="http://schemas.microsoft.com/office/drawing/2016/5/12/chartex" xmlns:cx7="http://schemas.microsoft.com/office/drawing/2016/5/13/chartex" xmlns:cx8="http://schemas.microsoft.com/office/drawing/2016/5/14/chartex" xmlns:mc="http://schemas.openxmlformats.org/markup-compatibility/2006" xmlns:aink="http://schemas.microsoft.com/office/drawing/2016/ink" xmlns:am3d="http://schemas.microsoft.com/office/drawing/2017/model3d" xmlns:o="urn:schemas-microsoft-com:office:office" xmlns:oel="http://schemas.microsoft.com/office/2019/extlst" xmlns:r="http://schemas.openxmlformats.org/officeDocument/2006/relationships" xmlns:m="http://schemas.openxmlformats.org/officeDocument/2006/math" xmlns:v="urn:schemas-microsoft-com:vml" xmlns:wp14="http://schemas.microsoft.com/office/word/2010/wordprocessingDrawing" xmlns:wp="http://schemas.openxmlformats.org/drawingml/2006/wordprocessingDrawing" xmlns:w10="urn:schemas-microsoft-com:office:word" xmlns:w="http://schemas.openxmlformats.org/wordprocessingml/2006/main" xmlns:w14="http://schemas.microsoft.com/office/word/2010/wordml" xmlns:w15="http://schemas.microsoft.com/office/word/2012/wordml" xmlns:w16cex="http://schemas.microsoft.com/office/word/2018/wordml/cex" xmlns:w16cid="http://schemas.microsoft.com/office/word/2016/wordml/cid" xmlns:w16="http://schemas.microsoft.com/office/word/2018/wordml" xmlns:w16du="http://schemas.microsoft.com/office/word/2023/wordml/word16du" xmlns:w16sdtdh="http://schemas.microsoft.com/office/word/2020/wordml/sdtdatahash" xmlns:w16sdtfl="http://schemas.microsoft.com/office/word/2024/wordml/sdtformatlock" xmlns:w16se="http://schemas.microsoft.com/office/word/2015/wordml/symex" xmlns:wpg="http://schemas.microsoft.com/office/word/2010/wordprocessingGroup" xmlns:wpi="http://schemas.microsoft.com/office/word/2010/wordprocessingInk" xmlns:wne="http://schemas.microsoft.com/office/word/2006/wordml" xmlns:wps="http://schemas.microsoft.com/office/word/2010/wordprocessingShape" mc:Ignorable="w14 w15 w16se w16cid w16 w16cex w16sdtdh w16sdtfl w16du wp14">
   <w:p>
     <w:pPr>
       <w:pStyle w:val="Header"/>
@@ -2159,7 +2133,7 @@
 </file>
 
 <file path=word/header2.xml><?xml version="1.0" encoding="utf-8"?>
-<w:hdr xmlns:wpc="http://schemas.microsoft.com/office/word/2010/wordprocessingCanvas" xmlns:cx="http://schemas.microsoft.com/office/drawing/2014/chartex" xmlns:cx1="http://schemas.microsoft.com/office/drawing/2015/9/8/chartex" xmlns:cx2="http://schemas.microsoft.com/office/drawing/2015/10/21/chartex" xmlns:cx3="http://schemas.microsoft.com/office/drawing/2016/5/9/chartex" xmlns:cx4="http://schemas.microsoft.com/office/drawing/2016/5/10/chartex" xmlns:cx5="http://schemas.microsoft.com/office/drawing/2016/5/11/chartex" xmlns:cx6="http://schemas.microsoft.com/office/drawing/2016/5/12/chartex" xmlns:cx7="http://schemas.microsoft.com/office/drawing/2016/5/13/chartex" xmlns:cx8="http://schemas.microsoft.com/office/drawing/2016/5/14/chartex" xmlns:mc="http://schemas.openxmlformats.org/markup-compatibility/2006" xmlns:aink="http://schemas.microsoft.com/office/drawing/2016/ink" xmlns:am3d="http://schemas.microsoft.com/office/drawing/2017/model3d" xmlns:o="urn:schemas-microsoft-com:office:office" xmlns:oel="http://schemas.microsoft.com/office/2019/extlst" xmlns:r="http://schemas.openxmlformats.org/officeDocument/2006/relationships" xmlns:m="http://schemas.openxmlformats.org/officeDocument/2006/math" xmlns:v="urn:schemas-microsoft-com:vml" xmlns:wp14="http://schemas.microsoft.com/office/word/2010/wordprocessingDrawing" xmlns:wp="http://schemas.openxmlformats.org/drawingml/2006/wordprocessingDrawing" xmlns:w10="urn:schemas-microsoft-com:office:word" xmlns:w="http://schemas.openxmlformats.org/wordprocessingml/2006/main" xmlns:w14="http://schemas.microsoft.com/office/word/2010/wordml" xmlns:w15="http://schemas.microsoft.com/office/word/2012/wordml" xmlns:w16cex="http://schemas.microsoft.com/office/word/2018/wordml/cex" xmlns:w16cid="http://schemas.microsoft.com/office/word/2016/wordml/cid" xmlns:w16="http://schemas.microsoft.com/office/word/2018/wordml" xmlns:w16sdtdh="http://schemas.microsoft.com/office/word/2020/wordml/sdtdatahash" xmlns:w16se="http://schemas.microsoft.com/office/word/2015/wordml/symex" xmlns:wpg="http://schemas.microsoft.com/office/word/2010/wordprocessingGroup" xmlns:wpi="http://schemas.microsoft.com/office/word/2010/wordprocessingInk" xmlns:wne="http://schemas.microsoft.com/office/word/2006/wordml" xmlns:wps="http://schemas.microsoft.com/office/word/2010/wordprocessingShape" mc:Ignorable="w14 w15 w16se w16cid w16 w16cex w16sdtdh wp14">
+<w:hdr xmlns:wpc="http://schemas.microsoft.com/office/word/2010/wordprocessingCanvas" xmlns:cx="http://schemas.microsoft.com/office/drawing/2014/chartex" xmlns:cx1="http://schemas.microsoft.com/office/drawing/2015/9/8/chartex" xmlns:cx2="http://schemas.microsoft.com/office/drawing/2015/10/21/chartex" xmlns:cx3="http://schemas.microsoft.com/office/drawing/2016/5/9/chartex" xmlns:cx4="http://schemas.microsoft.com/office/drawing/2016/5/10/chartex" xmlns:cx5="http://schemas.microsoft.com/office/drawing/2016/5/11/chartex" xmlns:cx6="http://schemas.microsoft.com/office/drawing/2016/5/12/chartex" xmlns:cx7="http://schemas.microsoft.com/office/drawing/2016/5/13/chartex" xmlns:cx8="http://schemas.microsoft.com/office/drawing/2016/5/14/chartex" xmlns:mc="http://schemas.openxmlformats.org/markup-compatibility/2006" xmlns:aink="http://schemas.microsoft.com/office/drawing/2016/ink" xmlns:am3d="http://schemas.microsoft.com/office/drawing/2017/model3d" xmlns:o="urn:schemas-microsoft-com:office:office" xmlns:oel="http://schemas.microsoft.com/office/2019/extlst" xmlns:r="http://schemas.openxmlformats.org/officeDocument/2006/relationships" xmlns:m="http://schemas.openxmlformats.org/officeDocument/2006/math" xmlns:v="urn:schemas-microsoft-com:vml" xmlns:wp14="http://schemas.microsoft.com/office/word/2010/wordprocessingDrawing" xmlns:wp="http://schemas.openxmlformats.org/drawingml/2006/wordprocessingDrawing" xmlns:w10="urn:schemas-microsoft-com:office:word" xmlns:w="http://schemas.openxmlformats.org/wordprocessingml/2006/main" xmlns:w14="http://schemas.microsoft.com/office/word/2010/wordml" xmlns:w15="http://schemas.microsoft.com/office/word/2012/wordml" xmlns:w16cex="http://schemas.microsoft.com/office/word/2018/wordml/cex" xmlns:w16cid="http://schemas.microsoft.com/office/word/2016/wordml/cid" xmlns:w16="http://schemas.microsoft.com/office/word/2018/wordml" xmlns:w16du="http://schemas.microsoft.com/office/word/2023/wordml/word16du" xmlns:w16sdtdh="http://schemas.microsoft.com/office/word/2020/wordml/sdtdatahash" xmlns:w16sdtfl="http://schemas.microsoft.com/office/word/2024/wordml/sdtformatlock" xmlns:w16se="http://schemas.microsoft.com/office/word/2015/wordml/symex" xmlns:wpg="http://schemas.microsoft.com/office/word/2010/wordprocessingGroup" xmlns:wpi="http://schemas.microsoft.com/office/word/2010/wordprocessingInk" xmlns:wne="http://schemas.microsoft.com/office/word/2006/wordml" xmlns:wps="http://schemas.microsoft.com/office/word/2010/wordprocessingShape" mc:Ignorable="w14 w15 w16se w16cid w16 w16cex w16sdtdh w16sdtfl w16du wp14">
   <w:p>
     <w:pPr>
       <w:pStyle w:val="Header"/>
@@ -2170,7 +2144,7 @@
 </file>
 
 <file path=word/header3.xml><?xml version="1.0" encoding="utf-8"?>
-<w:hdr xmlns:wpc="http://schemas.microsoft.com/office/word/2010/wordprocessingCanvas" xmlns:cx="http://schemas.microsoft.com/office/drawing/2014/chartex" xmlns:cx1="http://schemas.microsoft.com/office/drawing/2015/9/8/chartex" xmlns:cx2="http://schemas.microsoft.com/office/drawing/2015/10/21/chartex" xmlns:cx3="http://schemas.microsoft.com/office/drawing/2016/5/9/chartex" xmlns:cx4="http://schemas.microsoft.com/office/drawing/2016/5/10/chartex" xmlns:cx5="http://schemas.microsoft.com/office/drawing/2016/5/11/chartex" xmlns:cx6="http://schemas.microsoft.com/office/drawing/2016/5/12/chartex" xmlns:cx7="http://schemas.microsoft.com/office/drawing/2016/5/13/chartex" xmlns:cx8="http://schemas.microsoft.com/office/drawing/2016/5/14/chartex" xmlns:mc="http://schemas.openxmlformats.org/markup-compatibility/2006" xmlns:aink="http://schemas.microsoft.com/office/drawing/2016/ink" xmlns:am3d="http://schemas.microsoft.com/office/drawing/2017/model3d" xmlns:o="urn:schemas-microsoft-com:office:office" xmlns:oel="http://schemas.microsoft.com/office/2019/extlst" xmlns:r="http://schemas.openxmlformats.org/officeDocument/2006/relationships" xmlns:m="http://schemas.openxmlformats.org/officeDocument/2006/math" xmlns:v="urn:schemas-microsoft-com:vml" xmlns:wp14="http://schemas.microsoft.com/office/word/2010/wordprocessingDrawing" xmlns:wp="http://schemas.openxmlformats.org/drawingml/2006/wordprocessingDrawing" xmlns:w10="urn:schemas-microsoft-com:office:word" xmlns:w="http://schemas.openxmlformats.org/wordprocessingml/2006/main" xmlns:w14="http://schemas.microsoft.com/office/word/2010/wordml" xmlns:w15="http://schemas.microsoft.com/office/word/2012/wordml" xmlns:w16cex="http://schemas.microsoft.com/office/word/2018/wordml/cex" xmlns:w16cid="http://schemas.microsoft.com/office/word/2016/wordml/cid" xmlns:w16="http://schemas.microsoft.com/office/word/2018/wordml" xmlns:w16sdtdh="http://schemas.microsoft.com/office/word/2020/wordml/sdtdatahash" xmlns:w16se="http://schemas.microsoft.com/office/word/2015/wordml/symex" xmlns:wpg="http://schemas.microsoft.com/office/word/2010/wordprocessingGroup" xmlns:wpi="http://schemas.microsoft.com/office/word/2010/wordprocessingInk" xmlns:wne="http://schemas.microsoft.com/office/word/2006/wordml" xmlns:wps="http://schemas.microsoft.com/office/word/2010/wordprocessingShape" mc:Ignorable="w14 w15 w16se w16cid w16 w16cex w16sdtdh wp14">
+<w:hdr xmlns:wpc="http://schemas.microsoft.com/office/word/2010/wordprocessingCanvas" xmlns:cx="http://schemas.microsoft.com/office/drawing/2014/chartex" xmlns:cx1="http://schemas.microsoft.com/office/drawing/2015/9/8/chartex" xmlns:cx2="http://schemas.microsoft.com/office/drawing/2015/10/21/chartex" xmlns:cx3="http://schemas.microsoft.com/office/drawing/2016/5/9/chartex" xmlns:cx4="http://schemas.microsoft.com/office/drawing/2016/5/10/chartex" xmlns:cx5="http://schemas.microsoft.com/office/drawing/2016/5/11/chartex" xmlns:cx6="http://schemas.microsoft.com/office/drawing/2016/5/12/chartex" xmlns:cx7="http://schemas.microsoft.com/office/drawing/2016/5/13/chartex" xmlns:cx8="http://schemas.microsoft.com/office/drawing/2016/5/14/chartex" xmlns:mc="http://schemas.openxmlformats.org/markup-compatibility/2006" xmlns:aink="http://schemas.microsoft.com/office/drawing/2016/ink" xmlns:am3d="http://schemas.microsoft.com/office/drawing/2017/model3d" xmlns:o="urn:schemas-microsoft-com:office:office" xmlns:oel="http://schemas.microsoft.com/office/2019/extlst" xmlns:r="http://schemas.openxmlformats.org/officeDocument/2006/relationships" xmlns:m="http://schemas.openxmlformats.org/officeDocument/2006/math" xmlns:v="urn:schemas-microsoft-com:vml" xmlns:wp14="http://schemas.microsoft.com/office/word/2010/wordprocessingDrawing" xmlns:wp="http://schemas.openxmlformats.org/drawingml/2006/wordprocessingDrawing" xmlns:w10="urn:schemas-microsoft-com:office:word" xmlns:w="http://schemas.openxmlformats.org/wordprocessingml/2006/main" xmlns:w14="http://schemas.microsoft.com/office/word/2010/wordml" xmlns:w15="http://schemas.microsoft.com/office/word/2012/wordml" xmlns:w16cex="http://schemas.microsoft.com/office/word/2018/wordml/cex" xmlns:w16cid="http://schemas.microsoft.com/office/word/2016/wordml/cid" xmlns:w16="http://schemas.microsoft.com/office/word/2018/wordml" xmlns:w16du="http://schemas.microsoft.com/office/word/2023/wordml/word16du" xmlns:w16sdtdh="http://schemas.microsoft.com/office/word/2020/wordml/sdtdatahash" xmlns:w16sdtfl="http://schemas.microsoft.com/office/word/2024/wordml/sdtformatlock" xmlns:w16se="http://schemas.microsoft.com/office/word/2015/wordml/symex" xmlns:wpg="http://schemas.microsoft.com/office/word/2010/wordprocessingGroup" xmlns:wpi="http://schemas.microsoft.com/office/word/2010/wordprocessingInk" xmlns:wne="http://schemas.microsoft.com/office/word/2006/wordml" xmlns:wps="http://schemas.microsoft.com/office/word/2010/wordprocessingShape" mc:Ignorable="w14 w15 w16se w16cid w16 w16cex w16sdtdh w16sdtfl w16du wp14">
   <w:p>
     <w:pPr>
       <w:pStyle w:val="Header"/>
@@ -2179,7 +2153,7 @@
     <w:r>
       <w:tab/>
       <w:tab/>
-      <w:t>2026-06-17</w:t>
+      <w:t>2026-06-18</w:t>
       <w:br/>
       <w:br/>
     </w:r>
@@ -2196,7 +2170,7 @@
 </file>
 
 <file path=word/numbering.xml><?xml version="1.0" encoding="utf-8"?>
-<w:numbering xmlns:wpc="http://schemas.microsoft.com/office/word/2010/wordprocessingCanvas" xmlns:cx="http://schemas.microsoft.com/office/drawing/2014/chartex" xmlns:cx1="http://schemas.microsoft.com/office/drawing/2015/9/8/chartex" xmlns:cx2="http://schemas.microsoft.com/office/drawing/2015/10/21/chartex" xmlns:cx3="http://schemas.microsoft.com/office/drawing/2016/5/9/chartex" xmlns:cx4="http://schemas.microsoft.com/office/drawing/2016/5/10/chartex" xmlns:cx5="http://schemas.microsoft.com/office/drawing/2016/5/11/chartex" xmlns:cx6="http://schemas.microsoft.com/office/drawing/2016/5/12/chartex" xmlns:cx7="http://schemas.microsoft.com/office/drawing/2016/5/13/chartex" xmlns:cx8="http://schemas.microsoft.com/office/drawing/2016/5/14/chartex" xmlns:mc="http://schemas.openxmlformats.org/markup-compatibility/2006" xmlns:aink="http://schemas.microsoft.com/office/drawing/2016/ink" xmlns:am3d="http://schemas.microsoft.com/office/drawing/2017/model3d" xmlns:o="urn:schemas-microsoft-com:office:office" xmlns:oel="http://schemas.microsoft.com/office/2019/extlst" xmlns:r="http://schemas.openxmlformats.org/officeDocument/2006/relationships" xmlns:m="http://schemas.openxmlformats.org/officeDocument/2006/math" xmlns:v="urn:schemas-microsoft-com:vml" xmlns:wp14="http://schemas.microsoft.com/office/word/2010/wordprocessingDrawing" xmlns:wp="http://schemas.openxmlformats.org/drawingml/2006/wordprocessingDrawing" xmlns:w10="urn:schemas-microsoft-com:office:word" xmlns:w="http://schemas.openxmlformats.org/wordprocessingml/2006/main" xmlns:w14="http://schemas.microsoft.com/office/word/2010/wordml" xmlns:w15="http://schemas.microsoft.com/office/word/2012/wordml" xmlns:w16cex="http://schemas.microsoft.com/office/word/2018/wordml/cex" xmlns:w16cid="http://schemas.microsoft.com/office/word/2016/wordml/cid" xmlns:w16="http://schemas.microsoft.com/office/word/2018/wordml" xmlns:w16sdtdh="http://schemas.microsoft.com/office/word/2020/wordml/sdtdatahash" xmlns:w16se="http://schemas.microsoft.com/office/word/2015/wordml/symex" xmlns:wpg="http://schemas.microsoft.com/office/word/2010/wordprocessingGroup" xmlns:wpi="http://schemas.microsoft.com/office/word/2010/wordprocessingInk" xmlns:wne="http://schemas.microsoft.com/office/word/2006/wordml" xmlns:wps="http://schemas.microsoft.com/office/word/2010/wordprocessingShape" mc:Ignorable="w14 w15 w16se w16cid w16 w16cex w16sdtdh wp14">
+<w:numbering xmlns:wpc="http://schemas.microsoft.com/office/word/2010/wordprocessingCanvas" xmlns:cx="http://schemas.microsoft.com/office/drawing/2014/chartex" xmlns:cx1="http://schemas.microsoft.com/office/drawing/2015/9/8/chartex" xmlns:cx2="http://schemas.microsoft.com/office/drawing/2015/10/21/chartex" xmlns:cx3="http://schemas.microsoft.com/office/drawing/2016/5/9/chartex" xmlns:cx4="http://schemas.microsoft.com/office/drawing/2016/5/10/chartex" xmlns:cx5="http://schemas.microsoft.com/office/drawing/2016/5/11/chartex" xmlns:cx6="http://schemas.microsoft.com/office/drawing/2016/5/12/chartex" xmlns:cx7="http://schemas.microsoft.com/office/drawing/2016/5/13/chartex" xmlns:cx8="http://schemas.microsoft.com/office/drawing/2016/5/14/chartex" xmlns:mc="http://schemas.openxmlformats.org/markup-compatibility/2006" xmlns:aink="http://schemas.microsoft.com/office/drawing/2016/ink" xmlns:am3d="http://schemas.microsoft.com/office/drawing/2017/model3d" xmlns:o="urn:schemas-microsoft-com:office:office" xmlns:oel="http://schemas.microsoft.com/office/2019/extlst" xmlns:r="http://schemas.openxmlformats.org/officeDocument/2006/relationships" xmlns:m="http://schemas.openxmlformats.org/officeDocument/2006/math" xmlns:v="urn:schemas-microsoft-com:vml" xmlns:wp14="http://schemas.microsoft.com/office/word/2010/wordprocessingDrawing" xmlns:wp="http://schemas.openxmlformats.org/drawingml/2006/wordprocessingDrawing" xmlns:w10="urn:schemas-microsoft-com:office:word" xmlns:w="http://schemas.openxmlformats.org/wordprocessingml/2006/main" xmlns:w14="http://schemas.microsoft.com/office/word/2010/wordml" xmlns:w15="http://schemas.microsoft.com/office/word/2012/wordml" xmlns:w16cex="http://schemas.microsoft.com/office/word/2018/wordml/cex" xmlns:w16cid="http://schemas.microsoft.com/office/word/2016/wordml/cid" xmlns:w16="http://schemas.microsoft.com/office/word/2018/wordml" xmlns:w16du="http://schemas.microsoft.com/office/word/2023/wordml/word16du" xmlns:w16sdtdh="http://schemas.microsoft.com/office/word/2020/wordml/sdtdatahash" xmlns:w16sdtfl="http://schemas.microsoft.com/office/word/2024/wordml/sdtformatlock" xmlns:w16se="http://schemas.microsoft.com/office/word/2015/wordml/symex" xmlns:wpg="http://schemas.microsoft.com/office/word/2010/wordprocessingGroup" xmlns:wpi="http://schemas.microsoft.com/office/word/2010/wordprocessingInk" xmlns:wne="http://schemas.microsoft.com/office/word/2006/wordml" xmlns:wps="http://schemas.microsoft.com/office/word/2010/wordprocessingShape" mc:Ignorable="w14 w15 w16se w16cid w16 w16cex w16sdtdh w16sdtfl w16du wp14">
   <w:abstractNum w:abstractNumId="0" w15:restartNumberingAfterBreak="0">
     <w:nsid w:val="FFFFFF7C"/>
     <w:multiLevelType w:val="singleLevel"/>
@@ -2399,7 +2373,7 @@
 </file>
 
 <file path=word/styles.xml><?xml version="1.0" encoding="utf-8"?>
-<w:styles xmlns:mc="http://schemas.openxmlformats.org/markup-compatibility/2006" xmlns:r="http://schemas.openxmlformats.org/officeDocument/2006/relationships" xmlns:w="http://schemas.openxmlformats.org/wordprocessingml/2006/main" xmlns:w14="http://schemas.microsoft.com/office/word/2010/wordml" xmlns:w15="http://schemas.microsoft.com/office/word/2012/wordml" xmlns:w16cex="http://schemas.microsoft.com/office/word/2018/wordml/cex" xmlns:w16cid="http://schemas.microsoft.com/office/word/2016/wordml/cid" xmlns:w16="http://schemas.microsoft.com/office/word/2018/wordml" xmlns:w16sdtdh="http://schemas.microsoft.com/office/word/2020/wordml/sdtdatahash" xmlns:w16se="http://schemas.microsoft.com/office/word/2015/wordml/symex" mc:Ignorable="w14 w15 w16se w16cid w16 w16cex w16sdtdh">
+<w:styles xmlns:mc="http://schemas.openxmlformats.org/markup-compatibility/2006" xmlns:r="http://schemas.openxmlformats.org/officeDocument/2006/relationships" xmlns:w="http://schemas.openxmlformats.org/wordprocessingml/2006/main" xmlns:w14="http://schemas.microsoft.com/office/word/2010/wordml" xmlns:w15="http://schemas.microsoft.com/office/word/2012/wordml" xmlns:w16cex="http://schemas.microsoft.com/office/word/2018/wordml/cex" xmlns:w16cid="http://schemas.microsoft.com/office/word/2016/wordml/cid" xmlns:w16="http://schemas.microsoft.com/office/word/2018/wordml" xmlns:w16du="http://schemas.microsoft.com/office/word/2023/wordml/word16du" xmlns:w16sdtdh="http://schemas.microsoft.com/office/word/2020/wordml/sdtdatahash" xmlns:w16sdtfl="http://schemas.microsoft.com/office/word/2024/wordml/sdtformatlock" xmlns:w16se="http://schemas.microsoft.com/office/word/2015/wordml/symex" mc:Ignorable="w14 w15 w16se w16cid w16 w16cex w16sdtdh w16sdtfl w16du">
   <w:docDefaults>
     <w:rPrDefault>
       <w:rPr>
@@ -3157,7 +3131,7 @@
     <w:link w:val="TitleChar"/>
     <w:uiPriority w:val="10"/>
     <w:qFormat/>
-    <w:rsid w:val="007106C8"/>
+    <w:rsid w:val="00E854FA"/>
     <w:pPr>
       <w:spacing w:after="300" w:line="240" w:lineRule="auto"/>
       <w:contextualSpacing/>
@@ -3167,7 +3141,7 @@
       <w:rFonts w:eastAsiaTheme="majorEastAsia" w:cstheme="majorBidi"/>
       <w:spacing w:val="5"/>
       <w:kern w:val="28"/>
-      <w:sz w:val="52"/>
+      <w:sz w:val="40"/>
       <w:szCs w:val="52"/>
       <w:lang w:val="sv-SE" w:eastAsia="en-US" w:bidi="ar-SA"/>
     </w:rPr>
@@ -3177,12 +3151,12 @@
     <w:basedOn w:val="DefaultParagraphFont"/>
     <w:link w:val="Title"/>
     <w:uiPriority w:val="10"/>
-    <w:rsid w:val="007106C8"/>
+    <w:rsid w:val="00E854FA"/>
     <w:rPr>
       <w:rFonts w:ascii="Times New Roman" w:eastAsiaTheme="majorEastAsia" w:hAnsi="Times New Roman" w:cstheme="majorBidi"/>
       <w:spacing w:val="5"/>
       <w:kern w:val="28"/>
-      <w:sz w:val="52"/>
+      <w:sz w:val="40"/>
       <w:szCs w:val="52"/>
       <w:lang w:val="sv-SE" w:eastAsia="en-US" w:bidi="ar-SA"/>
     </w:rPr>

--- a/klagomål/A 52745-2025 FSC-klagomål.docx
+++ b/klagomål/A 52745-2025 FSC-klagomål.docx
@@ -2153,7 +2153,7 @@
     <w:r>
       <w:tab/>
       <w:tab/>
-      <w:t>2026-06-18</w:t>
+      <w:t>2026-06-19</w:t>
       <w:br/>
       <w:br/>
     </w:r>

--- a/klagomål/A 52745-2025 FSC-klagomål.docx
+++ b/klagomål/A 52745-2025 FSC-klagomål.docx
@@ -2153,7 +2153,7 @@
     <w:r>
       <w:tab/>
       <w:tab/>
-      <w:t>2026-06-19</w:t>
+      <w:t>2026-06-20</w:t>
       <w:br/>
       <w:br/>
     </w:r>

--- a/klagomål/A 52745-2025 FSC-klagomål.docx
+++ b/klagomål/A 52745-2025 FSC-klagomål.docx
@@ -168,38 +168,7 @@
     </w:p>
     <w:p>
       <w:r>
-        <w:t>Detta dokument behandlar höga naturvärden i avverkningsanmälan A 52745-2025 i Strömsunds kommun som inkom 2025-10-27 och omfattar 17,9 ha.</w:t>
-      </w:r>
-    </w:p>
-    <w:p>
-      <w:r>
-        <w:t>Nedan presenteras fynd av naturvårdsarter och fridlysta arter som gjorts i det avverkningsanmälda området, samt relevanta utdrag ur standarderna för FSC, Chain of Custody, Controlled Wood och PEFC. I BILAGA 1 finns artfakta om fridlysta och rödlistade arter.</w:t>
-      </w:r>
-    </w:p>
-    <w:p>
-      <w:r>
-        <w:t>Vi förväntar oss att ni återkommer med ett skriftligt svar på vårt klagomål och även beskriver vilka korrigerande åtgärder ni satt in för att rätta till identifierade brister i er efterlevnad av den svenska FSC standarden.</w:t>
-      </w:r>
-    </w:p>
-    <w:p>
-      <w:pPr>
-        <w:pStyle w:val="Heading1"/>
-      </w:pPr>
-      <w:r>
-        <w:t>Naturvårdsarter</w:t>
-      </w:r>
-    </w:p>
-    <w:p>
-      <w:r>
-        <w:t>I och inom 9 meter från avverkningsanmälan har följande 23 naturvårdsarter hittats: garnlav (VU, T), gränsticka (VU, T), ostticka (VU, T), ulltickeporing (VU), brunpudrad nållav (NT, T), doftskinn (NT, T), gammelgransskål (NT, T), harticka (NT, T), lavskrika (NT, T, §4), liten svartspik (NT), lunglav (NT, T), rosenticka (NT, T), rödbrun blekspik (NT, T), skrovellav (NT, T), talltita (NT, §4), tretåig hackspett (NT, T, §4), ullticka (NT, T), vitgrynig nållav (NT), rostfläck (S, T), stuplav (S, T), trådticka (S, T), spillkråka (T, §4) och tjäder (T, §4). Av dessa är 18 rödlistade. För rödlistade arter har rödlistekategorin angivits inom parentes. Arter som är signalarter enligt Skogsstyrelsen har markerats med (S). Typiska arter inom Natura 2000 som är kopplade till skogsekosystem har markerats med (T). För fridlysta arter anges även paragrafen i Artskyddsförordningen som arten är fridlyst enligt.</w:t>
-      </w:r>
-    </w:p>
-    <w:p>
-      <w:r>
-        <w:t>De påträffade naturvårdsarterna är ett tydligt kvitto på att det rör sig om en skog med höga naturvärden.</w:t>
-      </w:r>
-      <w:r>
-        <w:t xml:space="preserve"> I Figur 1 visas fyndplatser för naturvårdsarter i området, som finns registrerade på Artportalen.</w:t>
+        <w:t>Detta klagomål behandlar höga naturvärden i avverkningsanmälan A 52745-2025 i Strömsunds kommun som inkom 2025-10-27 och omfattar 17,9 ha.</w:t>
       </w:r>
     </w:p>
     <w:p>
@@ -247,7 +216,696 @@
         <w:spacing w:after="240"/>
       </w:pPr>
       <w:r>
-        <w:t>Figur 1. Fyndplatser för naturvårdsarter i och inom 9 meter från avverkningsanmälan (röd linje). Markörer utan svart kant är placerade på fyndplatsen. Markörer med svart kant är placerade vid sidan av fyndplatsen och har ett svart streck som visar fyndplatsens exakta position. Kartans mittpunktskoordinat är N 7144934, E 488709 i SWEREF 99 TM.</w:t>
+        <w:t>Figur 1. Fyndplatser för naturvårdsarter i och inom 9 meter från avverkningsanmälan. Markörer utan svart kant är placerade på fyndplatsen. Markörer med svart kant är placerade vid sidan av fyndplatsen har ett svart streck som visar fyndplatsens exakta position. Kartans mittpunktskoordinat är N 7144934, E 488709 i SWEREF 99 TM.</w:t>
+      </w:r>
+    </w:p>
+    <w:p>
+      <w:r>
+        <w:t>I och inom 9 meter från avverkningsanmälan finns fynd av 23 naturvårdsarter, varav 18 är rödlistade, 5 är fridlysta, 19 är typiska (T) och 3 är signalarter (S): garnlav (VU, T), gränsticka (VU, T), ostticka (VU, T), ulltickeporing (VU), brunpudrad nållav (NT, T), doftskinn (NT, T), gammelgransskål (NT, T), harticka (NT, T), lavskrika (NT, T, §4), liten svartspik (NT), lunglav (NT, T), rosenticka (NT, T), rödbrun blekspik (NT, T), skrovellav (NT, T), talltita (NT, §4), tretåig hackspett (NT, T, §4), ullticka (NT, T), vitgrynig nållav (NT), rostfläck (S, T), stuplav (S, T), trådticka (S, T), spillkråka (T, §4) och tjäder (T, §4). Se Figur 1.</w:t>
+      </w:r>
+    </w:p>
+    <w:p>
+      <w:r>
+        <w:t>Nedan presenteras relevanta utdrag ur standarderna för FSC, Chain of Custody, Controlled Wood och PEFC.</w:t>
+      </w:r>
+    </w:p>
+    <w:p>
+      <w:r>
+        <w:t>Vi förväntar oss att ni återkommer med ett skriftligt svar på vårt klagomål och även beskriver vilka korrigerande åtgärder ni satt in för att rätta till identifierade brister i er efterlevnad av den svenska FSC standarden.</w:t>
+      </w:r>
+    </w:p>
+    <w:p>
+      <w:pPr>
+        <w:pStyle w:val="Heading1"/>
+      </w:pPr>
+      <w:r>
+        <w:t>Naturvårdsarter och fridlysta arter</w:t>
+      </w:r>
+    </w:p>
+    <w:p>
+      <w:r>
+        <w:t>Nedan följer beskrivningar av de naturvårdsarter och fridlysta arter som har sina livsmiljöer och växtplatser i den avverkningsanmälda skogen. Se även ytterligare artfakta i BILAGA 1. De påträffade naturvårdsarterna är ett tydligt kvitto på att det rör sig om en skog med höga naturvärden.</w:t>
+      </w:r>
+    </w:p>
+    <w:p>
+      <w:r>
+        <w:rPr>
+          <w:b/>
+        </w:rPr>
+        <w:t>Garnlav (VU)</w:t>
+      </w:r>
+      <w:r>
+        <w:t xml:space="preserve"> är en utpräglad barrskogsart som ibland kan drapera träden i norrländska grannaturskogar med hög luftfuktighet. Den förekommer även i talldominerade bestånd där den, förutom i trädens grenverk, påträffas hängande över ojämnheter i tallbarken. Arten har minskat starkt i södra och mellersta Sverige och den minskar även i sitt nordliga utbredningsområde. Minskningstakten uppgår till 30 (20–50) % inom 50 år och överstiger gränsvärdet för Sårbar (VU). Orsaken till tillbakagången beror främst på slutavverkningar av naturskogsartade skogar. Bestånd med riklig förekomst bör regelmässigt sparas, vilket även gynnar flera andra sällsynta och rödlistade arter. Garnlav är värdväxt för den mycket sällsynta och akut hotade fjärilen barrskogslavfly (CR) som hör hemma i boreala barrskogar med riklig förekomst av värdväxten. Tidigare kunde arten konstateras årligen på flera platser vid Dala-Floda i Dalarna innan lokalerna kalavverkades. Senaste fyndet i landet av barrskogslavfly är från år 2000 då den påträffades vid Högberget i Sollefteå kommun. Garnlav är typisk art för </w:t>
+      </w:r>
+      <w:r>
+        <w:rPr>
+          <w:i/>
+        </w:rPr>
+        <w:t xml:space="preserve">9010 Taiga </w:t>
+      </w:r>
+      <w:r>
+        <w:t>och</w:t>
+      </w:r>
+      <w:r>
+        <w:rPr>
+          <w:i/>
+        </w:rPr>
+        <w:t xml:space="preserve"> 9070 Trädklädd betesmark</w:t>
+      </w:r>
+      <w:r>
+        <w:t xml:space="preserve"> (SLU Artdatabanken, 2026).</w:t>
+      </w:r>
+    </w:p>
+    <w:p>
+      <w:r>
+        <w:rPr>
+          <w:b/>
+        </w:rPr>
+        <w:t>Gränsticka (VU)</w:t>
+      </w:r>
+      <w:r>
+        <w:t xml:space="preserve"> är en mycket bra signalart inom hela sitt utbredningsområde. Den är huvudsakligen knuten till restbestånd av barrnaturskog och förekommer med ett tydligt optimum i orörda eller måttligt påverkade gamla granskogar där det föreligger långvarig kontinuitet av grov död ved. Den totala populationen bedöms ha minskat och fortsätter att minska i takt med att grankontinuitetsskogar (äldre tidigare icke kalavverkade skogar) minskar i areal. Minskningstakten överstiger gränsvärdet för sårbar (VU). Lokaler som hyser arten bör undantas från skogsbruk, speciellt i mellersta och södra Sverige. Gränsticka är typisk art för </w:t>
+      </w:r>
+      <w:r>
+        <w:rPr>
+          <w:i/>
+        </w:rPr>
+        <w:t>9010 Taiga</w:t>
+      </w:r>
+      <w:r>
+        <w:t xml:space="preserve"> (SLU Artdatabanken, 2026; Nitare &amp; Skogsstyrelsen, 2019).</w:t>
+      </w:r>
+    </w:p>
+    <w:p>
+      <w:r>
+        <w:rPr>
+          <w:b/>
+        </w:rPr>
+        <w:t xml:space="preserve">Ostticka (VU) </w:t>
+      </w:r>
+      <w:r>
+        <w:t xml:space="preserve">växer huvudsakligen på grova granlågor i urskogsartad barrskog. Växtplatserna ligger vanligtvis i brandrefugiala områden med relativt hög luftfuktighet där skogen under lång tid haft en intern beståndsdynamik med successivt avdöende träd. Alla skogsskötselåtgärder på eller i omedelbar närhet av lokalerna inverkar negativt på artens fortlevnad. Ostticka är typisk art för </w:t>
+      </w:r>
+      <w:r>
+        <w:rPr>
+          <w:i/>
+        </w:rPr>
+        <w:t xml:space="preserve">9010 Taiga </w:t>
+      </w:r>
+      <w:r>
+        <w:t xml:space="preserve">och </w:t>
+      </w:r>
+      <w:r>
+        <w:rPr>
+          <w:i/>
+        </w:rPr>
+        <w:t>9030 Landhöjningsskog</w:t>
+      </w:r>
+      <w:r>
+        <w:t xml:space="preserve"> (SLU Artdatabanken, 2024; Nitare &amp; Skogsstyrelsen, 2019).</w:t>
+      </w:r>
+    </w:p>
+    <w:p>
+      <w:r>
+        <w:rPr>
+          <w:b/>
+        </w:rPr>
+        <w:t xml:space="preserve">Ulltickeporing </w:t>
+      </w:r>
+      <w:r>
+        <w:rPr>
+          <w:b/>
+          <w:i/>
+        </w:rPr>
+        <w:t>Skeletocutis brevispora</w:t>
+      </w:r>
+      <w:r>
+        <w:rPr>
+          <w:b/>
+        </w:rPr>
+        <w:t xml:space="preserve"> (VU)</w:t>
+      </w:r>
+      <w:r>
+        <w:t>, rödlistad som sårbar, växer på ullticka (NT) i naturskogsartade granskogar. Avverkning av naturskogslika miljöer och av grova granar där ulltickeporing förekommer är ett direkt hot mot artens fortlevnad. Alla skogliga åtgärder som innebär att lågor och döda eller skadade träd tas bort missgynnar arten. På sikt är minskad tillgång till lämpligt substrat och krympande areal av naturskog ett hot, framförallt råder brist på grov ved som lågor i sena nedbrytningsstadier. Ytterligare fragmentering av skogslandskapet minskar artens möjligheter till spridning. Gamla granskogar som hyser arten undantas helt från skogsbruk (SLU Artdatabanken, 2024).</w:t>
+      </w:r>
+    </w:p>
+    <w:p>
+      <w:r>
+        <w:rPr>
+          <w:b/>
+        </w:rPr>
+        <w:t>Brunpudrad nållav (NT)</w:t>
+      </w:r>
+      <w:r>
+        <w:t xml:space="preserve"> är beroende av hög, jämn luftfuktighet och kan påträffas i fuktiga skogar av naturskogskaraktär, ofta i sumpgranskog eller andra sumpskogar. Arten är placerad högst upp i Skogsstyrelsens värdepyramid för bedömning av skog med höga naturvärden och förekomster bör undantas från skogsbruksåtgärder. Brunpudrad nållav är typisk art för </w:t>
+      </w:r>
+      <w:r>
+        <w:rPr>
+          <w:i/>
+        </w:rPr>
+        <w:t>9010 Taiga</w:t>
+      </w:r>
+      <w:r>
+        <w:t xml:space="preserve"> (SLU Artdatabanken, 2024; Nitare &amp; Skogsstyrelsen, 2019).</w:t>
+      </w:r>
+    </w:p>
+    <w:p>
+      <w:r>
+        <w:rPr>
+          <w:b/>
+        </w:rPr>
+        <w:t>Doftskinn (NT)</w:t>
+      </w:r>
+      <w:r>
+        <w:t xml:space="preserve">, rödlistad som nära hotad, är en mycket bra signalart för boreal granskog och indikerar ett gran-skogsekosystem med lång kontinuitet av grova lågor. Arten är placerad i toppen av Skogsstyrelsens värdepyramid för bedömning av skog med höga naturvärden och har klassats som en “urskogsindikator”, då den förekommer med ett tydligt optimum i helt eller nästan helt orörda skogar. Doftskinn är typisk art för </w:t>
+      </w:r>
+      <w:r>
+        <w:rPr>
+          <w:i/>
+        </w:rPr>
+        <w:t xml:space="preserve">9010 Taiga </w:t>
+      </w:r>
+      <w:r>
+        <w:t>(SLU Artdatabanken, 2025; Nitare &amp; Skogsstyrelsen, 2019).</w:t>
+      </w:r>
+    </w:p>
+    <w:p>
+      <w:r>
+        <w:rPr>
+          <w:b/>
+        </w:rPr>
+        <w:t>Gammelgransskål (NT)</w:t>
+      </w:r>
+      <w:r>
+        <w:t xml:space="preserve"> är en liten skålsvamp som växer på gamla granar med skrovlig bark. Typiska växtplatser är gransumpskog i myrkanter, bäckdråg, bäckraviner och skuggiga bergssluttningar, men också skog på torrare mark kan hysa arten om beståndet har stark naturskogskaraktär. Bestånd med arten bör behandlas som nyckelbiotoper och sparas vid en slutavverkning. Även gallring bör undvikas. Gammelgransskål är typisk art för </w:t>
+      </w:r>
+      <w:r>
+        <w:rPr>
+          <w:i/>
+        </w:rPr>
+        <w:t>9010 Taiga</w:t>
+      </w:r>
+      <w:r>
+        <w:t xml:space="preserve"> (SLU Artdatabanken, 2024; Nitare &amp; Skogsstyrelsen, 2019).</w:t>
+      </w:r>
+    </w:p>
+    <w:p>
+      <w:r>
+        <w:rPr>
+          <w:b/>
+        </w:rPr>
+        <w:t>Harticka (NT)</w:t>
+      </w:r>
+      <w:r>
+        <w:t xml:space="preserve"> är normalt en mycket bra signalart för granskogar med höga naturvärden. Även när svampen påträffas i mer påverkade skogar är det nästan alltid fråga om skogsmiljöer i sena successionsstadier med höga naturvärden. Skogsskötselåtgärder på eller i omedelbar närhet av växtplatserna kan innebära ett hot mot arten. Harticka är typisk art för </w:t>
+      </w:r>
+      <w:r>
+        <w:rPr>
+          <w:i/>
+        </w:rPr>
+        <w:t xml:space="preserve">9010 Taiga, 9050 Näringsrik granskog </w:t>
+      </w:r>
+      <w:r>
+        <w:t xml:space="preserve">och </w:t>
+      </w:r>
+      <w:r>
+        <w:rPr>
+          <w:i/>
+        </w:rPr>
+        <w:t>9030 Landhöjningsskog</w:t>
+      </w:r>
+      <w:r>
+        <w:t xml:space="preserve"> (SLU Artdatabanken, 2024; Nitare &amp; Skogsstyrelsen, 2019).</w:t>
+      </w:r>
+    </w:p>
+    <w:p>
+      <w:r>
+        <w:rPr>
+          <w:b/>
+        </w:rPr>
+        <w:t>Lavskrika (NT, §4)</w:t>
+      </w:r>
+      <w:r>
+        <w:t xml:space="preserve"> är rödlistad som nära hotad och fridlyst enligt 4§ artskyddsförordningen. Den har minskat med 20 (10–30) % under de senaste 15 åren och minskningstakten bedöms vara nära gränsvärdet för sårbar (VU). Lavskrikan är en mycket stationär fågel, som häckar i äldre, slutna och hänglavsrika barrskogar. Nyckelfaktorer är flerskiktad skog med rik undervegetation samt riklig förekomst av hänglavar. Reviren är livslånga med hemområden som varierar mellan 50 och 150 ha. Inom ett revir av hög kvalitet finns det som regel ett eller flera kärnområden (1–20 ha) med relativt tät flerskiktad granskog. Arten missgynnas när flerskiktad skog omförs till enskiktade bestånd och även röjning och hård gallring är starkt negativt. Lavskrikan har relativt stora hemområden och försvinner när den äldre skogen fragmenteras, särskilt allvarligt är när kärnområdena avverkas. Den försvinner successivt framför allt vid dess utbredningsgränser och populationen har minskat kontinuerligt under 2000-talet. Lavskrika är typisk art för </w:t>
+      </w:r>
+      <w:r>
+        <w:rPr>
+          <w:i/>
+        </w:rPr>
+        <w:t>9010 Taiga</w:t>
+      </w:r>
+      <w:r>
+        <w:t xml:space="preserve"> (SLU Artdatabanken, 2026; Skogsstyrelsen 2016).</w:t>
+      </w:r>
+    </w:p>
+    <w:p>
+      <w:r>
+        <w:rPr>
+          <w:b/>
+        </w:rPr>
+        <w:t>Liten svartspik (NT)</w:t>
+      </w:r>
+      <w:r>
+        <w:t xml:space="preserve"> växer på granbark i boreala barrskogar med lång trädkontinuitet och hög luftfuktighet. Orsaken till tillbakagången beror på främst på slutavverkningar av naturskogsartade granskogar. Bestånd med riklig förekomst av liten svartspik bör regelmässigt sparas. Naturhänsyn i samband med slutavverkning måste ske så att man undviker uttorkningseffekter (SLU Artdatabanken, 2024).</w:t>
+      </w:r>
+    </w:p>
+    <w:p>
+      <w:r>
+        <w:rPr>
+          <w:b/>
+        </w:rPr>
+        <w:t>Lunglav (NT)</w:t>
+      </w:r>
+      <w:r>
+        <w:t xml:space="preserve"> är en av vårt lands främsta signalarter som överallt indikerar gamla lövträd, skogsbestånd med höga naturvärden och ekosystem med långskoglig kontinuitet. Lokalt kan förekomsten vara mycket riklig men den hittas nästan enbart i gamla och ej slutavverkade skogar. Artens samtliga förekomster bör uppmärksammas från naturvårdssynpunkt, då många lokaler även hyser andra ovanliga och rödlistade arter. Rikliga förekomster bör skyddas med biotopskydd, frivilliga avsättningar eller reservat. På lunglav kan de sällsynta lavparasiterna lunglavshårprick (CR), </w:t>
+      </w:r>
+      <w:r>
+        <w:rPr>
+          <w:i/>
+        </w:rPr>
+        <w:t>Abrothallus diederichii</w:t>
+      </w:r>
+      <w:r>
+        <w:t xml:space="preserve"> (VU), </w:t>
+      </w:r>
+      <w:r>
+        <w:rPr>
+          <w:i/>
+        </w:rPr>
+        <w:t>Abrothallus lobariae</w:t>
+      </w:r>
+      <w:r>
+        <w:t xml:space="preserve"> (VU), </w:t>
+      </w:r>
+      <w:r>
+        <w:rPr>
+          <w:i/>
+        </w:rPr>
+        <w:t>Calycina lobariae</w:t>
+      </w:r>
+      <w:r>
+        <w:t xml:space="preserve"> (VU), lunglavsknapp (VU) och skrovelmössing (VU) påträffas. Lunglav är typisk art för </w:t>
+      </w:r>
+      <w:r>
+        <w:rPr>
+          <w:i/>
+        </w:rPr>
+        <w:t>9010 Taiga, 9020 Nordlig ädellövskog, 9110 Näringsfattig bokskog, 9130 Näringsrik bokskog, 9160 Näringsrik ekskog, 9180 Ädellövskog i branter, 9190 Näringsfattig ekskog, 9070 Trädklädd betesmark, 9040 Fjällbjörkskog</w:t>
+      </w:r>
+      <w:r>
+        <w:t xml:space="preserve"> och</w:t>
+      </w:r>
+      <w:r>
+        <w:rPr>
+          <w:i/>
+        </w:rPr>
+        <w:t xml:space="preserve"> 6530 Lövängar</w:t>
+      </w:r>
+      <w:r>
+        <w:t xml:space="preserve"> (SLU Artdatabanken, 2026; Nitare &amp; Skogsstyrelsen, 2019).</w:t>
+      </w:r>
+    </w:p>
+    <w:p>
+      <w:r>
+        <w:rPr>
+          <w:b/>
+        </w:rPr>
+        <w:t>Rosenticka (NT)</w:t>
+      </w:r>
+      <w:r>
+        <w:t xml:space="preserve">, rödlistad som nära hotad, ingår i en karaktäristisk association av vedsvampar som växer på gamla, grova granlågor i urskogsartade barrskogar. Den är placerad i toppen av Skogsstyrelsens värdepyramid för bedömning av skog med höga naturvärden och indikerar ett granskogsekosystem med långvarig kontinuitet av grova lågor. Artens beroende av grova granlågor innebär att alla skogsskötselåtgärder på eller i omedelbar närhet av lokalerna utgör ett hot på lång sikt. Det är angeläget att populationerna inte ytterligare glesas ut och ett tillräckligt antal områden där arten nu finns måste sparas för framtiden. Rosenticka är typisk art för </w:t>
+      </w:r>
+      <w:r>
+        <w:rPr>
+          <w:i/>
+        </w:rPr>
+        <w:t xml:space="preserve">9010 Taiga </w:t>
+      </w:r>
+      <w:r>
+        <w:t xml:space="preserve">och </w:t>
+      </w:r>
+      <w:r>
+        <w:rPr>
+          <w:i/>
+        </w:rPr>
+        <w:t>9050 Näringsrik granskog</w:t>
+      </w:r>
+      <w:r>
+        <w:t xml:space="preserve"> (Nitare &amp; Skogsstyrelsen, 2019; SLU Artdatabanken, 2024).</w:t>
+      </w:r>
+    </w:p>
+    <w:p>
+      <w:r>
+        <w:rPr>
+          <w:b/>
+        </w:rPr>
+        <w:t>Rödbrun blekspik (NT)</w:t>
+      </w:r>
+      <w:r>
+        <w:t xml:space="preserve"> växer i norra Sverige på bark och ved av björk och gran i skogar med hög och jämn luftfuktighet. I södra Sverige växer den främst på ek i öppna åldriga lövskogar. I norra delen av sitt utbredningsområde hotas arten av slutavverkningar av gamla granskogar. I den södra delen av landet hotas den genom de åldriga lövskogarnas tillbakagång och särskilt ekhagarnas igenväxning och genom plantering av sådan mark med barrskog. Rödbrun blekspik är typisk art för </w:t>
+      </w:r>
+      <w:r>
+        <w:rPr>
+          <w:i/>
+        </w:rPr>
+        <w:t xml:space="preserve">9010 Taiga, 9020 Nordlig ädellövskog, 9070 Trädklädd betesmark, 9160 Näringsrik ekskog </w:t>
+      </w:r>
+      <w:r>
+        <w:t xml:space="preserve">och </w:t>
+      </w:r>
+      <w:r>
+        <w:rPr>
+          <w:i/>
+        </w:rPr>
+        <w:t>9180 Ädellövskog i branter</w:t>
+      </w:r>
+      <w:r>
+        <w:t xml:space="preserve"> och signalerar alltid höga naturvärden (SLU Artdatabanken, 2024; Nitare &amp; Skogsstyrelsen, 2019).</w:t>
+      </w:r>
+    </w:p>
+    <w:p>
+      <w:r>
+        <w:rPr>
+          <w:b/>
+        </w:rPr>
+        <w:t>Skrovellav (NT)</w:t>
+      </w:r>
+      <w:r>
+        <w:t xml:space="preserve"> växer på gamla lövträd och på klippor i gamla skogar med hög och jämn luftfuktighet. Slutavverkning av kontinuitetsskog utgör det största hotet och lavens fortsatta förekomst bör säkerställas genom att lokaler med äldre skog skyddas. I områden med mycket hög luftfuktighet kan man på bålen av skrovellav finna de sällsynta parasitsvamparna skrovellavsknapp (EN), </w:t>
+      </w:r>
+      <w:r>
+        <w:rPr>
+          <w:i/>
+        </w:rPr>
+        <w:t>Catillaria lobariicola</w:t>
+      </w:r>
+      <w:r>
+        <w:t xml:space="preserve"> (VU) och </w:t>
+      </w:r>
+      <w:r>
+        <w:rPr>
+          <w:i/>
+        </w:rPr>
+        <w:t>Merismatium lobariae</w:t>
+      </w:r>
+      <w:r>
+        <w:t xml:space="preserve"> (DD). Skrovellav är typisk art för </w:t>
+      </w:r>
+      <w:r>
+        <w:rPr>
+          <w:i/>
+        </w:rPr>
+        <w:t xml:space="preserve">9010 Taiga, 9020 Nordlig ädellövskog, 9040 Fjällbjörkskog, 9070 Trädklädd betesmark, 9160 Näringsrik ekskog, 9180 Ädellövskog i branter, 9190 Näringsfattig ekskog, 8210 Kalkbranter </w:t>
+      </w:r>
+      <w:r>
+        <w:t xml:space="preserve">och </w:t>
+      </w:r>
+      <w:r>
+        <w:rPr>
+          <w:i/>
+        </w:rPr>
+        <w:t>6530 Lövängar</w:t>
+      </w:r>
+      <w:r>
+        <w:t xml:space="preserve"> (SLU Artdatabanken, 2026; Nitare &amp; Skogsstyrelsen, 2019).</w:t>
+      </w:r>
+    </w:p>
+    <w:p>
+      <w:r>
+        <w:rPr>
+          <w:b/>
+        </w:rPr>
+        <w:t>Talltita (NT, §4)</w:t>
+      </w:r>
+      <w:r>
+        <w:t>, rödlistad som nära hotad och prioriterad art i Skogsvårdslagen, har häckningsrevir i anmälan. Arten har minskat kraftigt de senaste 30 åren och minskningstakten innevarande 10-årsperiod beräknas till 20 (10–30) %. Talltitan är synnerligen trogen sitt cirka 15 hektar stora revir och är beroende av flerskiktade olikåldriga skogar för att kunna föda upp sina ungar. Talltitan försvinner om dess livsmiljö kalavverkas (Eggers &amp; Low, 2014; Ekman, 1979; Griesser et al, 2007; Klein, 2020; Siffczyk et al, 2003; SLU Artdatabanken, 2021).</w:t>
+      </w:r>
+    </w:p>
+    <w:p>
+      <w:r>
+        <w:rPr>
+          <w:b/>
+        </w:rPr>
+        <w:t>Tretåig hackspett (NT, §4)</w:t>
+      </w:r>
+      <w:r>
+        <w:t xml:space="preserve"> är rödlistad som nära hotad och ingår i bilaga 1 i EU:s fågeldirektiv. Tretåig hackspett är för sin överlevnad beroende av kontinuerlig tillförsel av äldre döende och död ved, som sker genom naturliga självgallringsprocesser i äldre grannaturskogar och barrblandade naturskogar. Om en skog genom skogsbruk gallras eller glesas ur så upphör och uteblir i stort sett den naturliga självgallringsprocessen för mycket lång tid framöver vilket omöjliggör upprätthållandet av den kontinuerliga ekologiska funktionen i ett område. Det finns studier som visar att naturskogens självgallringsprocess som den tretåiga hackspetten är beroende av, inte kan ersättas med efterlämnad hänsyn i skogsbruket (Imbeau &amp; Desrochers, 2002). Storleken på häckningsreviret varierar med skogstypen, förekomsten av död ved och graden av fragmentering, men är i allmänhet i storleksordningen 25–100 hektar. Vintertid krävs ofta betydligt större områden och det finns studier som antyder att arten behöver minst 100 hektar äldre skog. I områden med låg bonitet kan det behövas över 200 hektar lämpligt habitat för att ett par ska kunna reproducera sig. Områden med dokumenterad permanent förekomst i naturskogsmiljöer har vanligen så stora naturvärden att skogsbruk är olämpligt. Tretåig hackspett är typisk art för </w:t>
+      </w:r>
+      <w:r>
+        <w:rPr>
+          <w:i/>
+        </w:rPr>
+        <w:t xml:space="preserve">9010 Taiga, 9740 Skogsbevuxen myr, 9030 Landhöjningsskog </w:t>
+      </w:r>
+      <w:r>
+        <w:t xml:space="preserve">och </w:t>
+      </w:r>
+      <w:r>
+        <w:rPr>
+          <w:i/>
+        </w:rPr>
+        <w:t>9040 Fjällbjörkskog</w:t>
+      </w:r>
+      <w:r>
+        <w:t xml:space="preserve"> (Skogsstyrelsen, 2016; SLU Artdatabanken, 2024).</w:t>
+      </w:r>
+    </w:p>
+    <w:p>
+      <w:r>
+        <w:rPr>
+          <w:b/>
+        </w:rPr>
+        <w:t>Ullticka (NT)</w:t>
+      </w:r>
+      <w:r>
+        <w:t xml:space="preserve"> är knuten till restbestånd av barrnaturskog och förekommer med ett tydligt optimum i orörda eller måttligt påverkade gamla granskogar där det föreligger viss kontinuitet av grov död ved. Ullticka är en bra signalart inom hela sitt utbredningsområde och i södra Sverige är den sällsynt och en god signalart för skyddsvärda granskogsmiljöer. Den hotas av avverkning och fragmentering av naturskog och äldre granskog med lång trädkontinuitet. På ullticka kan ibland ulltickeporing (VU) påträffas - det är en sällsynt ticka som nyligen delats upp i de tre olika arterna ulltickeporing </w:t>
+      </w:r>
+      <w:r>
+        <w:rPr>
+          <w:i/>
+        </w:rPr>
+        <w:t xml:space="preserve">Skeletocutis brevispora </w:t>
+      </w:r>
+      <w:r>
+        <w:t>(VU)</w:t>
+      </w:r>
+      <w:r>
+        <w:rPr>
+          <w:i/>
+        </w:rPr>
+        <w:t>, Skeletocutis delicata</w:t>
+      </w:r>
+      <w:r>
+        <w:t xml:space="preserve"> (VU)</w:t>
+      </w:r>
+      <w:r>
+        <w:rPr>
+          <w:i/>
+        </w:rPr>
+        <w:t xml:space="preserve"> och Skeletocutis exilis</w:t>
+      </w:r>
+      <w:r>
+        <w:t xml:space="preserve"> (NT). Ullticka är typisk art för </w:t>
+      </w:r>
+      <w:r>
+        <w:rPr>
+          <w:i/>
+        </w:rPr>
+        <w:t xml:space="preserve">9010 Taiga, 9050 Näringsrik granskog </w:t>
+      </w:r>
+      <w:r>
+        <w:t xml:space="preserve">och </w:t>
+      </w:r>
+      <w:r>
+        <w:rPr>
+          <w:i/>
+        </w:rPr>
+        <w:t>9030 Landhöjningsskog</w:t>
+      </w:r>
+      <w:r>
+        <w:t xml:space="preserve"> (SLU Artdatabanken, 2026; Nitare &amp; Skogsstyrelsen, 2019; Miettinen &amp; Niemelä, 2018).</w:t>
+      </w:r>
+    </w:p>
+    <w:p>
+      <w:r>
+        <w:rPr>
+          <w:b/>
+        </w:rPr>
+        <w:t>Vitgrynig nållav (NT)</w:t>
+      </w:r>
+      <w:r>
+        <w:t xml:space="preserve"> växer nästan uteslutande på bark av gamla, senvuxna granar i skuggiga lägen med hög och jämn luftfuktighet. Den vanligaste naturtypen för arten är kontinuitetsskogar på frisk mark men den finns också i sumpgranskogar. På lång sikt utgör avverkningar av olikåldriga granskogar av naturskogskaraktär ett allvarligt hot mot arten och skogsbruksåtgärder på eller i närheten av växtplatserna bör undvikas. Naturskogsartade, fuktiga granskogar med förekomster av arten signalerar höga biologiska värden och bör bevaras (SLU Artdatabanken, 2024; Nitare &amp; Skogsstyrelsen, 2019).</w:t>
+      </w:r>
+    </w:p>
+    <w:p>
+      <w:r>
+        <w:rPr>
+          <w:b/>
+        </w:rPr>
+        <w:t xml:space="preserve">Rostfläck </w:t>
+      </w:r>
+      <w:r>
+        <w:t xml:space="preserve">signalerar framför allt höga naturvärden i östra Sverige samt norr om den naturliga norrlandsgränsen. Arten indikerar här skogsmiljöer som under lång tid haft ett konstant fuktigt mikroklimat. Rika förekomster i Norrland visar sannolikt på bestånd med långvarig kontinuitet av gamla träd. När laven påträffas i alkärr signalerar den höga naturvärden inom hela sitt utbredningsområde. Rostfläck är typisk art för </w:t>
+      </w:r>
+      <w:r>
+        <w:rPr>
+          <w:i/>
+        </w:rPr>
+        <w:t xml:space="preserve">9190 Näringsfattig ekskog </w:t>
+      </w:r>
+      <w:r>
+        <w:t>(Nitare &amp; Skogsstyrelsen, 2019; SLU Artdatabanken, 2025).</w:t>
+      </w:r>
+    </w:p>
+    <w:p>
+      <w:r>
+        <w:rPr>
+          <w:b/>
+        </w:rPr>
+        <w:t>Stuplav</w:t>
+      </w:r>
+      <w:r>
+        <w:t xml:space="preserve"> är en mycket bra signalart i hela sitt utbredningsområde och förekommer nästan enbart i skogsmiljöer med höga naturvärden. Den indikerar långvarig förekomst av gamla lövträd och miljöer med konstant hög luftfuktighet. I skogar med suboceaniskt klimat finns det en mycket sällsynt parasit, njurlavsknapp </w:t>
+      </w:r>
+      <w:r>
+        <w:rPr>
+          <w:i/>
+        </w:rPr>
+        <w:t>Pletocarpon nephromeum</w:t>
+      </w:r>
+      <w:r>
+        <w:t xml:space="preserve"> (EN), som växer på stuplav. Ytterligare tre sällsynta lavparasiter, </w:t>
+      </w:r>
+      <w:r>
+        <w:rPr>
+          <w:i/>
+        </w:rPr>
+        <w:t>Protounguicularia nephromatis</w:t>
+      </w:r>
+      <w:r>
+        <w:t xml:space="preserve"> (VU), </w:t>
+      </w:r>
+      <w:r>
+        <w:rPr>
+          <w:i/>
+        </w:rPr>
+        <w:t>Refractohilum galligenum</w:t>
+      </w:r>
+      <w:r>
+        <w:t xml:space="preserve"> (NT) och </w:t>
+      </w:r>
+      <w:r>
+        <w:rPr>
+          <w:i/>
+        </w:rPr>
+        <w:t>Roselliniella nephromatis</w:t>
+      </w:r>
+      <w:r>
+        <w:t xml:space="preserve"> (DD), kan också påträffas på stuplav. Stuplav är typisk art för </w:t>
+      </w:r>
+      <w:r>
+        <w:rPr>
+          <w:i/>
+        </w:rPr>
+        <w:t>9010 Taiga</w:t>
+      </w:r>
+      <w:r>
+        <w:t xml:space="preserve"> (SLU Artdatabanken, 2026; Nitare &amp; Skogsstyrelsen, 2019).</w:t>
+      </w:r>
+    </w:p>
+    <w:p>
+      <w:r>
+        <w:rPr>
+          <w:b/>
+        </w:rPr>
+        <w:t xml:space="preserve">Trådticka </w:t>
+      </w:r>
+      <w:r>
+        <w:t xml:space="preserve">är knuten till grova granar i rikare ofta fuktiga miljöer. Den återfinns på både levande och döda träd samt stubbar och nyligen fallna träd. Karaktärsart för äldre fuktiga granskogsbiotoper, och i stor mängd är den en bra signalart för miljöer med andra rödlistade arter. Trådticka är typisk art för </w:t>
+      </w:r>
+      <w:r>
+        <w:rPr>
+          <w:i/>
+        </w:rPr>
+        <w:t xml:space="preserve">9010 Taiga </w:t>
+      </w:r>
+      <w:r>
+        <w:t xml:space="preserve">och </w:t>
+      </w:r>
+      <w:r>
+        <w:rPr>
+          <w:i/>
+        </w:rPr>
+        <w:t xml:space="preserve">9050 Näringsrik granskog </w:t>
+      </w:r>
+      <w:r>
+        <w:t>(SLU Artdatabanken, 2025).</w:t>
+      </w:r>
+    </w:p>
+    <w:p>
+      <w:r>
+        <w:rPr>
+          <w:b/>
+        </w:rPr>
+        <w:t>Spillkråka (§4)</w:t>
+      </w:r>
+      <w:r>
+        <w:t xml:space="preserve"> omfattas av bilaga 1 i EU:s fågeldirektiv och är typisk art för </w:t>
+      </w:r>
+      <w:r>
+        <w:rPr>
+          <w:i/>
+        </w:rPr>
+        <w:t xml:space="preserve">9010 Taiga </w:t>
+      </w:r>
+      <w:r>
+        <w:t>och</w:t>
+      </w:r>
+      <w:r>
+        <w:rPr>
+          <w:i/>
+        </w:rPr>
+        <w:t xml:space="preserve"> 9740 Skogsbevuxen myr</w:t>
+      </w:r>
+      <w:r>
+        <w:t>. Den behöver grova träd, främst tall, asp och bok som boträd. Skogsbruk med korta omloppstider och täta, homogena ungskogar utgör det största hotet. Spillkråka är en nyckelart i skogliga miljöer vars övergivna bohål utnyttjas av flera andra hålhäckande fågelarter och fladdermöss, däribland pärluggla (EN, §4), knipa (§4), salskrake (§4) och skogsduva (§4). Hökuggla (VU, §4) och slaguggla (§4) häckar ofta i högstubbar som brutits av i höjd med ett gammalt spillkråkebo (SLU Artdatabanken, 2026; Skogsstyrelsen, 2016).</w:t>
+      </w:r>
+    </w:p>
+    <w:p>
+      <w:r>
+        <w:rPr>
+          <w:b/>
+        </w:rPr>
+        <w:t>Tjäder (§4)</w:t>
+      </w:r>
+      <w:r>
+        <w:t xml:space="preserve"> omfattas av bilaga 1 och 2 EU:s fågeldirektiv och är typisk art för </w:t>
+      </w:r>
+      <w:r>
+        <w:rPr>
+          <w:i/>
+        </w:rPr>
+        <w:t xml:space="preserve">9010 Taiga </w:t>
+      </w:r>
+      <w:r>
+        <w:t xml:space="preserve">och </w:t>
+      </w:r>
+      <w:r>
+        <w:rPr>
+          <w:i/>
+        </w:rPr>
+        <w:t>9740 Skogsbevuxen myr</w:t>
+      </w:r>
+      <w:r>
+        <w:t>. Tjädern är en utpräglad skogsfågel knuten till större sammanhängande barrskogsområden. Tupparna och hönorna utnyttjar till viss del olika miljöer, och habitatvalet varierar dessutom mellan olika delar av året. För att det ska finnas livskraftiga tjäderbestånd krävs funktionella skogslandskap med en blandning av uppvuxen, gles och luckig skog, täta sumpskogar, myrar och andra små våtmarker. Arten försvinner när skogen fragmenteras och den sammanlagda arealen hyggen och andra öppna områden blir för stor. Ett småskaligt och försiktigt virkesuttag genom hyggesfria metoder kan i vissa fall vara möjligt i området inom 200 m från lekcentrum. Längre ut från lekcentrum, inom 200–500 m bör den avverkade ytan inte överskrida 1 hektar för att undvika alltför stora och snabba förändringar (Skogsstyrelsen, 2019; SLU Artdatabanken, 2024).</w:t>
+      </w:r>
+    </w:p>
+    <w:p>
+      <w:pPr>
+        <w:pStyle w:val="Heading1"/>
+      </w:pPr>
+      <w:r>
+        <w:t>Certifiering</w:t>
       </w:r>
     </w:p>
     <w:p>
@@ -255,46 +913,60 @@
         <w:pStyle w:val="Heading2"/>
       </w:pPr>
       <w:r>
-        <w:t>Fridlysta arter</w:t>
+        <w:t>Ur FSC-standarden</w:t>
       </w:r>
     </w:p>
     <w:p>
       <w:r>
-        <w:t>Följande fridlysta arter har sina livsmiljöer och växtplatser i den avverkningsanmälda skogen: lavskrika (NT, T, §4), talltita (NT, §4), tretåig hackspett (NT, T, §4), spillkråka (T, §4) och tjäder (T, §4).</w:t>
+        <w:rPr>
+          <w:b/>
+        </w:rPr>
+        <w:t xml:space="preserve">PRINCIP 1: LAGEFTERLEVNAD: </w:t>
+      </w:r>
+      <w:r>
+        <w:t>Certifikatsinnehavaren ska följa alla tillämpliga lagar, förordningar och nationellt ratificerade internationella avtal, konventioner och överenskommelser.</w:t>
       </w:r>
     </w:p>
     <w:p>
       <w:r>
-        <w:t xml:space="preserve">Observera att medlemsländerna är skyldiga att agera i enlighet med EU:s fågeldirektiv där det uttryckligen står att direktivet gäller för fåglar samt för deras ägg, bon och </w:t>
-      </w:r>
-      <w:r>
         <w:rPr>
           <w:b/>
         </w:rPr>
-        <w:t xml:space="preserve">livsmiljöer </w:t>
-      </w:r>
-      <w:r>
-        <w:t>(artikel 1). Vidare att de åtgärder som vidtas inte får leda till en försämring av den nuvarande situationen beträffande bevarandet av de fågelarter som avses i artikel 1 (artikel 13). Fågeldirektivet är styrande för tillsynsansvariga myndigheters ärendehantering, ställningstaganden och beslutsfattande.</w:t>
+        <w:t xml:space="preserve">1.3.1 </w:t>
+      </w:r>
+      <w:r>
+        <w:t>Tillämpliga lagar och föreskrifter för brukandet av skogen följs.</w:t>
       </w:r>
     </w:p>
     <w:p>
+      <w:pPr>
+        <w:pStyle w:val="ListBullet"/>
+      </w:pPr>
       <w:r>
         <w:rPr>
           <w:b/>
-        </w:rPr>
-        <w:t>Lavskrika (NT, §4)</w:t>
-      </w:r>
-      <w:r>
-        <w:t xml:space="preserve"> är rödlistad som nära hotad och fridlyst enligt 4§ artskyddsförordningen. Den har minskat med 20 (10–30) % under de senaste 15 åren och minskningstakten bedöms vara nära gränsvärdet för sårbar (VU). Lavskrikan är en mycket stationär fågel, som häckar i äldre, slutna och hänglavsrika barrskogar. Nyckelfaktorer är flerskiktad skog med rik undervegetation samt riklig förekomst av hänglavar. Reviren är livslånga med hemområden som varierar mellan 50 och 150 ha. Inom ett revir av hög kvalitet finns det som regel ett eller flera kärnområden (1–20 ha) med relativt tät flerskiktad granskog. Arten missgynnas när flerskiktad skog omförs till enskiktade bestånd och även röjning och hård gallring är starkt negativt. Lavskrikan har relativt stora hemområden och försvinner när den äldre skogen fragmenteras, särskilt allvarligt är när kärnområdena avverkas. Den försvinner successivt framför allt vid dess utbredningsgränser och populationen har minskat kontinuerligt under 2000-talet. Lavskrika är typisk art för </w:t>
-      </w:r>
-      <w:r>
-        <w:rPr>
           <w:i/>
         </w:rPr>
-        <w:t>9010 Taiga</w:t>
-      </w:r>
-      <w:r>
-        <w:t xml:space="preserve"> (SLU Artdatabanken, 2026; Skogsstyrelsen 2016).</w:t>
+        <w:t xml:space="preserve">Kommentar: </w:t>
+      </w:r>
+      <w:r>
+        <w:t>I den avverkningsanmälda skogen har fridlysta arter sina livsmiljöer och växtplatser. Att skada de fridlysta arternas livsmiljöer, växtplatser eller ekologiska funktion är inte tillåtet enligt artskyddsförordningen.</w:t>
+      </w:r>
+      <w:r>
+        <w:rPr>
+          <w:i/>
+        </w:rPr>
+        <w:t xml:space="preserve"> EU:s medlemsländer och skogsbolag är skyldiga att agera i enlighet med EU:s fågeldirektiv där det uttryckligen står att direktivet gäller för fåglar samt för deras ägg, bon och </w:t>
+      </w:r>
+      <w:r>
+        <w:rPr>
+          <w:b/>
+          <w:i/>
+        </w:rPr>
+        <w:t xml:space="preserve">livsmiljöer </w:t>
+      </w:r>
+      <w:r>
+        <w:t>(artikel 1). Vidare att de åtgärder som vidtas inte får leda till en försämring av den nuvarande situationen beträffande bevarandet av de fågelarter som avses i artikel 1 (artikel 13).</w:t>
       </w:r>
     </w:p>
     <w:p>
@@ -302,28 +974,10 @@
         <w:rPr>
           <w:b/>
         </w:rPr>
-        <w:t>Spillkråka (§4)</w:t>
-      </w:r>
-      <w:r>
-        <w:t xml:space="preserve"> omfattas av bilaga 1 i EU:s fågeldirektiv och är typisk art för </w:t>
-      </w:r>
-      <w:r>
-        <w:rPr>
-          <w:i/>
-        </w:rPr>
-        <w:t xml:space="preserve">9010 Taiga </w:t>
-      </w:r>
-      <w:r>
-        <w:t>och</w:t>
-      </w:r>
-      <w:r>
-        <w:rPr>
-          <w:i/>
-        </w:rPr>
-        <w:t xml:space="preserve"> 9740 Skogsbevuxen myr</w:t>
-      </w:r>
-      <w:r>
-        <w:t>. Den behöver grova träd, främst tall, asp och bok som boträd. Skogsbruk med korta omloppstider och täta, homogena ungskogar utgör det största hotet. Spillkråka är en nyckelart i skogliga miljöer vars övergivna bohål utnyttjas av flera andra hålhäckande fågelarter och fladdermöss, däribland pärluggla (EN, §4), knipa (§4), salskrake (§4) och skogsduva (§4). Hökuggla (VU, §4) och slaguggla (§4) häckar ofta i högstubbar som brutits av i höjd med ett gammalt spillkråkebo (SLU Artdatabanken, 2026; Skogsstyrelsen, 2016).</w:t>
+        <w:t xml:space="preserve">6.4 </w:t>
+      </w:r>
+      <w:r>
+        <w:t>Certifikatsinnehavaren ska skydda sällsynta arter och hotade arter samt deras livsmiljöer inom skogsbruksenheten. Det ska ske genom avsättningar, andra skyddade områden och genom att skapa konnektivitet och/eller genom andra direkta åtgärder som gynnar dessa arters överlevnad och livskraft. Åtgärderna ska stå i förhållande till brukandets skala, intensitet och risk, samt till sällsynta och hotade arters bevarandestatus och ekologiska krav. Certifikatsinnehavaren ska beakta den geografiska spridningen och ekologiska krav hos sällsynta och hotade arter utanför skogsbruksenhetens gränser när beslut om åtgärder inom skogsbruksenheten ska fattas.</w:t>
       </w:r>
     </w:p>
     <w:p>
@@ -331,73 +985,65 @@
         <w:rPr>
           <w:b/>
         </w:rPr>
-        <w:t>Talltita (NT, §4)</w:t>
-      </w:r>
-      <w:r>
-        <w:t>, rödlistad som nära hotad och prioriterad art i Skogsvårdslagen, har häckningsrevir i anmälan. Arten har minskat kraftigt de senaste 30 åren och minskningstakten innevarande 10-årsperiod beräknas till 20 (10–30) %. Talltitan är synnerligen trogen sitt cirka 15 hektar stora revir och är beroende av flerskiktade olikåldriga skogar för att kunna föda upp sina ungar. Talltitan försvinner om dess livsmiljö kalavverkas (Eggers &amp; Low, 2014; Ekman, 1979; Griesser et al, 2007; Klein, 2020; Siffczyk et al, 2003; SLU Artdatabanken, 2021).</w:t>
+        <w:t xml:space="preserve">6.4.1 </w:t>
+      </w:r>
+      <w:r>
+        <w:t>Följande biotoper undantas från alla skogsbruksåtgärder, förutom åtgärder påkallade för att bevara eller främja biotopens naturliga eller hävdbetingade biologiska mångfald:</w:t>
       </w:r>
     </w:p>
     <w:p>
-      <w:r>
-        <w:rPr>
-          <w:b/>
-        </w:rPr>
-        <w:t>Tjäder (§4)</w:t>
-      </w:r>
-      <w:r>
-        <w:t xml:space="preserve"> omfattas av bilaga 1 och 2 EU:s fågeldirektiv och är typisk art för </w:t>
-      </w:r>
-      <w:r>
-        <w:rPr>
-          <w:i/>
-        </w:rPr>
-        <w:t xml:space="preserve">9010 Taiga </w:t>
-      </w:r>
-      <w:r>
-        <w:t xml:space="preserve">och </w:t>
-      </w:r>
-      <w:r>
-        <w:rPr>
-          <w:i/>
-        </w:rPr>
-        <w:t>9740 Skogsbevuxen myr</w:t>
-      </w:r>
-      <w:r>
-        <w:t>. Tjädern är en utpräglad skogsfågel knuten till större sammanhängande barrskogsområden. Tupparna och hönorna utnyttjar till viss del olika miljöer, och habitatvalet varierar dessutom mellan olika delar av året. För att det ska finnas livskraftiga tjäderbestånd krävs funktionella skogslandskap med en blandning av uppvuxen, gles och luckig skog, täta sumpskogar, myrar och andra små våtmarker. Arten försvinner när skogen fragmenteras och den sammanlagda arealen hyggen och andra öppna områden blir för stor. Ett småskaligt och försiktigt virkesuttag genom hyggesfria metoder kan i vissa fall vara möjligt i området inom 200 m från lekcentrum. Längre ut från lekcentrum, inom 200–500 m bör den avverkade ytan inte överskrida 1 hektar för att undvika alltför stora och snabba förändringar (Skogsstyrelsen, 2019; SLU Artdatabanken, 2024).</w:t>
+      <w:pPr>
+        <w:ind w:left="357"/>
+      </w:pPr>
+      <w:r>
+        <w:t>b) nyckelbiotoper enligt Skogsstyrelsens definition och metod (1995)</w:t>
       </w:r>
     </w:p>
     <w:p>
+      <w:pPr>
+        <w:pStyle w:val="ListBullet"/>
+      </w:pPr>
       <w:r>
         <w:rPr>
           <w:b/>
-        </w:rPr>
-        <w:t>Tretåig hackspett (NT, §4)</w:t>
-      </w:r>
-      <w:r>
-        <w:t xml:space="preserve"> är rödlistad som nära hotad och ingår i bilaga 1 i EU:s fågeldirektiv. Tretåig hackspett är för sin överlevnad beroende av kontinuerlig tillförsel av äldre döende och död ved, som sker genom naturliga självgallringsprocesser i äldre grannaturskogar och barrblandade naturskogar. Om en skog genom skogsbruk gallras eller glesas ur så upphör och uteblir i stort sett den naturliga självgallringsprocessen för mycket lång tid framöver vilket omöjliggör upprätthållandet av den kontinuerliga ekologiska funktionen i ett område. Det finns studier som visar att naturskogens självgallringsprocess som den tretåiga hackspetten är beroende av, inte kan ersättas med efterlämnad hänsyn i skogsbruket (Imbeau &amp; Desrochers, 2002). Storleken på häckningsreviret varierar med skogstypen, förekomsten av död ved och graden av fragmentering, men är i allmänhet i storleksordningen 25–100 hektar. Vintertid krävs ofta betydligt större områden och det finns studier som antyder att arten behöver minst 100 hektar äldre skog. I områden med låg bonitet kan det behövas över 200 hektar lämpligt habitat för att ett par ska kunna reproducera sig. Områden med dokumenterad permanent förekomst i naturskogsmiljöer har vanligen så stora naturvärden att skogsbruk är olämpligt. Tretåig hackspett är typisk art för </w:t>
-      </w:r>
-      <w:r>
-        <w:rPr>
           <w:i/>
         </w:rPr>
-        <w:t xml:space="preserve">9010 Taiga, 9740 Skogsbevuxen myr, 9030 Landhöjningsskog </w:t>
-      </w:r>
-      <w:r>
-        <w:t xml:space="preserve">och </w:t>
+        <w:t xml:space="preserve">Kommentar: </w:t>
       </w:r>
       <w:r>
         <w:rPr>
           <w:i/>
         </w:rPr>
-        <w:t>9040 Fjällbjörkskog</w:t>
-      </w:r>
-      <w:r>
-        <w:t xml:space="preserve"> (Skogsstyrelsen, 2016; SLU Artdatabanken, 2024).</w:t>
+        <w:t>I det avverkningsanmälda skogsområdet har 21 rödlistade arter och signalarter påträffats. Detta ska jämföras med Skogsstyrelsens uppföljning 2017 av nyckelbiotoper som visade att man i genomsnitt hittar 20,6 olika rödlistade arter och signalarter i en nyckelbiotop (Wijk, S. 2017. Biologisk mångfald i nyckelbiotoper – Resultat från inventeringen “Uppföljning biologisk mångfald” 2009–2015. Rapport 4/2017 Skogsstyrelsen, Jönköping).</w:t>
       </w:r>
     </w:p>
     <w:p>
       <w:r>
-        <w:t>I BILAGA 1 finns mer detaljerad information om ekologi samt krav på livsmiljö hos fridlysta arter.</w:t>
+        <w:rPr>
+          <w:b/>
+        </w:rPr>
+        <w:t xml:space="preserve">6.4.3 </w:t>
+      </w:r>
+      <w:r>
+        <w:t>Bevarandeåtgärder genomförs för de kända förekomster av rödlistade arter som påverkas av skogsbruk.</w:t>
+      </w:r>
+    </w:p>
+    <w:p>
+      <w:pPr>
+        <w:pStyle w:val="ListBullet"/>
+      </w:pPr>
+      <w:r>
+        <w:rPr>
+          <w:b/>
+          <w:i/>
+        </w:rPr>
+        <w:t xml:space="preserve">Kommentar: </w:t>
+      </w:r>
+      <w:r>
+        <w:rPr>
+          <w:i/>
+        </w:rPr>
+        <w:t>I det avverkningsanmälda skogsområdet har 23 naturvårdsarter varav 18 rödlistade arter sina livsmiljöer och växtplatser.</w:t>
       </w:r>
     </w:p>
     <w:p>
@@ -405,7 +1051,7 @@
         <w:pStyle w:val="Heading2"/>
       </w:pPr>
       <w:r>
-        <w:t>Övriga naturvårdsarter</w:t>
+        <w:t>Ur Chain of Custody Certification (FSC-STD-40-004 ver 3.0)</w:t>
       </w:r>
     </w:p>
     <w:p>
@@ -413,534 +1059,144 @@
         <w:rPr>
           <w:b/>
         </w:rPr>
-        <w:t>Brunpudrad nållav (NT)</w:t>
-      </w:r>
-      <w:r>
-        <w:t xml:space="preserve"> är beroende av hög, jämn luftfuktighet och kan påträffas i fuktiga skogar av naturskogskaraktär, ofta i sumpgranskog eller andra sumpskogar. Arten är placerad högst upp i Skogsstyrelsens värdepyramid för bedömning av skog med höga naturvärden och förekomster bör undantas från skogsbruksåtgärder. Brunpudrad nållav är typisk art för </w:t>
-      </w:r>
-      <w:r>
-        <w:rPr>
-          <w:i/>
-        </w:rPr>
-        <w:t>9010 Taiga</w:t>
-      </w:r>
-      <w:r>
-        <w:t xml:space="preserve"> (SLU Artdatabanken, 2024; Nitare &amp; Skogsstyrelsen, 2019).</w:t>
+        <w:t xml:space="preserve">1.3 </w:t>
+      </w:r>
+      <w:r>
+        <w:t xml:space="preserve">The organization shall commit to the FSC values as defined in FSC-POL-01-004 Policy for the Association of Organizations with FSC. </w:t>
       </w:r>
     </w:p>
     <w:p>
-      <w:r>
-        <w:rPr>
-          <w:b/>
-        </w:rPr>
-        <w:t>Doftskinn (NT)</w:t>
-      </w:r>
-      <w:r>
-        <w:t xml:space="preserve">, rödlistad som nära hotad, är en mycket bra signalart för boreal granskog och indikerar ett gran-skogsekosystem med lång kontinuitet av grova lågor. Arten är placerad i toppen av Skogsstyrelsens värdepyramid för bedömning av skog med höga naturvärden och har klassats som en “urskogsindikator”, då den förekommer med ett tydligt optimum i helt eller nästan helt orörda skogar. Doftskinn är typisk art för </w:t>
-      </w:r>
-      <w:r>
-        <w:rPr>
-          <w:i/>
-        </w:rPr>
-        <w:t xml:space="preserve">9010 Taiga </w:t>
-      </w:r>
-      <w:r>
-        <w:t>(SLU Artdatabanken, 2025; Nitare &amp; Skogsstyrelsen, 2019).</w:t>
+      <w:pPr>
+        <w:pStyle w:val="Heading2"/>
+      </w:pPr>
+      <w:r>
+        <w:t>Ur FSC:s policy för associerade organisationer (FSC-POL-01-004)</w:t>
       </w:r>
     </w:p>
     <w:p>
       <w:r>
-        <w:rPr>
-          <w:b/>
-        </w:rPr>
-        <w:t>Gammelgransskål (NT)</w:t>
-      </w:r>
-      <w:r>
-        <w:t xml:space="preserve"> är en liten skålsvamp som växer på gamla granar med skrovlig bark. Typiska växtplatser är gransumpskog i myrkanter, bäckdråg, bäckraviner och skuggiga bergssluttningar, men också skog på torrare mark kan hysa arten om beståndet har stark naturskogskaraktär. Bestånd med arten bör behandlas som nyckelbiotoper och sparas vid en slutavverkning. Även gallring bör undvikas. Gammelgransskål är typisk art för </w:t>
-      </w:r>
-      <w:r>
-        <w:rPr>
-          <w:i/>
-        </w:rPr>
-        <w:t>9010 Taiga</w:t>
-      </w:r>
-      <w:r>
-        <w:t xml:space="preserve"> (SLU Artdatabanken, 2024; Nitare &amp; Skogsstyrelsen, 2019).</w:t>
+        <w:t xml:space="preserve">Som “Chain of Custody”-certifierad organisation är skogsbolaget bunden av de fastställda reglerna i Del 1 Punkt 1 c) i Policy för organisationer associerade med FSC (FSC-POL-01-004 V2-0 EN + SVE version 2012-03-02): </w:t>
       </w:r>
     </w:p>
     <w:p>
-      <w:r>
-        <w:rPr>
-          <w:b/>
-        </w:rPr>
-        <w:t>Garnlav (VU)</w:t>
-      </w:r>
-      <w:r>
-        <w:t xml:space="preserve"> är en utpräglad barrskogsart som ibland kan drapera träden i norrländska grannaturskogar med hög luftfuktighet. Den förekommer även i talldominerade bestånd där den, förutom i trädens grenverk, påträffas hängande över ojämnheter i tallbarken. Arten har minskat starkt i södra och mellersta Sverige och den minskar även i sitt nordliga utbredningsområde. Minskningstakten uppgår till 30 (20–50) % inom 50 år och överstiger gränsvärdet för Sårbar (VU). Orsaken till tillbakagången beror främst på slutavverkningar av naturskogsartade skogar. Bestånd med riklig förekomst bör regelmässigt sparas, vilket även gynnar flera andra sällsynta och rödlistade arter. Garnlav är värdväxt för den mycket sällsynta och akut hotade fjärilen barrskogslavfly (CR) som hör hemma i boreala barrskogar med riklig förekomst av värdväxten. Tidigare kunde arten konstateras årligen på flera platser vid Dala-Floda i Dalarna innan lokalerna kalavverkades. Senaste fyndet i landet av barrskogslavfly är från år 2000 då den påträffades vid Högberget i Sollefteå kommun. Garnlav är typisk art för </w:t>
-      </w:r>
-      <w:r>
-        <w:rPr>
-          <w:i/>
-        </w:rPr>
-        <w:t xml:space="preserve">9010 Taiga </w:t>
-      </w:r>
-      <w:r>
-        <w:t>och</w:t>
-      </w:r>
-      <w:r>
-        <w:rPr>
-          <w:i/>
-        </w:rPr>
-        <w:t xml:space="preserve"> 9070 Trädklädd betesmark</w:t>
-      </w:r>
-      <w:r>
-        <w:t xml:space="preserve"> (SLU Artdatabanken, 2026).</w:t>
+      <w:pPr>
+        <w:pStyle w:val="ListNumber"/>
+      </w:pPr>
+      <w:r>
+        <w:t>De organisationer FSC kan acceptera association med får inte direkt eller indirekt ha några kopplingar till nedanstående, oacceptabla aktiviteter:</w:t>
       </w:r>
     </w:p>
     <w:p>
-      <w:r>
-        <w:rPr>
-          <w:b/>
-        </w:rPr>
-        <w:t>Gränsticka (VU)</w:t>
-      </w:r>
-      <w:r>
-        <w:t xml:space="preserve"> är en mycket bra signalart inom hela sitt utbredningsområde. Den är huvudsakligen knuten till restbestånd av barrnaturskog och förekommer med ett tydligt optimum i orörda eller måttligt påverkade gamla granskogar där det föreligger långvarig kontinuitet av grov död ved. Den totala populationen bedöms ha minskat och fortsätter att minska i takt med att grankontinuitetsskogar (äldre tidigare icke kalavverkade skogar) minskar i areal. Minskningstakten överstiger gränsvärdet för sårbar (VU). Lokaler som hyser arten bör undantas från skogsbruk, speciellt i mellersta och södra Sverige. Gränsticka är typisk art för </w:t>
-      </w:r>
-      <w:r>
-        <w:rPr>
-          <w:i/>
-        </w:rPr>
-        <w:t>9010 Taiga</w:t>
-      </w:r>
-      <w:r>
-        <w:t xml:space="preserve"> (SLU Artdatabanken, 2026; Nitare &amp; Skogsstyrelsen, 2019).</w:t>
+      <w:pPr>
+        <w:ind w:left="357"/>
+      </w:pPr>
+      <w:r>
+        <w:t>a) Olaglig skogsavverkning och handel med olagligt avverkat virke eller skogsprodukter</w:t>
       </w:r>
     </w:p>
     <w:p>
-      <w:r>
-        <w:rPr>
-          <w:b/>
-        </w:rPr>
-        <w:t>Harticka (NT)</w:t>
-      </w:r>
-      <w:r>
-        <w:t xml:space="preserve"> är normalt en mycket bra signalart för granskogar med höga naturvärden. Även när svampen påträffas i mer påverkade skogar är det nästan alltid fråga om skogsmiljöer i sena successionsstadier med höga naturvärden. Skogsskötselåtgärder på eller i omedelbar närhet av växtplatserna kan innebära ett hot mot arten. Harticka är typisk art för </w:t>
-      </w:r>
-      <w:r>
-        <w:rPr>
-          <w:i/>
-        </w:rPr>
-        <w:t xml:space="preserve">9010 Taiga, 9050 Näringsrik granskog </w:t>
-      </w:r>
-      <w:r>
-        <w:t xml:space="preserve">och </w:t>
-      </w:r>
-      <w:r>
-        <w:rPr>
-          <w:i/>
-        </w:rPr>
-        <w:t>9030 Landhöjningsskog</w:t>
-      </w:r>
-      <w:r>
-        <w:t xml:space="preserve"> (SLU Artdatabanken, 2024; Nitare &amp; Skogsstyrelsen, 2019).</w:t>
+      <w:pPr>
+        <w:ind w:left="357"/>
+      </w:pPr>
+      <w:r>
+        <w:t>...</w:t>
       </w:r>
     </w:p>
     <w:p>
-      <w:r>
-        <w:rPr>
-          <w:b/>
-        </w:rPr>
-        <w:t>Liten svartspik (NT)</w:t>
-      </w:r>
-      <w:r>
-        <w:t xml:space="preserve"> växer på granbark i boreala barrskogar med lång trädkontinuitet och hög luftfuktighet. Orsaken till tillbakagången beror på främst på slutavverkningar av naturskogsartade granskogar. Bestånd med riklig förekomst av liten svartspik bör regelmässigt sparas. Naturhänsyn i samband med slutavverkning måste ske så att man undviker uttorkningseffekter (SLU Artdatabanken, 2024).</w:t>
+      <w:pPr>
+        <w:ind w:left="357"/>
+      </w:pPr>
+      <w:r>
+        <w:t>c) Skogsbruk som förstör höga naturvärden</w:t>
       </w:r>
     </w:p>
     <w:p>
-      <w:r>
-        <w:rPr>
-          <w:b/>
-        </w:rPr>
-        <w:t>Lunglav (NT)</w:t>
-      </w:r>
-      <w:r>
-        <w:t xml:space="preserve"> är en av vårt lands främsta signalarter som överallt indikerar gamla lövträd, skogsbestånd med höga naturvärden och ekosystem med långskoglig kontinuitet. Lokalt kan förekomsten vara mycket riklig men den hittas nästan enbart i gamla och ej slutavverkade skogar. Artens samtliga förekomster bör uppmärksammas från naturvårdssynpunkt, då många lokaler även hyser andra ovanliga och rödlistade arter. Rikliga förekomster bör skyddas med biotopskydd, frivilliga avsättningar eller reservat. På lunglav kan de sällsynta lavparasiterna lunglavshårprick (CR), </w:t>
-      </w:r>
-      <w:r>
-        <w:rPr>
-          <w:i/>
-        </w:rPr>
-        <w:t>Abrothallus diederichii</w:t>
-      </w:r>
-      <w:r>
-        <w:t xml:space="preserve"> (VU), </w:t>
-      </w:r>
-      <w:r>
-        <w:rPr>
-          <w:i/>
-        </w:rPr>
-        <w:t>Abrothallus lobariae</w:t>
-      </w:r>
-      <w:r>
-        <w:t xml:space="preserve"> (VU), </w:t>
-      </w:r>
-      <w:r>
-        <w:rPr>
-          <w:i/>
-        </w:rPr>
-        <w:t>Calycina lobariae</w:t>
-      </w:r>
-      <w:r>
-        <w:t xml:space="preserve"> (VU), lunglavsknapp (VU) och skrovelmössing (VU) påträffas. Lunglav är typisk art för </w:t>
-      </w:r>
-      <w:r>
-        <w:rPr>
-          <w:i/>
-        </w:rPr>
-        <w:t>9010 Taiga, 9020 Nordlig ädellövskog, 9110 Näringsfattig bokskog, 9130 Näringsrik bokskog, 9160 Näringsrik ekskog, 9180 Ädellövskog i branter, 9190 Näringsfattig ekskog, 9070 Trädklädd betesmark, 9040 Fjällbjörkskog</w:t>
-      </w:r>
-      <w:r>
-        <w:t xml:space="preserve"> och</w:t>
-      </w:r>
-      <w:r>
-        <w:rPr>
-          <w:i/>
-        </w:rPr>
-        <w:t xml:space="preserve"> 6530 Lövängar</w:t>
-      </w:r>
-      <w:r>
-        <w:t xml:space="preserve"> (SLU Artdatabanken, 2026; Nitare &amp; Skogsstyrelsen, 2019).</w:t>
+      <w:pPr>
+        <w:ind w:left="357"/>
+      </w:pPr>
+      <w:r>
+        <w:t>d) Betydande omvandling av skog till plantager eller annan, icke skoglig, markanvändning</w:t>
       </w:r>
     </w:p>
     <w:p>
+      <w:pPr>
+        <w:pStyle w:val="ListBullet"/>
+      </w:pPr>
       <w:r>
         <w:rPr>
           <w:b/>
-        </w:rPr>
-        <w:t xml:space="preserve">Ostticka (VU) </w:t>
-      </w:r>
-      <w:r>
-        <w:t xml:space="preserve">växer huvudsakligen på grova granlågor i urskogsartad barrskog. Växtplatserna ligger vanligtvis i brandrefugiala områden med relativt hög luftfuktighet där skogen under lång tid haft en intern beståndsdynamik med successivt avdöende träd. Alla skogsskötselåtgärder på eller i omedelbar närhet av lokalerna inverkar negativt på artens fortlevnad. Ostticka är typisk art för </w:t>
-      </w:r>
-      <w:r>
-        <w:rPr>
           <w:i/>
         </w:rPr>
-        <w:t xml:space="preserve">9010 Taiga </w:t>
-      </w:r>
-      <w:r>
-        <w:t xml:space="preserve">och </w:t>
+        <w:t xml:space="preserve">Kommentar: </w:t>
       </w:r>
       <w:r>
         <w:rPr>
           <w:i/>
         </w:rPr>
-        <w:t>9030 Landhöjningsskog</w:t>
-      </w:r>
-      <w:r>
-        <w:t xml:space="preserve"> (SLU Artdatabanken, 2024; Nitare &amp; Skogsstyrelsen, 2019).</w:t>
+        <w:t>Avverkning av skog med höga naturvärden samt skada på fridlysta arter strider både mot FSC Controlled Wood-standarden och FSC:s policy for associerade organisationer.</w:t>
       </w:r>
     </w:p>
     <w:p>
-      <w:r>
-        <w:rPr>
-          <w:b/>
-        </w:rPr>
-        <w:t>Rosenticka (NT)</w:t>
-      </w:r>
-      <w:r>
-        <w:t xml:space="preserve">, rödlistad som nära hotad, ingår i en karaktäristisk association av vedsvampar som växer på gamla, grova granlågor i urskogsartade barrskogar. Den är placerad i toppen av Skogsstyrelsens värdepyramid för bedömning av skog med höga naturvärden och indikerar ett granskogsekosystem med långvarig kontinuitet av grova lågor. Artens beroende av grova granlågor innebär att alla skogsskötselåtgärder på eller i omedelbar närhet av lokalerna utgör ett hot på lång sikt. Det är angeläget att populationerna inte ytterligare glesas ut och ett tillräckligt antal områden där arten nu finns måste sparas för framtiden. Rosenticka är typisk art för </w:t>
-      </w:r>
-      <w:r>
-        <w:rPr>
-          <w:i/>
-        </w:rPr>
-        <w:t xml:space="preserve">9010 Taiga </w:t>
-      </w:r>
-      <w:r>
-        <w:t xml:space="preserve">och </w:t>
-      </w:r>
-      <w:r>
-        <w:rPr>
-          <w:i/>
-        </w:rPr>
-        <w:t>9050 Näringsrik granskog</w:t>
-      </w:r>
-      <w:r>
-        <w:t xml:space="preserve"> (Nitare &amp; Skogsstyrelsen, 2019; SLU Artdatabanken, 2024).</w:t>
+      <w:pPr>
+        <w:pStyle w:val="Heading2"/>
+      </w:pPr>
+      <w:r>
+        <w:t>Ur FSC Controlled Wood (FSC-STD-40-005)</w:t>
       </w:r>
     </w:p>
     <w:p>
       <w:r>
-        <w:rPr>
-          <w:b/>
-        </w:rPr>
-        <w:t xml:space="preserve">Rostfläck </w:t>
-      </w:r>
-      <w:r>
-        <w:t xml:space="preserve">signalerar framför allt höga naturvärden i östra Sverige samt norr om den naturliga norrlandsgränsen. Arten indikerar här skogsmiljöer som under lång tid haft ett konstant fuktigt mikroklimat. Rika förekomster i Norrland visar sannolikt på bestånd med långvarig kontinuitet av gamla träd. När laven påträffas i alkärr signalerar den höga naturvärden inom hela sitt utbredningsområde. Rostfläck är typisk art för </w:t>
-      </w:r>
-      <w:r>
-        <w:rPr>
-          <w:i/>
-        </w:rPr>
-        <w:t xml:space="preserve">9190 Näringsfattig ekskog </w:t>
-      </w:r>
-      <w:r>
-        <w:t>(Nitare &amp; Skogsstyrelsen, 2019; SLU Artdatabanken, 2025).</w:t>
+        <w:t>Virke som inte accepteras i FSC-märkta produkter (oacceptabelt ursprung) enligt FSC Controlled Wood (FSC-STD-40-005):</w:t>
       </w:r>
     </w:p>
     <w:p>
-      <w:r>
-        <w:rPr>
-          <w:b/>
-        </w:rPr>
-        <w:t>Rödbrun blekspik (NT)</w:t>
-      </w:r>
-      <w:r>
-        <w:t xml:space="preserve"> växer i norra Sverige på bark och ved av björk och gran i skogar med hög och jämn luftfuktighet. I södra Sverige växer den främst på ek i öppna åldriga lövskogar. I norra delen av sitt utbredningsområde hotas arten av slutavverkningar av gamla granskogar. I den södra delen av landet hotas den genom de åldriga lövskogarnas tillbakagång och särskilt ekhagarnas igenväxning och genom plantering av sådan mark med barrskog. Rödbrun blekspik är typisk art för </w:t>
-      </w:r>
-      <w:r>
-        <w:rPr>
-          <w:i/>
-        </w:rPr>
-        <w:t xml:space="preserve">9010 Taiga, 9020 Nordlig ädellövskog, 9070 Trädklädd betesmark, 9160 Näringsrik ekskog </w:t>
-      </w:r>
-      <w:r>
-        <w:t xml:space="preserve">och </w:t>
-      </w:r>
-      <w:r>
-        <w:rPr>
-          <w:i/>
-        </w:rPr>
-        <w:t>9180 Ädellövskog i branter</w:t>
-      </w:r>
-      <w:r>
-        <w:t xml:space="preserve"> och signalerar alltid höga naturvärden (SLU Artdatabanken, 2024; Nitare &amp; Skogsstyrelsen, 2019).</w:t>
+      <w:pPr>
+        <w:pStyle w:val="ListNumber"/>
+      </w:pPr>
+      <w:r>
+        <w:t>Illegalt avverkat virke.</w:t>
       </w:r>
     </w:p>
     <w:p>
-      <w:r>
-        <w:rPr>
-          <w:b/>
-        </w:rPr>
-        <w:t>Skrovellav (NT)</w:t>
-      </w:r>
-      <w:r>
-        <w:t xml:space="preserve"> växer på gamla lövträd och på klippor i gamla skogar med hög och jämn luftfuktighet. Slutavverkning av kontinuitetsskog utgör det största hotet och lavens fortsatta förekomst bör säkerställas genom att lokaler med äldre skog skyddas. I områden med mycket hög luftfuktighet kan man på bålen av skrovellav finna de sällsynta parasitsvamparna skrovellavsknapp (EN), </w:t>
-      </w:r>
-      <w:r>
-        <w:rPr>
-          <w:i/>
-        </w:rPr>
-        <w:t>Catillaria lobariicola</w:t>
-      </w:r>
-      <w:r>
-        <w:t xml:space="preserve"> (VU) och </w:t>
-      </w:r>
-      <w:r>
-        <w:rPr>
-          <w:i/>
-        </w:rPr>
-        <w:t>Merismatium lobariae</w:t>
-      </w:r>
-      <w:r>
-        <w:t xml:space="preserve"> (DD). Skrovellav är typisk art för </w:t>
-      </w:r>
-      <w:r>
-        <w:rPr>
-          <w:i/>
-        </w:rPr>
-        <w:t xml:space="preserve">9010 Taiga, 9020 Nordlig ädellövskog, 9040 Fjällbjörkskog, 9070 Trädklädd betesmark, 9160 Näringsrik ekskog, 9180 Ädellövskog i branter, 9190 Näringsfattig ekskog, 8210 Kalkbranter </w:t>
-      </w:r>
-      <w:r>
-        <w:t xml:space="preserve">och </w:t>
-      </w:r>
-      <w:r>
-        <w:rPr>
-          <w:i/>
-        </w:rPr>
-        <w:t>6530 Lövängar</w:t>
-      </w:r>
-      <w:r>
-        <w:t xml:space="preserve"> (SLU Artdatabanken, 2026; Nitare &amp; Skogsstyrelsen, 2019).</w:t>
+      <w:pPr>
+        <w:pStyle w:val="ListNumber"/>
+      </w:pPr>
+      <w:r>
+        <w:t>...</w:t>
       </w:r>
     </w:p>
     <w:p>
-      <w:r>
-        <w:rPr>
-          <w:b/>
-        </w:rPr>
-        <w:t>Stuplav</w:t>
-      </w:r>
-      <w:r>
-        <w:t xml:space="preserve"> är en mycket bra signalart i hela sitt utbredningsområde och förekommer nästan enbart i skogsmiljöer med höga naturvärden. Den indikerar långvarig förekomst av gamla lövträd och miljöer med konstant hög luftfuktighet. I skogar med suboceaniskt klimat finns det en mycket sällsynt parasit, njurlavsknapp </w:t>
-      </w:r>
-      <w:r>
-        <w:rPr>
-          <w:i/>
-        </w:rPr>
-        <w:t>Pletocarpon nephromeum</w:t>
-      </w:r>
-      <w:r>
-        <w:t xml:space="preserve"> (EN), som växer på stuplav. Ytterligare tre sällsynta lavparasiter, </w:t>
-      </w:r>
-      <w:r>
-        <w:rPr>
-          <w:i/>
-        </w:rPr>
-        <w:t>Protounguicularia nephromatis</w:t>
-      </w:r>
-      <w:r>
-        <w:t xml:space="preserve"> (VU), </w:t>
-      </w:r>
-      <w:r>
-        <w:rPr>
-          <w:i/>
-        </w:rPr>
-        <w:t>Refractohilum galligenum</w:t>
-      </w:r>
-      <w:r>
-        <w:t xml:space="preserve"> (NT) och </w:t>
-      </w:r>
-      <w:r>
-        <w:rPr>
-          <w:i/>
-        </w:rPr>
-        <w:t>Roselliniella nephromatis</w:t>
-      </w:r>
-      <w:r>
-        <w:t xml:space="preserve"> (DD), kan också påträffas på stuplav. Stuplav är typisk art för </w:t>
-      </w:r>
-      <w:r>
-        <w:rPr>
-          <w:i/>
-        </w:rPr>
-        <w:t>9010 Taiga</w:t>
-      </w:r>
-      <w:r>
-        <w:t xml:space="preserve"> (SLU Artdatabanken, 2026; Nitare &amp; Skogsstyrelsen, 2019).</w:t>
+      <w:pPr>
+        <w:pStyle w:val="ListNumber"/>
+      </w:pPr>
+      <w:r>
+        <w:t>Virke från avverkningar som hotar höga naturvärden.</w:t>
       </w:r>
     </w:p>
     <w:p>
-      <w:r>
-        <w:rPr>
-          <w:b/>
-        </w:rPr>
-        <w:t xml:space="preserve">Trådticka </w:t>
-      </w:r>
-      <w:r>
-        <w:t xml:space="preserve">är knuten till grova granar i rikare ofta fuktiga miljöer. Den återfinns på både levande och döda träd samt stubbar och nyligen fallna träd. Karaktärsart för äldre fuktiga granskogsbiotoper, och i stor mängd är den en bra signalart för miljöer med andra rödlistade arter. Trådticka är typisk art för </w:t>
-      </w:r>
-      <w:r>
-        <w:rPr>
-          <w:i/>
-        </w:rPr>
-        <w:t xml:space="preserve">9010 Taiga </w:t>
-      </w:r>
-      <w:r>
-        <w:t xml:space="preserve">och </w:t>
-      </w:r>
-      <w:r>
-        <w:rPr>
-          <w:i/>
-        </w:rPr>
-        <w:t xml:space="preserve">9050 Näringsrik granskog </w:t>
-      </w:r>
-      <w:r>
-        <w:t>(SLU Artdatabanken, 2025).</w:t>
+      <w:pPr>
+        <w:pStyle w:val="ListNumber"/>
+      </w:pPr>
+      <w:r>
+        <w:t>Virke från skog som konverteras till plantager eller icke-skogligt bruk.</w:t>
       </w:r>
     </w:p>
     <w:p>
-      <w:r>
-        <w:rPr>
-          <w:b/>
-        </w:rPr>
-        <w:t>Ullticka (NT)</w:t>
-      </w:r>
-      <w:r>
-        <w:t xml:space="preserve"> är knuten till restbestånd av barrnaturskog och förekommer med ett tydligt optimum i orörda eller måttligt påverkade gamla granskogar där det föreligger viss kontinuitet av grov död ved. Ullticka är en bra signalart inom hela sitt utbredningsområde och i södra Sverige är den sällsynt och en god signalart för skyddsvärda granskogsmiljöer. Den hotas av avverkning och fragmentering av naturskog och äldre granskog med lång trädkontinuitet. På ullticka kan ibland ulltickeporing (VU) påträffas - det är en sällsynt ticka som nyligen delats upp i de tre olika arterna ulltickeporing </w:t>
-      </w:r>
-      <w:r>
-        <w:rPr>
-          <w:i/>
-        </w:rPr>
-        <w:t xml:space="preserve">Skeletocutis brevispora </w:t>
-      </w:r>
-      <w:r>
-        <w:t>(VU)</w:t>
-      </w:r>
-      <w:r>
-        <w:rPr>
-          <w:i/>
-        </w:rPr>
-        <w:t>, Skeletocutis delicata</w:t>
-      </w:r>
-      <w:r>
-        <w:t xml:space="preserve"> (VU)</w:t>
-      </w:r>
-      <w:r>
-        <w:rPr>
-          <w:i/>
-        </w:rPr>
-        <w:t xml:space="preserve"> och Skeletocutis exilis</w:t>
-      </w:r>
-      <w:r>
-        <w:t xml:space="preserve"> (NT). Ullticka är typisk art för </w:t>
-      </w:r>
-      <w:r>
-        <w:rPr>
-          <w:i/>
-        </w:rPr>
-        <w:t xml:space="preserve">9010 Taiga, 9050 Näringsrik granskog </w:t>
-      </w:r>
-      <w:r>
-        <w:t xml:space="preserve">och </w:t>
-      </w:r>
-      <w:r>
-        <w:rPr>
-          <w:i/>
-        </w:rPr>
-        <w:t>9030 Landhöjningsskog</w:t>
-      </w:r>
-      <w:r>
-        <w:t xml:space="preserve"> (SLU Artdatabanken, 2026; Nitare &amp; Skogsstyrelsen, 2019; Miettinen &amp; Niemelä, 2018).</w:t>
-      </w:r>
-    </w:p>
-    <w:p>
-      <w:r>
-        <w:rPr>
-          <w:b/>
-        </w:rPr>
-        <w:t xml:space="preserve">Ulltickeporing </w:t>
-      </w:r>
+      <w:pPr>
+        <w:pStyle w:val="ListBullet"/>
+      </w:pPr>
       <w:r>
         <w:rPr>
           <w:b/>
           <w:i/>
         </w:rPr>
-        <w:t>Skeletocutis brevispora</w:t>
-      </w:r>
-      <w:r>
-        <w:rPr>
-          <w:b/>
-        </w:rPr>
-        <w:t xml:space="preserve"> (VU)</w:t>
-      </w:r>
-      <w:r>
-        <w:t>, rödlistad som sårbar, växer på ullticka (NT) i naturskogsartade granskogar. Avverkning av naturskogslika miljöer och av grova granar där ulltickeporing förekommer är ett direkt hot mot artens fortlevnad. Alla skogliga åtgärder som innebär att lågor och döda eller skadade träd tas bort missgynnar arten. På sikt är minskad tillgång till lämpligt substrat och krympande areal av naturskog ett hot, framförallt råder brist på grov ved som lågor i sena nedbrytningsstadier. Ytterligare fragmentering av skogslandskapet minskar artens möjligheter till spridning. Gamla granskogar som hyser arten undantas helt från skogsbruk (SLU Artdatabanken, 2024).</w:t>
-      </w:r>
-    </w:p>
-    <w:p>
-      <w:r>
-        <w:rPr>
-          <w:b/>
-        </w:rPr>
-        <w:t>Vitgrynig nållav (NT)</w:t>
-      </w:r>
-      <w:r>
-        <w:t xml:space="preserve"> växer nästan uteslutande på bark av gamla, senvuxna granar i skuggiga lägen med hög och jämn luftfuktighet. Den vanligaste naturtypen för arten är kontinuitetsskogar på frisk mark men den finns också i sumpgranskogar. På lång sikt utgör avverkningar av olikåldriga granskogar av naturskogskaraktär ett allvarligt hot mot arten och skogsbruksåtgärder på eller i närheten av växtplatserna bör undvikas. Naturskogsartade, fuktiga granskogar med förekomster av arten signalerar höga biologiska värden och bör bevaras (SLU Artdatabanken, 2024; Nitare &amp; Skogsstyrelsen, 2019).</w:t>
+        <w:t xml:space="preserve">Kommentar: </w:t>
+      </w:r>
+      <w:r>
+        <w:rPr>
+          <w:i/>
+        </w:rPr>
+        <w:t>Avverkning av skog med höga naturvärden samt skada på fridlysta arter strider både mot FSC Controlled Wood-standarden och FSC:s policy for associerade organisationer.</w:t>
       </w:r>
     </w:p>
     <w:p>
@@ -948,7 +1204,99 @@
         <w:pStyle w:val="Heading1"/>
       </w:pPr>
       <w:r>
-        <w:t>Certifiering</w:t>
+        <w:t>Ur PEFC-standarden gällande lagefterlevnad</w:t>
+      </w:r>
+    </w:p>
+    <w:p>
+      <w:r>
+        <w:t>PEFC-standarden förutsätter att tillämplig svensk lagstiftning följs. Det är utsedd tillsynsmyndighet som ansvarar för tillsyn av lagens efterlevnad. PEFC-standarden återger innehållet i vissa certifieringskritiska lag- och föreskriftskrav vilka ska ingå i granskning av PEFC-systemets efterlevnad.</w:t>
+      </w:r>
+    </w:p>
+    <w:p>
+      <w:pPr>
+        <w:pStyle w:val="ListBullet"/>
+      </w:pPr>
+      <w:r>
+        <w:rPr>
+          <w:b/>
+          <w:i/>
+        </w:rPr>
+        <w:t xml:space="preserve">Kommentar: </w:t>
+      </w:r>
+      <w:r>
+        <w:rPr>
+          <w:i/>
+        </w:rPr>
+        <w:t>I den avverkningsanmälda skogen har fridlysta arter sina livsmiljöer och växtplatser. Att skada de fridlysta arternas livsmiljöer, växtplatser eller ekologiska funktion är inte tillåtet enligt artskyddsförordningen</w:t>
+      </w:r>
+    </w:p>
+    <w:p>
+      <w:r>
+        <w:br w:type="page"/>
+      </w:r>
+    </w:p>
+    <w:p>
+      <w:pPr>
+        <w:pStyle w:val="Title"/>
+      </w:pPr>
+      <w:r>
+        <w:t>BILAGA 1 –</w:t>
+        <w:br/>
+        <w:t>Fridlysta och rödlistade arter</w:t>
+      </w:r>
+    </w:p>
+    <w:p>
+      <w:pPr>
+        <w:pStyle w:val="Heading1"/>
+      </w:pPr>
+      <w:r>
+        <w:t>Ulltickeporing – ekologi samt krav på livsmiljön</w:t>
+      </w:r>
+    </w:p>
+    <w:p>
+      <w:r>
+        <w:t xml:space="preserve">Ulltickeporing </w:t>
+      </w:r>
+      <w:r>
+        <w:rPr>
+          <w:i/>
+        </w:rPr>
+        <w:t>Skeletocutis brevispora</w:t>
+      </w:r>
+      <w:r>
+        <w:t xml:space="preserve"> (VU), rödlistad som sårbar, växer på ullticka (NT) i naturskogsartade granskogar. Avverkning av naturskogslika miljöer och av grova granar där ulltickeporing förekommer är ett direkt hot mot artens fortlevnad Alla skogliga åtgärder som innebär att lågor och döda eller skadade träd tas bort missgynnar arten. På sikt är minskad tillgång till lämpligt substrat och krympande areal av naturskog ett hot, framförallt råder brist på grov ved som lågor i sena nedbrytningsstadier. Ytterligare fragmentering av skogslandskapet minskar artens möjligheter till spridning. Gamla granskogar som hyser arten undantas helt från skogsbruk (SLU Artdatabanken, 2026).</w:t>
+      </w:r>
+    </w:p>
+    <w:p>
+      <w:r>
+        <w:t xml:space="preserve">Ulltickeporingen har nyligen delats upp i de tre olika arterna ulltickeporing </w:t>
+      </w:r>
+      <w:r>
+        <w:rPr>
+          <w:i/>
+        </w:rPr>
+        <w:t xml:space="preserve">Skeletocutis brevispora </w:t>
+      </w:r>
+      <w:r>
+        <w:t>(VU)</w:t>
+      </w:r>
+      <w:r>
+        <w:rPr>
+          <w:i/>
+        </w:rPr>
+        <w:t>, Skeletocutis delicata</w:t>
+      </w:r>
+      <w:r>
+        <w:t xml:space="preserve"> (VU)</w:t>
+      </w:r>
+      <w:r>
+        <w:rPr>
+          <w:i/>
+        </w:rPr>
+        <w:t xml:space="preserve"> och Skeletocutis exilis</w:t>
+      </w:r>
+      <w:r>
+        <w:t xml:space="preserve"> (NT) (SLU Artdatabanken, 2026; Miettinen &amp; Niemelä, 2018).</w:t>
       </w:r>
     </w:p>
     <w:p>
@@ -956,137 +1304,85 @@
         <w:pStyle w:val="Heading2"/>
       </w:pPr>
       <w:r>
-        <w:t>Ur FSC-standarden</w:t>
+        <w:t>Referenser – ulltickeporing</w:t>
       </w:r>
     </w:p>
     <w:p>
       <w:r>
-        <w:rPr>
-          <w:b/>
-        </w:rPr>
-        <w:t xml:space="preserve">PRINCIP 1: LAGEFTERLEVNAD: </w:t>
-      </w:r>
-      <w:r>
-        <w:t>Certifikatsinnehavaren ska följa alla tillämpliga lagar, förordningar och nationellt ratificerade internationella avtal, konventioner och överenskommelser.</w:t>
+        <w:t xml:space="preserve">Miettinen, O. &amp; Niemelä, T., 2018. </w:t>
+      </w:r>
+      <w:r>
+        <w:rPr>
+          <w:i/>
+        </w:rPr>
+        <w:t>Two new temperate polypore species of Skeletocutis (Polyporales, Basidiomycota)</w:t>
+      </w:r>
+      <w:r>
+        <w:t>. Ann. Bot. Fennici 55: 195–206.</w:t>
       </w:r>
     </w:p>
     <w:p>
       <w:r>
-        <w:rPr>
-          <w:b/>
-        </w:rPr>
-        <w:t xml:space="preserve">1.3.1 </w:t>
-      </w:r>
-      <w:r>
-        <w:t>Tillämpliga lagar och föreskrifter för brukandet av skogen följs.</w:t>
+        <w:t xml:space="preserve">SLU Artdatabanken, 2026. </w:t>
+      </w:r>
+      <w:r>
+        <w:rPr>
+          <w:i/>
+        </w:rPr>
+        <w:t xml:space="preserve">Artfaktablad. Naturvård – artfakta. </w:t>
+      </w:r>
+      <w:r>
+        <w:t>SLU Artdatabanken, Uppsala.</w:t>
       </w:r>
     </w:p>
     <w:p>
       <w:pPr>
-        <w:pStyle w:val="ListBullet"/>
+        <w:pStyle w:val="Heading1"/>
       </w:pPr>
       <w:r>
-        <w:rPr>
-          <w:b/>
-          <w:i/>
-        </w:rPr>
-        <w:t xml:space="preserve">Kommentar: </w:t>
-      </w:r>
-      <w:r>
-        <w:t>I den avverkningsanmälda skogen har fridlysta arter sina livsmiljöer och växtplatser. Att skada de fridlysta arternas livsmiljöer, växtplatser eller ekologiska funktion är inte tillåtet enligt artskyddsförordningen.</w:t>
-      </w:r>
-      <w:r>
-        <w:rPr>
-          <w:i/>
-        </w:rPr>
-        <w:t xml:space="preserve"> EU:s medlemsländer och skogsbolag är skyldiga att agera i enlighet med EU:s fågeldirektiv där det uttryckligen står att direktivet gäller för fåglar samt för deras ägg, bon och </w:t>
-      </w:r>
-      <w:r>
-        <w:rPr>
-          <w:b/>
-          <w:i/>
-        </w:rPr>
-        <w:t xml:space="preserve">livsmiljöer </w:t>
-      </w:r>
-      <w:r>
-        <w:t>(artikel 1). Vidare att de åtgärder som vidtas inte får leda till en försämring av den nuvarande situationen beträffande bevarandet av de fågelarter som avses i artikel 1 (artikel 13).</w:t>
+        <w:t>Lavskrika – ekologi samt krav på livsmiljön</w:t>
       </w:r>
     </w:p>
     <w:p>
       <w:r>
-        <w:rPr>
-          <w:b/>
-        </w:rPr>
-        <w:t xml:space="preserve">6.4 </w:t>
-      </w:r>
-      <w:r>
-        <w:t>Certifikatsinnehavaren ska skydda sällsynta arter och hotade arter samt deras livsmiljöer inom skogsbruksenheten. Det ska ske genom avsättningar, andra skyddade områden och genom att skapa konnektivitet och/eller genom andra direkta åtgärder som gynnar dessa arters överlevnad och livskraft. Åtgärderna ska stå i förhållande till brukandets skala, intensitet och risk, samt till sällsynta och hotade arters bevarandestatus och ekologiska krav. Certifikatsinnehavaren ska beakta den geografiska spridningen och ekologiska krav hos sällsynta och hotade arter utanför skogsbruksenhetens gränser när beslut om åtgärder inom skogsbruksenheten ska fattas.</w:t>
+        <w:t>Lavskrika är rödlistad som nära hotad (NT), fridlyst enligt 4 § artskyddsförordningen (2007:845) och ingår i förteckningen över prioriterade arter i Skogsstyrelsens föreskrifter och allmänna råd (SKSFS 2011:7) bilaga 4. Lavskrikan är en mycket stationär fågel, som häckar i äldre, slutna och hänglavsrika barrskogar. Nyckelfaktorer är flerskiktad skog med rik undervegetation samt riklig förekomst av hänglavar (SLU Artdatabanken, 2026).</w:t>
       </w:r>
     </w:p>
     <w:p>
       <w:r>
-        <w:rPr>
-          <w:b/>
-        </w:rPr>
-        <w:t xml:space="preserve">6.4.1 </w:t>
-      </w:r>
-      <w:r>
-        <w:t>Följande biotoper undantas från alla skogsbruksåtgärder, förutom åtgärder påkallade för att bevara eller främja biotopens naturliga eller hävdbetingade biologiska mångfald:</w:t>
+        <w:t xml:space="preserve">I Skogsstyrelsens vägledning för hänsyn till fåglar står bland annat att: </w:t>
+      </w:r>
+      <w:r>
+        <w:rPr>
+          <w:i/>
+        </w:rPr>
+        <w:t>“Reviren är livslånga med hemområden som varierar mellan 50 och 150 ha. Hemområdena har inga fasta gränser utan det handlar mera om de yttre gränserna för familjegruppernas rörelser. Lavskrikan undviker att förflytta sig över stora öppna områden och hemområdesstorleken är därför större i områden fragmenterade av hyggen och yngre skog än i områden med i sammanhängande äldre skog. Det finns studier som antyder att det inom ett revir bör finnas maximalt 15 % öppna ytor och ungskog. Inom ett revir av hög kvalitet finns det som regel ett eller flera kärnområden (1–20 ha) med relativt tät flerskiktad granskog.”</w:t>
+      </w:r>
+      <w:r>
+        <w:t xml:space="preserve"> Vidare att: </w:t>
+      </w:r>
+      <w:r>
+        <w:rPr>
+          <w:i/>
+        </w:rPr>
+        <w:t>“Arten missgynnas när flerskiktad skog omförs till enskiktade bestånd. Även skogsskötsel med återkommande röjning och hård gallring är starkt negativt. Lavskrikan har relativt stora hemområden och försvinner när den äldre skogen fragmenteras, särskilt allvarligt är när kärnområdena avverkas.”</w:t>
+      </w:r>
+      <w:r>
+        <w:t xml:space="preserve"> (Skogsstyrelsen 2016).</w:t>
       </w:r>
     </w:p>
     <w:p>
-      <w:pPr>
-        <w:ind w:left="357"/>
-      </w:pPr>
-      <w:r>
-        <w:t>b) nyckelbiotoper enligt Skogsstyrelsens definition och metod (1995)</w:t>
-      </w:r>
-    </w:p>
-    <w:p>
-      <w:pPr>
-        <w:pStyle w:val="ListBullet"/>
-      </w:pPr>
-      <w:r>
-        <w:rPr>
-          <w:b/>
+      <w:r>
+        <w:t xml:space="preserve">Populationen har minskat med 20 (10–30) % under de senaste 15 åren och minskningstakten bedöms vara nära gränsvärdet för sårbar (VU). Arten försvinner successivt framför allt vid dess utbredningsgränser och populationen har minskat kontinuerligt under 2000-talet. Lavskrika är typisk art för </w:t>
+      </w:r>
+      <w:r>
+        <w:rPr>
           <w:i/>
         </w:rPr>
-        <w:t xml:space="preserve">Kommentar: </w:t>
-      </w:r>
-      <w:r>
-        <w:rPr>
-          <w:i/>
-        </w:rPr>
-        <w:t>I det avverkningsanmälda skogsområdet har 21 rödlistade arter och signalarter påträffats. Detta ska jämföras med Skogsstyrelsens uppföljning 2017 av nyckelbiotoper som visade att man i genomsnitt hittar 20,6 olika rödlistade arter och signalarter i en nyckelbiotop (Wijk, S. 2017. Biologisk mångfald i nyckelbiotoper – Resultat från inventeringen “Uppföljning biologisk mångfald” 2009–2015. Rapport 4/2017 Skogsstyrelsen, Jönköping).</w:t>
-      </w:r>
-    </w:p>
-    <w:p>
-      <w:r>
-        <w:rPr>
-          <w:b/>
-        </w:rPr>
-        <w:t xml:space="preserve">6.4.3 </w:t>
-      </w:r>
-      <w:r>
-        <w:t>Bevarandeåtgärder genomförs för de kända förekomster av rödlistade arter som påverkas av skogsbruk.</w:t>
-      </w:r>
-    </w:p>
-    <w:p>
-      <w:pPr>
-        <w:pStyle w:val="ListBullet"/>
-      </w:pPr>
-      <w:r>
-        <w:rPr>
-          <w:b/>
-          <w:i/>
-        </w:rPr>
-        <w:t xml:space="preserve">Kommentar: </w:t>
-      </w:r>
-      <w:r>
-        <w:rPr>
-          <w:i/>
-        </w:rPr>
-        <w:t>I det avverkningsanmälda skogsområdet har 23 naturvårdsarter varav 18 rödlistade arter sina livsmiljöer och växtplatser.</w:t>
+        <w:t>9010 Taiga</w:t>
+      </w:r>
+      <w:r>
+        <w:t xml:space="preserve"> (SLU Artdatabanken, 2026).</w:t>
       </w:r>
     </w:p>
     <w:p>
@@ -1094,18 +1390,98 @@
         <w:pStyle w:val="Heading2"/>
       </w:pPr>
       <w:r>
-        <w:t>Ur Chain of Custody Certification (FSC-STD-40-004 ver 3.0)</w:t>
+        <w:t>Referenser – lavskrika</w:t>
       </w:r>
     </w:p>
     <w:p>
       <w:r>
-        <w:rPr>
-          <w:b/>
-        </w:rPr>
-        <w:t xml:space="preserve">1.3 </w:t>
-      </w:r>
-      <w:r>
-        <w:t xml:space="preserve">The organization shall commit to the FSC values as defined in FSC-POL-01-004 Policy for the Association of Organizations with FSC. </w:t>
+        <w:t xml:space="preserve">Skogsstyrelsen, 2016. </w:t>
+      </w:r>
+      <w:r>
+        <w:rPr>
+          <w:i/>
+        </w:rPr>
+        <w:t xml:space="preserve">Vägledning för hänsyn till fåglar – lavskrika. </w:t>
+      </w:r>
+      <w:r>
+        <w:t>https://www.skogsstyrelsen.se/globalassets/lag-och-tillsyn/artskydd/vagledningar-for-hansyn-till-faglar/lavskrika-vagledning-hansyn.pdf</w:t>
+      </w:r>
+    </w:p>
+    <w:p>
+      <w:r>
+        <w:t xml:space="preserve">SLU Artdatabanken, 2026. </w:t>
+      </w:r>
+      <w:r>
+        <w:rPr>
+          <w:i/>
+        </w:rPr>
+        <w:t xml:space="preserve">Artfaktablad. Naturvård – artfakta. </w:t>
+      </w:r>
+      <w:r>
+        <w:t>SLU Artdatabanken, Uppsala</w:t>
+      </w:r>
+    </w:p>
+    <w:p>
+      <w:pPr>
+        <w:pStyle w:val="Heading1"/>
+      </w:pPr>
+      <w:r>
+        <w:t>Lunglav – ekologi samt krav på livsmiljön</w:t>
+      </w:r>
+    </w:p>
+    <w:p>
+      <w:r>
+        <w:t xml:space="preserve">Lunglav (NT) är en av vårt lands främsta signalarter som överallt indikerar gamla lövträd, skogsbestånd med höga naturvärden och ekosystem med lång skoglig kontinuitet. Lokalt kan förekomsten vara mycket riklig men den hittas nästan enbart i gamla och ej slutavverkade skogar. Artens samtliga förekomster bör uppmärksammas från naturvårdssynpunkt, då många lokaler även hyser andra ovanliga och rödlistade arter, däribland de sällsynta lavparasiterna lunglavshårprick (CR), </w:t>
+      </w:r>
+      <w:r>
+        <w:rPr>
+          <w:i/>
+        </w:rPr>
+        <w:t>Abrothallus diederichii</w:t>
+      </w:r>
+      <w:r>
+        <w:t xml:space="preserve"> (VU), </w:t>
+      </w:r>
+      <w:r>
+        <w:rPr>
+          <w:i/>
+        </w:rPr>
+        <w:t>Abrothallus lobariae</w:t>
+      </w:r>
+      <w:r>
+        <w:t xml:space="preserve"> (VU), </w:t>
+      </w:r>
+      <w:r>
+        <w:rPr>
+          <w:i/>
+        </w:rPr>
+        <w:t>Calycina lobariae</w:t>
+      </w:r>
+      <w:r>
+        <w:t xml:space="preserve"> (VU), lunglavsknapp (VU) och skrovelmössing (VU), som växer på lunglav. Rikliga förekomster med lunglav bör skyddas med biotopskydd, frivilliga avsättningar eller reservat (SLU Artdatabanken, 2026; Nitare &amp; Skogsstyrelsen, 2019).</w:t>
+      </w:r>
+    </w:p>
+    <w:p>
+      <w:r>
+        <w:t xml:space="preserve">Lunglav är typisk art för </w:t>
+      </w:r>
+      <w:r>
+        <w:rPr>
+          <w:i/>
+        </w:rPr>
+        <w:t>9010 Taiga, 9020 Nordlig ädellövskog, 9110 Näringsfattig bokskog, 9130 Näringsrik bokskog, 9160 Näringsrik ekskog, 9180 Ädellövskog i branter, 9190 Näringsfattig ekskog, 9070 Trädklädd betesmark, 9040 Fjällbjörkskog</w:t>
+      </w:r>
+      <w:r>
+        <w:t xml:space="preserve"> och</w:t>
+      </w:r>
+      <w:r>
+        <w:rPr>
+          <w:i/>
+        </w:rPr>
+        <w:t xml:space="preserve"> 6530 Lövängar</w:t>
+      </w:r>
+      <w:r>
+        <w:t xml:space="preserve"> (SLU Artdatabanken, 2026).</w:t>
       </w:r>
     </w:p>
     <w:p>
@@ -1113,70 +1489,63 @@
         <w:pStyle w:val="Heading2"/>
       </w:pPr>
       <w:r>
-        <w:t>Ur FSC:s policy för associerade organisationer (FSC-POL-01-004)</w:t>
+        <w:t>Referenser – lunglav</w:t>
       </w:r>
     </w:p>
     <w:p>
       <w:r>
-        <w:t xml:space="preserve">Som “Chain of Custody”-certifierad organisation är skogsbolaget bunden av de fastställda reglerna i Del 1 Punkt 1 c) i Policy för organisationer associerade med FSC (FSC-POL-01-004 V2-0 EN + SVE version 2012-03-02): </w:t>
+        <w:t xml:space="preserve">Nitare, J. och Skogsstyrelsen, 2019. </w:t>
+      </w:r>
+      <w:r>
+        <w:rPr>
+          <w:i/>
+        </w:rPr>
+        <w:t xml:space="preserve">Skyddsvärd skog – Naturvårdsarter och andra kriterier för naturvärdesbedömning. </w:t>
+      </w:r>
+      <w:r>
+        <w:t>Skogsstyrelsen.</w:t>
+      </w:r>
+    </w:p>
+    <w:p>
+      <w:r>
+        <w:t xml:space="preserve">SLU Artdatabanken, 2026. </w:t>
+      </w:r>
+      <w:r>
+        <w:rPr>
+          <w:i/>
+        </w:rPr>
+        <w:t xml:space="preserve">Artfaktablad. Naturvård – artfakta. </w:t>
+      </w:r>
+      <w:r>
+        <w:t>SLU Artdatabanken, Uppsala.</w:t>
       </w:r>
     </w:p>
     <w:p>
       <w:pPr>
-        <w:pStyle w:val="ListNumber"/>
+        <w:pStyle w:val="Heading1"/>
       </w:pPr>
       <w:r>
-        <w:t>De organisationer FSC kan acceptera association med får inte direkt eller indirekt ha några kopplingar till nedanstående, oacceptabla aktiviteter:</w:t>
+        <w:t>Talltita – ekologi samt krav på livsmiljön</w:t>
       </w:r>
     </w:p>
     <w:p>
-      <w:pPr>
-        <w:ind w:left="357"/>
-      </w:pPr>
-      <w:r>
-        <w:t>a) Olaglig skogsavverkning och handel med olagligt avverkat virke eller skogsprodukter</w:t>
+      <w:r>
+        <w:t>Talltita är rödlistad som NT, fridlyst och prioriterad art i Skogsvårdslagen. Den omfattas av EU:s fågeldirektiv. Arten har minskat kraftigt de senaste 30 åren och minskningstakten innevarande 10-årsperiod beräknas till 20 (10–30) % (SLU Artdatabanken, 2022).</w:t>
       </w:r>
     </w:p>
     <w:p>
-      <w:pPr>
-        <w:ind w:left="357"/>
-      </w:pPr>
-      <w:r>
-        <w:t>...</w:t>
+      <w:r>
+        <w:t>Talltita föredrar större sammanhängande barrskogar, och finns såväl i tallskog som granskog och i lövblandad barrskog. Skogens struktur är viktig och ska helst vara flerskiktad med riklig underväxt av mindre granar, björk och andra lövträd och buskar. Tillgång på murknande högstubbar är särskilt viktig, eftersom talltitan helst själv hackar ut sitt bohål (SLU Artdatabanken, 2022).</w:t>
       </w:r>
     </w:p>
     <w:p>
-      <w:pPr>
-        <w:ind w:left="357"/>
-      </w:pPr>
-      <w:r>
-        <w:t>c) Skogsbruk som förstör höga naturvärden</w:t>
+      <w:r>
+        <w:t>Det finns flera studier som visar att talltita är känslig för gallring och inte överlever när dess livsmiljö kalavverkas (Eggers and Low, 2014; Griesser et al., 2007; Klein, 2020). Talltitans revir är förhållandevis stora, 10–20 hektar och arten missgynnas när skogen fragmenteras. Kalavverkning av större delar av reviret innebär att det överges (Artdatabanken, 2021).</w:t>
       </w:r>
     </w:p>
     <w:p>
-      <w:pPr>
-        <w:ind w:left="357"/>
-      </w:pPr>
-      <w:r>
-        <w:t>d) Betydande omvandling av skog till plantager eller annan, icke skoglig, markanvändning</w:t>
-      </w:r>
-    </w:p>
-    <w:p>
-      <w:pPr>
-        <w:pStyle w:val="ListBullet"/>
-      </w:pPr>
-      <w:r>
-        <w:rPr>
-          <w:b/>
-          <w:i/>
-        </w:rPr>
-        <w:t xml:space="preserve">Kommentar: </w:t>
-      </w:r>
-      <w:r>
-        <w:rPr>
-          <w:i/>
-        </w:rPr>
-        <w:t>Avverkning av skog med höga naturvärden samt skada på fridlysta arter strider både mot FSC Controlled Wood-standarden och FSC:s policy for associerade organisationer.</w:t>
+      <w:r>
+        <w:t>Talltitan är synnerligen trogen sitt revir så länge paret lever och biotopen förblir intakt. Paret stannar i sitt revir året om. En förlust av ett revir har därför en stor inverkan på den lokala populationen och trakthyggesbruket anses vara orsak till den svenska populationens kraftiga minskning. Talltiteparets revirtrohet innebär att närhelst under året man observerar en adult talltita så ingår denna plats i reviret (Siffczyk et al., 2003; Ekman, 1979).</w:t>
       </w:r>
     </w:p>
     <w:p>
@@ -1184,62 +1553,91 @@
         <w:pStyle w:val="Heading2"/>
       </w:pPr>
       <w:r>
-        <w:t>Ur FSC Controlled Wood (FSC-STD-40-005)</w:t>
+        <w:t>Referenser – talltita</w:t>
       </w:r>
     </w:p>
     <w:p>
       <w:r>
-        <w:t>Virke som inte accepteras i FSC-märkta produkter (oacceptabelt ursprung) enligt FSC Controlled Wood (FSC-STD-40-005):</w:t>
+        <w:t xml:space="preserve">Eggers, S., Low, M., 2014. </w:t>
+      </w:r>
+      <w:r>
+        <w:rPr>
+          <w:i/>
+        </w:rPr>
+        <w:t xml:space="preserve">Differential demographic responses of sympatric Parids to vegetation management in boreal forest. </w:t>
+      </w:r>
+      <w:r>
+        <w:t>For. Ecol. Manage. 319, 169–175.</w:t>
       </w:r>
     </w:p>
     <w:p>
-      <w:pPr>
-        <w:pStyle w:val="ListNumber"/>
-      </w:pPr>
-      <w:r>
-        <w:t>Illegalt avverkat virke.</w:t>
+      <w:r>
+        <w:t xml:space="preserve">Ekman, J., 1979. </w:t>
+      </w:r>
+      <w:r>
+        <w:rPr>
+          <w:i/>
+        </w:rPr>
+        <w:t xml:space="preserve">Coherence, composition and territories of winter social groups of the Willow Tit Parus montanus and the Crested Tit P. cristatus. </w:t>
+      </w:r>
+      <w:r>
+        <w:t>Ornis Scandinavica, 10, pp 56–68</w:t>
       </w:r>
     </w:p>
     <w:p>
-      <w:pPr>
-        <w:pStyle w:val="ListNumber"/>
-      </w:pPr>
-      <w:r>
-        <w:t>...</w:t>
+      <w:r>
+        <w:t xml:space="preserve">Griesser, M., Nystrand, M., Eggers, S., Ekman, J., 2007. </w:t>
+      </w:r>
+      <w:r>
+        <w:rPr>
+          <w:i/>
+        </w:rPr>
+        <w:t xml:space="preserve">Impact of forestry practices on fitness correlates and population productivity in an open-nesting bird species. </w:t>
+      </w:r>
+      <w:r>
+        <w:t>Conserv. Biol. 21, 767–774. https://doi.org/10.1111/j.1523- 1739.2007.00675.x</w:t>
       </w:r>
     </w:p>
     <w:p>
-      <w:pPr>
-        <w:pStyle w:val="ListNumber"/>
-      </w:pPr>
-      <w:r>
-        <w:t>Virke från avverkningar som hotar höga naturvärden.</w:t>
+      <w:r>
+        <w:t xml:space="preserve">Klein, J., 2020. </w:t>
+      </w:r>
+      <w:r>
+        <w:rPr>
+          <w:i/>
+        </w:rPr>
+        <w:t xml:space="preserve">The forgotten forest – On thinning, retention, and biodiversity in the boreal forest. </w:t>
+      </w:r>
+      <w:r>
+        <w:t>Doctoral Thesis No. 2020:50</w:t>
       </w:r>
     </w:p>
     <w:p>
-      <w:pPr>
-        <w:pStyle w:val="ListNumber"/>
-      </w:pPr>
-      <w:r>
-        <w:t>Virke från skog som konverteras till plantager eller icke-skogligt bruk.</w:t>
+      <w:r>
+        <w:t xml:space="preserve">Siffczyk, C., Brotons, L., Kangas, K., Orell, M., 2003. </w:t>
+      </w:r>
+      <w:r>
+        <w:rPr>
+          <w:i/>
+        </w:rPr>
+        <w:t xml:space="preserve">Home range size of willow tits. </w:t>
+      </w:r>
+      <w:r>
+        <w:t>Oecologica, 136, 635–642 (2003)</w:t>
       </w:r>
     </w:p>
     <w:p>
-      <w:pPr>
-        <w:pStyle w:val="ListBullet"/>
-      </w:pPr>
-      <w:r>
-        <w:rPr>
-          <w:b/>
+      <w:r>
+        <w:t xml:space="preserve">SLU Artdatabanken, 2021. </w:t>
+      </w:r>
+      <w:r>
+        <w:rPr>
           <w:i/>
         </w:rPr>
-        <w:t xml:space="preserve">Kommentar: </w:t>
-      </w:r>
-      <w:r>
-        <w:rPr>
-          <w:i/>
-        </w:rPr>
-        <w:t>Avverkning av skog med höga naturvärden samt skada på fridlysta arter strider både mot FSC Controlled Wood-standarden och FSC:s policy for associerade organisationer.</w:t>
+        <w:t xml:space="preserve">Artfaktablad. Naturvård – artfakta. </w:t>
+      </w:r>
+      <w:r>
+        <w:t>SLU Artdatabanken, Uppsala</w:t>
       </w:r>
     </w:p>
     <w:p>
@@ -1247,45 +1645,200 @@
         <w:pStyle w:val="Heading1"/>
       </w:pPr>
       <w:r>
-        <w:t>Ur PEFC-standarden gällande lagefterlevnad</w:t>
+        <w:t>Tretåig hackspett – ekologi samt krav på livsmiljön</w:t>
       </w:r>
     </w:p>
     <w:p>
       <w:r>
-        <w:t>PEFC-standarden förutsätter att tillämplig svensk lagstiftning följs. Det är utsedd tillsynsmyndighet som ansvarar för tillsyn av lagens efterlevnad. PEFC-standarden återger innehållet i vissa certifieringskritiska lag- och föreskriftskrav vilka ska ingå i granskning av PEFC-systemets efterlevnad.</w:t>
+        <w:t xml:space="preserve">Tretåig hackspett (NT) är fridlyst enligt §4 Artskyddsförordningen och finns med som prioriterad art i Skogsstyrelsen vägledning för skogsbruket (bilaga 4 till SVL). I vägledningen står bland annat att: </w:t>
+      </w:r>
+      <w:r>
+        <w:rPr>
+          <w:i/>
+        </w:rPr>
+        <w:t xml:space="preserve">“Tretåig hackspett har stora arealkrav och höga krav på sin livsmiljö. Omdaningen av naturskogar till kulturskogar medför en förlust av viktiga miljöer, något som förstärks av ökad fragmentering till följd av avverkningar.” </w:t>
+      </w:r>
+      <w:r>
+        <w:t xml:space="preserve">Vidare att: </w:t>
+      </w:r>
+      <w:r>
+        <w:rPr>
+          <w:i/>
+        </w:rPr>
+        <w:t>“Områden med dokumenterad permanent förekomst i naturskogsmiljöer har vanligen så stora naturvärden att skogsbruk är olämpligt”</w:t>
+      </w:r>
+      <w:r>
+        <w:t xml:space="preserve"> (SLU Artdatabanken, 2024; Skogsstyrelsen, 2016)</w:t>
+      </w:r>
+      <w:r>
+        <w:rPr>
+          <w:i/>
+        </w:rPr>
+        <w:t>.</w:t>
+      </w:r>
+    </w:p>
+    <w:p>
+      <w:r>
+        <w:t>Tretåig hackspett är beroende av större sammanhängande naturskogar med kontinuerlig tillgång och nybildning av död ved och fragmentering av livsmiljöerna utgör ett stort hot mot arten (se exempelvis Stachura-Skierczynska et al., 2009; Wesolowski et al., 2005; Butler et al., 2004; Pakkala et al., 2002; Amcoff et al., 1996; Virkkala, 1991). Det finns studier som visar att naturskogens självgallringsprocess som den tretåiga hackspetten är beroende av, inte kan ersättas med efterlämnad hänsyn i skogsbruket (Imbeau &amp; Desrochers, 2002).</w:t>
+      </w:r>
+    </w:p>
+    <w:p>
+      <w:r>
+        <w:t>Permanenta revir av tretåig hackspett karaktäriseras ofta av artens typiska ringformigt ordnade hackmärken på framför allt gamla granar. För att säkerställa att inte revir av tretåig hackspett drabbas av avverkningsplanerna bör en inventering göras i området både under häckningstid och under vintern, då arten utnyttjar betydligt större områden än under sommarens häckningsrevir. Storleken på häckningsreviret varierar med skogstypen, förekomsten av död ved och graden av fragmentering, men är i allmänhet i storleksordningen 25–100 hektar (SLU Artdatabanken, 2024; Skogsstyrelsen, 2016).</w:t>
+      </w:r>
+    </w:p>
+    <w:p>
+      <w:r>
+        <w:t xml:space="preserve">Förutom fridlysning enligt §4 Artskyddsförordningen är tretåig hackspett även förtecknad i EU:s fågeldirektiv bilaga 1. Den är typisk art för </w:t>
+      </w:r>
+      <w:r>
+        <w:rPr>
+          <w:i/>
+        </w:rPr>
+        <w:t xml:space="preserve">9010 Taiga, 9740 Skogsbevuxen myr, 9030 Landhöjningsskog </w:t>
+      </w:r>
+      <w:r>
+        <w:t xml:space="preserve">och </w:t>
+      </w:r>
+      <w:r>
+        <w:rPr>
+          <w:i/>
+        </w:rPr>
+        <w:t>9040 Fjällbjörkskog</w:t>
+      </w:r>
+      <w:r>
+        <w:t xml:space="preserve"> samt ingår i Natura 2000 och är förtecknad i Bernkonventionen bilaga II (strikt skyddade djurarter) (SLU Artdatabanken, 2024; Skogsstyrelsen, 2016).</w:t>
       </w:r>
     </w:p>
     <w:p>
       <w:pPr>
-        <w:pStyle w:val="ListBullet"/>
+        <w:pStyle w:val="Heading2"/>
       </w:pPr>
       <w:r>
-        <w:rPr>
-          <w:b/>
-          <w:i/>
-        </w:rPr>
-        <w:t xml:space="preserve">Kommentar: </w:t>
-      </w:r>
-      <w:r>
-        <w:rPr>
-          <w:i/>
-        </w:rPr>
-        <w:t>I den avverkningsanmälda skogen har fridlysta arter sina livsmiljöer och växtplatser. Att skada de fridlysta arternas livsmiljöer, växtplatser eller ekologiska funktion är inte tillåtet enligt artskyddsförordningen</w:t>
+        <w:t>Referenser – tretåig hackspett</w:t>
       </w:r>
     </w:p>
     <w:p>
       <w:r>
-        <w:br w:type="page"/>
+        <w:t xml:space="preserve">Amcoff, M. &amp; Eriksson, P. 1996. </w:t>
+      </w:r>
+      <w:r>
+        <w:rPr>
+          <w:i/>
+        </w:rPr>
+        <w:t xml:space="preserve">Förekomst av tretåig hackspett Picoides tridactylus på bestånds- och landskapsnivå. </w:t>
+      </w:r>
+      <w:r>
+        <w:t>Ornis Svecica 6: 107–119.</w:t>
       </w:r>
     </w:p>
     <w:p>
-      <w:pPr>
-        <w:pStyle w:val="Title"/>
-      </w:pPr>
-      <w:r>
-        <w:t>BILAGA 1 –</w:t>
-        <w:br/>
-        <w:t>Fridlysta och rödlistade arter</w:t>
+      <w:r>
+        <w:t xml:space="preserve">Butler, R., Angelstam, P., Ekelund, P. &amp; Schlaeffer, R. 2004. </w:t>
+      </w:r>
+      <w:r>
+        <w:rPr>
+          <w:i/>
+        </w:rPr>
+        <w:t xml:space="preserve">Dead wood threshold values for the three-toed woodpecker presence in boreal and sub-Alpine forest. </w:t>
+      </w:r>
+      <w:r>
+        <w:t>Biological conservation 119(3): 305–318.</w:t>
+      </w:r>
+    </w:p>
+    <w:p>
+      <w:r>
+        <w:t xml:space="preserve">Imbeau, L. &amp; Desrochers, A. 2002. </w:t>
+      </w:r>
+      <w:r>
+        <w:rPr>
+          <w:i/>
+        </w:rPr>
+        <w:t xml:space="preserve">Foraging Ecology and Use of Drumming Trees by Three-Toed Woodpeckers. </w:t>
+      </w:r>
+      <w:r>
+        <w:t>The Journal of Wildlife Management. Vol. 66, No. 1 (Jan., 2002), pp. 222–231.</w:t>
+      </w:r>
+    </w:p>
+    <w:p>
+      <w:r>
+        <w:t xml:space="preserve">Pakkala, T., Hanski, I. &amp; Tomppo, E. 2002. </w:t>
+      </w:r>
+      <w:r>
+        <w:rPr>
+          <w:i/>
+        </w:rPr>
+        <w:t xml:space="preserve">Spatial ecology of the three-toed woodpecker in managed forest landscapes. </w:t>
+      </w:r>
+      <w:r>
+        <w:t>Silva Fennica 36(1): 279–288.</w:t>
+      </w:r>
+    </w:p>
+    <w:p>
+      <w:r>
+        <w:t xml:space="preserve">Skogsstyrelsen, 2016. </w:t>
+      </w:r>
+      <w:r>
+        <w:rPr>
+          <w:i/>
+        </w:rPr>
+        <w:t>Vägledning för hänsyn till fåglar – Tretåig hackspett.</w:t>
+      </w:r>
+    </w:p>
+    <w:p>
+      <w:r>
+        <w:t xml:space="preserve">SLU Artdatabanken, 2024. </w:t>
+      </w:r>
+      <w:r>
+        <w:rPr>
+          <w:i/>
+        </w:rPr>
+        <w:t xml:space="preserve">Artfaktablad. Naturvård – artfakta. </w:t>
+      </w:r>
+      <w:r>
+        <w:t>SLU Artdatabanken, Uppsala.</w:t>
+      </w:r>
+    </w:p>
+    <w:p>
+      <w:r>
+        <w:t xml:space="preserve">Stachura-Skierczynska, K., Tumiel, T. &amp; Skierczynski, M. 2009. </w:t>
+      </w:r>
+      <w:r>
+        <w:rPr>
+          <w:i/>
+        </w:rPr>
+        <w:t xml:space="preserve">Habitat prediction model for three-toed woodpecker and its implications for the conservation of biologically valuable forests. </w:t>
+      </w:r>
+      <w:r>
+        <w:t>Forest Ecology and Management 258(5): 697–703.</w:t>
+      </w:r>
+    </w:p>
+    <w:p>
+      <w:r>
+        <w:t xml:space="preserve">Virkkala, R. 1991. </w:t>
+      </w:r>
+      <w:r>
+        <w:rPr>
+          <w:i/>
+        </w:rPr>
+        <w:t xml:space="preserve">Population trends of forest birds in a Finnish Lapland landscape of large habitat blocks – Consequences of stochastic environmental variation or regional habitat alteration. </w:t>
+      </w:r>
+      <w:r>
+        <w:t>Biological conservation 56(2): 223–240.</w:t>
+      </w:r>
+    </w:p>
+    <w:p>
+      <w:r>
+        <w:t xml:space="preserve">Wesolowski, T., Czeszczewik, D. &amp; Rowinski, P. 2005. </w:t>
+      </w:r>
+      <w:r>
+        <w:rPr>
+          <w:i/>
+        </w:rPr>
+        <w:t xml:space="preserve">Effects of forest management on Three-toed Woodpecker Picoides tridactylus distribution in the Bialowieza Forest (NE Poland): conservation implications. </w:t>
+      </w:r>
+      <w:r>
+        <w:t>Acta Ornithologica 40(1): 53–60.</w:t>
       </w:r>
     </w:p>
     <w:p>
@@ -1293,49 +1846,35 @@
         <w:pStyle w:val="Heading1"/>
       </w:pPr>
       <w:r>
-        <w:t>Lavskrika – ekologi samt krav på livsmiljön</w:t>
+        <w:t>Spillkråka – ekologi samt krav på livsmiljön</w:t>
       </w:r>
     </w:p>
     <w:p>
       <w:r>
-        <w:t>Lavskrika är rödlistad som nära hotad (NT), fridlyst enligt 4 § artskyddsförordningen (2007:845) och ingår i förteckningen över prioriterade arter i Skogsstyrelsens föreskrifter och allmänna råd (SKSFS 2011:7) bilaga 4. Lavskrikan är en mycket stationär fågel, som häckar i äldre, slutna och hänglavsrika barrskogar. Nyckelfaktorer är flerskiktad skog med rik undervegetation samt riklig förekomst av hänglavar (SLU Artdatabanken, 2026).</w:t>
+        <w:t xml:space="preserve">Spillkråka (§4) ingår i bilaga 1 EU:s fågeldirektiv och är typisk art för </w:t>
+      </w:r>
+      <w:r>
+        <w:rPr>
+          <w:i/>
+        </w:rPr>
+        <w:t xml:space="preserve">9010 Taiga </w:t>
+      </w:r>
+      <w:r>
+        <w:t>och</w:t>
+      </w:r>
+      <w:r>
+        <w:rPr>
+          <w:i/>
+        </w:rPr>
+        <w:t xml:space="preserve"> 9740 Skogsbevuxen myr</w:t>
+      </w:r>
+      <w:r>
+        <w:t>. Den lever i både barr- och blandskog liksom i ren lövskog. De tätaste populationerna tenderar att finnas i äldre, variationsrik blandskog med gott om död ved och gamla träd. Varje par utnyttjar 400–1000 hektar skog beroende på skogens kvalitet. Skogsbruk med korta omloppstider och täta, homogena ungskogar utgör det största hotet (SLU Artdatabanken, 2026).</w:t>
       </w:r>
     </w:p>
     <w:p>
       <w:r>
-        <w:t xml:space="preserve">I Skogsstyrelsens vägledning för hänsyn till fåglar står bland annat att: </w:t>
-      </w:r>
-      <w:r>
-        <w:rPr>
-          <w:i/>
-        </w:rPr>
-        <w:t>“Reviren är livslånga med hemområden som varierar mellan 50 och 150 ha. Hemområdena har inga fasta gränser utan det handlar mera om de yttre gränserna för familjegruppernas rörelser. Lavskrikan undviker att förflytta sig över stora öppna områden och hemområdesstorleken är därför större i områden fragmenterade av hyggen och yngre skog än i områden med i sammanhängande äldre skog. Det finns studier som antyder att det inom ett revir bör finnas maximalt 15 % öppna ytor och ungskog. Inom ett revir av hög kvalitet finns det som regel ett eller flera kärnområden (1–20 ha) med relativt tät flerskiktad granskog.”</w:t>
-      </w:r>
-      <w:r>
-        <w:t xml:space="preserve"> Vidare att: </w:t>
-      </w:r>
-      <w:r>
-        <w:rPr>
-          <w:i/>
-        </w:rPr>
-        <w:t>“Arten missgynnas när flerskiktad skog omförs till enskiktade bestånd. Även skogsskötsel med återkommande röjning och hård gallring är starkt negativt. Lavskrikan har relativt stora hemområden och försvinner när den äldre skogen fragmenteras, särskilt allvarligt är när kärnområdena avverkas.”</w:t>
-      </w:r>
-      <w:r>
-        <w:t xml:space="preserve"> (Skogsstyrelsen 2016).</w:t>
-      </w:r>
-    </w:p>
-    <w:p>
-      <w:r>
-        <w:t xml:space="preserve">Populationen har minskat med 20 (10–30) % under de senaste 15 åren och minskningstakten bedöms vara nära gränsvärdet för sårbar (VU). Arten försvinner successivt framför allt vid dess utbredningsgränser och populationen har minskat kontinuerligt under 2000-talet. Lavskrika är typisk art för </w:t>
-      </w:r>
-      <w:r>
-        <w:rPr>
-          <w:i/>
-        </w:rPr>
-        <w:t>9010 Taiga</w:t>
-      </w:r>
-      <w:r>
-        <w:t xml:space="preserve"> (SLU Artdatabanken, 2026).</w:t>
+        <w:t>Spillkråka är en nyckelart i skogliga miljöer vars övergivna bohål utnyttjas av flera andra hålhäckande fågelarter och fladdermöss, däribland pärluggla (EN, §4), knipa (§4), salskrake (§4) och skogsduva (§4). Hökuggla (VU, §4) och slaguggla (§4) häckar ofta i högstubbar som brutits av i höjd med ett gammalt spillkråkebo (Skogsstyrelsen, 2016).</w:t>
       </w:r>
     </w:p>
     <w:p>
@@ -1343,7 +1882,7 @@
         <w:pStyle w:val="Heading2"/>
       </w:pPr>
       <w:r>
-        <w:t>Referenser – lavskrika</w:t>
+        <w:t>Referenser – spillkråka</w:t>
       </w:r>
     </w:p>
     <w:p>
@@ -1354,10 +1893,10 @@
         <w:rPr>
           <w:i/>
         </w:rPr>
-        <w:t xml:space="preserve">Vägledning för hänsyn till fåglar – lavskrika. </w:t>
-      </w:r>
-      <w:r>
-        <w:t>https://www.skogsstyrelsen.se/globalassets/lag-och-tillsyn/artskydd/vagledningar-for-hansyn-till-faglar/lavskrika-vagledning-hansyn.pdf</w:t>
+        <w:t xml:space="preserve">Vägledning för hänsyn till spillkråka. </w:t>
+      </w:r>
+      <w:r>
+        <w:t>Vägledningar och kunskapsstöd artskydd – Skogsstyrelsen.</w:t>
       </w:r>
     </w:p>
     <w:p>
@@ -1371,7 +1910,7 @@
         <w:t xml:space="preserve">Artfaktablad. Naturvård – artfakta. </w:t>
       </w:r>
       <w:r>
-        <w:t>SLU Artdatabanken, Uppsala</w:t>
+        <w:t>SLU Artdatabanken, Uppsala.</w:t>
       </w:r>
     </w:p>
     <w:p>
@@ -1379,62 +1918,35 @@
         <w:pStyle w:val="Heading1"/>
       </w:pPr>
       <w:r>
-        <w:t>Lunglav – ekologi samt krav på livsmiljön</w:t>
+        <w:t>Tjäder – ekologi samt krav på livsmiljön</w:t>
       </w:r>
     </w:p>
     <w:p>
       <w:r>
-        <w:t xml:space="preserve">Lunglav (NT) är en av vårt lands främsta signalarter som överallt indikerar gamla lövträd, skogsbestånd med höga naturvärden och ekosystem med lång skoglig kontinuitet. Lokalt kan förekomsten vara mycket riklig men den hittas nästan enbart i gamla och ej slutavverkade skogar. Artens samtliga förekomster bör uppmärksammas från naturvårdssynpunkt, då många lokaler även hyser andra ovanliga och rödlistade arter, däribland de sällsynta lavparasiterna lunglavshårprick (CR), </w:t>
+        <w:t xml:space="preserve">Tjäder (§4) omfattas av bilaga 1 och 2 EU:s fågeldirektiv och är typisk art för </w:t>
       </w:r>
       <w:r>
         <w:rPr>
           <w:i/>
         </w:rPr>
-        <w:t>Abrothallus diederichii</w:t>
-      </w:r>
-      <w:r>
-        <w:t xml:space="preserve"> (VU), </w:t>
+        <w:t xml:space="preserve">9010 Taiga </w:t>
+      </w:r>
+      <w:r>
+        <w:t xml:space="preserve">och </w:t>
       </w:r>
       <w:r>
         <w:rPr>
           <w:i/>
         </w:rPr>
-        <w:t>Abrothallus lobariae</w:t>
-      </w:r>
-      <w:r>
-        <w:t xml:space="preserve"> (VU), </w:t>
-      </w:r>
-      <w:r>
-        <w:rPr>
-          <w:i/>
-        </w:rPr>
-        <w:t>Calycina lobariae</w:t>
-      </w:r>
-      <w:r>
-        <w:t xml:space="preserve"> (VU), lunglavsknapp (VU) och skrovelmössing (VU), som växer på lunglav. Rikliga förekomster med lunglav bör skyddas med biotopskydd, frivilliga avsättningar eller reservat (SLU Artdatabanken, 2026; Nitare &amp; Skogsstyrelsen, 2019).</w:t>
+        <w:t>9740 Skogsbevuxen myr</w:t>
+      </w:r>
+      <w:r>
+        <w:t>. Tjädern är en utpräglad skogsfågel knuten till större sammanhängande barrskogsområden. Tupparna och hönorna utnyttjar till viss del olika miljöer, och habitatvalet varierar dessutom mellan olika delar av året. För att det ska finnas livskraftiga tjäderbestånd krävs funktionella skogslandskap med en blandning av uppvuxen, gles och luckig skog, täta sumpskogar, myrar och andra små våtmarker (Skogsstyrelsen, 2019; SLU Artdatabanken 2024).</w:t>
       </w:r>
     </w:p>
     <w:p>
       <w:r>
-        <w:t xml:space="preserve">Lunglav är typisk art för </w:t>
-      </w:r>
-      <w:r>
-        <w:rPr>
-          <w:i/>
-        </w:rPr>
-        <w:t>9010 Taiga, 9020 Nordlig ädellövskog, 9110 Näringsfattig bokskog, 9130 Näringsrik bokskog, 9160 Näringsrik ekskog, 9180 Ädellövskog i branter, 9190 Näringsfattig ekskog, 9070 Trädklädd betesmark, 9040 Fjällbjörkskog</w:t>
-      </w:r>
-      <w:r>
-        <w:t xml:space="preserve"> och</w:t>
-      </w:r>
-      <w:r>
-        <w:rPr>
-          <w:i/>
-        </w:rPr>
-        <w:t xml:space="preserve"> 6530 Lövängar</w:t>
-      </w:r>
-      <w:r>
-        <w:t xml:space="preserve"> (SLU Artdatabanken, 2026).</w:t>
+        <w:t>Arten försvinner när skogen fragmenteras och den sammanlagda arealen hyggen och andra öppna områden blir för stor. Ett småskaligt och försiktigt virkesuttag genom hyggesfria metoder kan i vissa fall vara möjligt i området inom 200 m från lekcentrum. Längre ut från lekcentrum, inom 200–500 m bör den avverkade ytan inte överskrida 1 hektar för att undvika alltför stora och snabba förändringar (Skogsstyrelsen, 2019).</w:t>
       </w:r>
     </w:p>
     <w:p>
@@ -1442,26 +1954,23 @@
         <w:pStyle w:val="Heading2"/>
       </w:pPr>
       <w:r>
-        <w:t>Referenser – lunglav</w:t>
+        <w:t>Referenser – tjäder</w:t>
       </w:r>
     </w:p>
     <w:p>
       <w:r>
-        <w:t xml:space="preserve">Nitare, J. och Skogsstyrelsen, 2019. </w:t>
+        <w:t xml:space="preserve">Skogsstyrelsen, 2019. </w:t>
       </w:r>
       <w:r>
         <w:rPr>
           <w:i/>
         </w:rPr>
-        <w:t xml:space="preserve">Skyddsvärd skog – Naturvårdsarter och andra kriterier för naturvärdesbedömning. </w:t>
-      </w:r>
-      <w:r>
-        <w:t>Skogsstyrelsen.</w:t>
+        <w:t>Vägledning för hänsyn till fåglar – tjäder.</w:t>
       </w:r>
     </w:p>
     <w:p>
       <w:r>
-        <w:t xml:space="preserve">SLU Artdatabanken, 2026. </w:t>
+        <w:t xml:space="preserve">SLU Artdatabanken, 2024. </w:t>
       </w:r>
       <w:r>
         <w:rPr>
@@ -1470,559 +1979,7 @@
         <w:t xml:space="preserve">Artfaktablad. Naturvård – artfakta. </w:t>
       </w:r>
       <w:r>
-        <w:t>SLU Artdatabanken, Uppsala.</w:t>
-      </w:r>
-    </w:p>
-    <w:p>
-      <w:pPr>
-        <w:pStyle w:val="Heading1"/>
-      </w:pPr>
-      <w:r>
-        <w:t>Spillkråka – ekologi samt krav på livsmiljön</w:t>
-      </w:r>
-    </w:p>
-    <w:p>
-      <w:r>
-        <w:t xml:space="preserve">Spillkråka (§4) ingår i bilaga 1 EU:s fågeldirektiv och är typisk art för </w:t>
-      </w:r>
-      <w:r>
-        <w:rPr>
-          <w:i/>
-        </w:rPr>
-        <w:t xml:space="preserve">9010 Taiga </w:t>
-      </w:r>
-      <w:r>
-        <w:t>och</w:t>
-      </w:r>
-      <w:r>
-        <w:rPr>
-          <w:i/>
-        </w:rPr>
-        <w:t xml:space="preserve"> 9740 Skogsbevuxen myr</w:t>
-      </w:r>
-      <w:r>
-        <w:t>. Den lever i både barr- och blandskog liksom i ren lövskog. De tätaste populationerna tenderar att finnas i äldre, variationsrik blandskog med gott om död ved och gamla träd. Varje par utnyttjar 400–1000 hektar skog beroende på skogens kvalitet. Skogsbruk med korta omloppstider och täta, homogena ungskogar utgör det största hotet (SLU Artdatabanken, 2026).</w:t>
-      </w:r>
-    </w:p>
-    <w:p>
-      <w:r>
-        <w:t>Spillkråka är en nyckelart i skogliga miljöer vars övergivna bohål utnyttjas av flera andra hålhäckande fågelarter och fladdermöss, däribland pärluggla (EN, §4), knipa (§4), salskrake (§4) och skogsduva (§4). Hökuggla (VU, §4) och slaguggla (§4) häckar ofta i högstubbar som brutits av i höjd med ett gammalt spillkråkebo (Skogsstyrelsen, 2016).</w:t>
-      </w:r>
-    </w:p>
-    <w:p>
-      <w:pPr>
-        <w:pStyle w:val="Heading2"/>
-      </w:pPr>
-      <w:r>
-        <w:t>Referenser – spillkråka</w:t>
-      </w:r>
-    </w:p>
-    <w:p>
-      <w:r>
-        <w:t xml:space="preserve">Skogsstyrelsen, 2016. </w:t>
-      </w:r>
-      <w:r>
-        <w:rPr>
-          <w:i/>
-        </w:rPr>
-        <w:t xml:space="preserve">Vägledning för hänsyn till spillkråka. </w:t>
-      </w:r>
-      <w:r>
-        <w:t>Vägledningar och kunskapsstöd artskydd – Skogsstyrelsen.</w:t>
-      </w:r>
-    </w:p>
-    <w:p>
-      <w:r>
-        <w:t xml:space="preserve">SLU Artdatabanken, 2026. </w:t>
-      </w:r>
-      <w:r>
-        <w:rPr>
-          <w:i/>
-        </w:rPr>
-        <w:t xml:space="preserve">Artfaktablad. Naturvård – artfakta. </w:t>
-      </w:r>
-      <w:r>
-        <w:t>SLU Artdatabanken, Uppsala.</w:t>
-      </w:r>
-    </w:p>
-    <w:p>
-      <w:pPr>
-        <w:pStyle w:val="Heading1"/>
-      </w:pPr>
-      <w:r>
-        <w:t>Talltita – ekologi samt krav på livsmiljön</w:t>
-      </w:r>
-    </w:p>
-    <w:p>
-      <w:r>
-        <w:t>Talltita är rödlistad som NT, fridlyst och prioriterad art i Skogsvårdslagen. Den omfattas av EU:s fågeldirektiv. Arten har minskat kraftigt de senaste 30 åren och minskningstakten innevarande 10-årsperiod beräknas till 20 (10–30) % (SLU Artdatabanken, 2022).</w:t>
-      </w:r>
-    </w:p>
-    <w:p>
-      <w:r>
-        <w:t>Talltita föredrar större sammanhängande barrskogar, och finns såväl i tallskog som granskog och i lövblandad barrskog. Skogens struktur är viktig och ska helst vara flerskiktad med riklig underväxt av mindre granar, björk och andra lövträd och buskar. Tillgång på murknande högstubbar är särskilt viktig, eftersom talltitan helst själv hackar ut sitt bohål (SLU Artdatabanken, 2022).</w:t>
-      </w:r>
-    </w:p>
-    <w:p>
-      <w:r>
-        <w:t>Det finns flera studier som visar att talltita är känslig för gallring och inte överlever när dess livsmiljö kalavverkas (Eggers and Low, 2014; Griesser et al., 2007; Klein, 2020). Talltitans revir är förhållandevis stora, 10–20 hektar och arten missgynnas när skogen fragmenteras. Kalavverkning av större delar av reviret innebär att det överges (Artdatabanken, 2021).</w:t>
-      </w:r>
-    </w:p>
-    <w:p>
-      <w:r>
-        <w:t>Talltitan är synnerligen trogen sitt revir så länge paret lever och biotopen förblir intakt. Paret stannar i sitt revir året om. En förlust av ett revir har därför en stor inverkan på den lokala populationen och trakthyggesbruket anses vara orsak till den svenska populationens kraftiga minskning. Talltiteparets revirtrohet innebär att närhelst under året man observerar en adult talltita så ingår denna plats i reviret (Siffczyk et al., 2003; Ekman, 1979).</w:t>
-      </w:r>
-    </w:p>
-    <w:p>
-      <w:pPr>
-        <w:pStyle w:val="Heading2"/>
-      </w:pPr>
-      <w:r>
-        <w:t>Referenser – talltita</w:t>
-      </w:r>
-    </w:p>
-    <w:p>
-      <w:r>
-        <w:t xml:space="preserve">Eggers, S., Low, M., 2014. </w:t>
-      </w:r>
-      <w:r>
-        <w:rPr>
-          <w:i/>
-        </w:rPr>
-        <w:t xml:space="preserve">Differential demographic responses of sympatric Parids to vegetation management in boreal forest. </w:t>
-      </w:r>
-      <w:r>
-        <w:t>For. Ecol. Manage. 319, 169–175.</w:t>
-      </w:r>
-    </w:p>
-    <w:p>
-      <w:r>
-        <w:t xml:space="preserve">Ekman, J., 1979. </w:t>
-      </w:r>
-      <w:r>
-        <w:rPr>
-          <w:i/>
-        </w:rPr>
-        <w:t xml:space="preserve">Coherence, composition and territories of winter social groups of the Willow Tit Parus montanus and the Crested Tit P. cristatus. </w:t>
-      </w:r>
-      <w:r>
-        <w:t>Ornis Scandinavica, 10, pp 56–68</w:t>
-      </w:r>
-    </w:p>
-    <w:p>
-      <w:r>
-        <w:t xml:space="preserve">Griesser, M., Nystrand, M., Eggers, S., Ekman, J., 2007. </w:t>
-      </w:r>
-      <w:r>
-        <w:rPr>
-          <w:i/>
-        </w:rPr>
-        <w:t xml:space="preserve">Impact of forestry practices on fitness correlates and population productivity in an open-nesting bird species. </w:t>
-      </w:r>
-      <w:r>
-        <w:t>Conserv. Biol. 21, 767–774. https://doi.org/10.1111/j.1523- 1739.2007.00675.x</w:t>
-      </w:r>
-    </w:p>
-    <w:p>
-      <w:r>
-        <w:t xml:space="preserve">Klein, J., 2020. </w:t>
-      </w:r>
-      <w:r>
-        <w:rPr>
-          <w:i/>
-        </w:rPr>
-        <w:t xml:space="preserve">The forgotten forest – On thinning, retention, and biodiversity in the boreal forest. </w:t>
-      </w:r>
-      <w:r>
-        <w:t>Doctoral Thesis No. 2020:50</w:t>
-      </w:r>
-    </w:p>
-    <w:p>
-      <w:r>
-        <w:t xml:space="preserve">Siffczyk, C., Brotons, L., Kangas, K., Orell, M., 2003. </w:t>
-      </w:r>
-      <w:r>
-        <w:rPr>
-          <w:i/>
-        </w:rPr>
-        <w:t xml:space="preserve">Home range size of willow tits. </w:t>
-      </w:r>
-      <w:r>
-        <w:t>Oecologica, 136, 635–642 (2003)</w:t>
-      </w:r>
-    </w:p>
-    <w:p>
-      <w:r>
-        <w:t xml:space="preserve">SLU Artdatabanken, 2021. </w:t>
-      </w:r>
-      <w:r>
-        <w:rPr>
-          <w:i/>
-        </w:rPr>
-        <w:t xml:space="preserve">Artfaktablad. Naturvård – artfakta. </w:t>
-      </w:r>
-      <w:r>
         <w:t>SLU Artdatabanken, Uppsala</w:t>
-      </w:r>
-    </w:p>
-    <w:p>
-      <w:pPr>
-        <w:pStyle w:val="Heading1"/>
-      </w:pPr>
-      <w:r>
-        <w:t>Tjäder – ekologi samt krav på livsmiljön</w:t>
-      </w:r>
-    </w:p>
-    <w:p>
-      <w:r>
-        <w:t xml:space="preserve">Tjäder (§4) omfattas av bilaga 1 och 2 EU:s fågeldirektiv och är typisk art för </w:t>
-      </w:r>
-      <w:r>
-        <w:rPr>
-          <w:i/>
-        </w:rPr>
-        <w:t xml:space="preserve">9010 Taiga </w:t>
-      </w:r>
-      <w:r>
-        <w:t xml:space="preserve">och </w:t>
-      </w:r>
-      <w:r>
-        <w:rPr>
-          <w:i/>
-        </w:rPr>
-        <w:t>9740 Skogsbevuxen myr</w:t>
-      </w:r>
-      <w:r>
-        <w:t>. Tjädern är en utpräglad skogsfågel knuten till större sammanhängande barrskogsområden. Tupparna och hönorna utnyttjar till viss del olika miljöer, och habitatvalet varierar dessutom mellan olika delar av året. För att det ska finnas livskraftiga tjäderbestånd krävs funktionella skogslandskap med en blandning av uppvuxen, gles och luckig skog, täta sumpskogar, myrar och andra små våtmarker (Skogsstyrelsen, 2019; SLU Artdatabanken 2024).</w:t>
-      </w:r>
-    </w:p>
-    <w:p>
-      <w:r>
-        <w:t>Arten försvinner när skogen fragmenteras och den sammanlagda arealen hyggen och andra öppna områden blir för stor. Ett småskaligt och försiktigt virkesuttag genom hyggesfria metoder kan i vissa fall vara möjligt i området inom 200 m från lekcentrum. Längre ut från lekcentrum, inom 200–500 m bör den avverkade ytan inte överskrida 1 hektar för att undvika alltför stora och snabba förändringar (Skogsstyrelsen, 2019).</w:t>
-      </w:r>
-    </w:p>
-    <w:p>
-      <w:pPr>
-        <w:pStyle w:val="Heading2"/>
-      </w:pPr>
-      <w:r>
-        <w:t>Referenser – tjäder</w:t>
-      </w:r>
-    </w:p>
-    <w:p>
-      <w:r>
-        <w:t xml:space="preserve">Skogsstyrelsen, 2019. </w:t>
-      </w:r>
-      <w:r>
-        <w:rPr>
-          <w:i/>
-        </w:rPr>
-        <w:t>Vägledning för hänsyn till fåglar – tjäder.</w:t>
-      </w:r>
-    </w:p>
-    <w:p>
-      <w:r>
-        <w:t xml:space="preserve">SLU Artdatabanken, 2024. </w:t>
-      </w:r>
-      <w:r>
-        <w:rPr>
-          <w:i/>
-        </w:rPr>
-        <w:t xml:space="preserve">Artfaktablad. Naturvård – artfakta. </w:t>
-      </w:r>
-      <w:r>
-        <w:t>SLU Artdatabanken, Uppsala</w:t>
-      </w:r>
-    </w:p>
-    <w:p>
-      <w:pPr>
-        <w:pStyle w:val="Heading1"/>
-      </w:pPr>
-      <w:r>
-        <w:t>Tretåig hackspett – ekologi samt krav på livsmiljön</w:t>
-      </w:r>
-    </w:p>
-    <w:p>
-      <w:r>
-        <w:t xml:space="preserve">Tretåig hackspett (NT) är fridlyst enligt §4 Artskyddsförordningen och finns med som prioriterad art i Skogsstyrelsen vägledning för skogsbruket (bilaga 4 till SVL). I vägledningen står bland annat att: </w:t>
-      </w:r>
-      <w:r>
-        <w:rPr>
-          <w:i/>
-        </w:rPr>
-        <w:t xml:space="preserve">“Tretåig hackspett har stora arealkrav och höga krav på sin livsmiljö. Omdaningen av naturskogar till kulturskogar medför en förlust av viktiga miljöer, något som förstärks av ökad fragmentering till följd av avverkningar.” </w:t>
-      </w:r>
-      <w:r>
-        <w:t xml:space="preserve">Vidare att: </w:t>
-      </w:r>
-      <w:r>
-        <w:rPr>
-          <w:i/>
-        </w:rPr>
-        <w:t>“Områden med dokumenterad permanent förekomst i naturskogsmiljöer har vanligen så stora naturvärden att skogsbruk är olämpligt”</w:t>
-      </w:r>
-      <w:r>
-        <w:t xml:space="preserve"> (SLU Artdatabanken, 2024; Skogsstyrelsen, 2016)</w:t>
-      </w:r>
-      <w:r>
-        <w:rPr>
-          <w:i/>
-        </w:rPr>
-        <w:t>.</w:t>
-      </w:r>
-    </w:p>
-    <w:p>
-      <w:r>
-        <w:t>Tretåig hackspett är beroende av större sammanhängande naturskogar med kontinuerlig tillgång och nybildning av död ved och fragmentering av livsmiljöerna utgör ett stort hot mot arten (se exempelvis Stachura-Skierczynska et al., 2009; Wesolowski et al., 2005; Butler et al., 2004; Pakkala et al., 2002; Amcoff et al., 1996; Virkkala, 1991). Det finns studier som visar att naturskogens självgallringsprocess som den tretåiga hackspetten är beroende av, inte kan ersättas med efterlämnad hänsyn i skogsbruket (Imbeau &amp; Desrochers, 2002).</w:t>
-      </w:r>
-    </w:p>
-    <w:p>
-      <w:r>
-        <w:t>Permanenta revir av tretåig hackspett karaktäriseras ofta av artens typiska ringformigt ordnade hackmärken på framför allt gamla granar. För att säkerställa att inte revir av tretåig hackspett drabbas av avverkningsplanerna bör en inventering göras i området både under häckningstid och under vintern, då arten utnyttjar betydligt större områden än under sommarens häckningsrevir. Storleken på häckningsreviret varierar med skogstypen, förekomsten av död ved och graden av fragmentering, men är i allmänhet i storleksordningen 25–100 hektar (SLU Artdatabanken, 2024; Skogsstyrelsen, 2016).</w:t>
-      </w:r>
-    </w:p>
-    <w:p>
-      <w:r>
-        <w:t xml:space="preserve">Förutom fridlysning enligt §4 Artskyddsförordningen är tretåig hackspett även förtecknad i EU:s fågeldirektiv bilaga 1. Den är typisk art för </w:t>
-      </w:r>
-      <w:r>
-        <w:rPr>
-          <w:i/>
-        </w:rPr>
-        <w:t xml:space="preserve">9010 Taiga, 9740 Skogsbevuxen myr, 9030 Landhöjningsskog </w:t>
-      </w:r>
-      <w:r>
-        <w:t xml:space="preserve">och </w:t>
-      </w:r>
-      <w:r>
-        <w:rPr>
-          <w:i/>
-        </w:rPr>
-        <w:t>9040 Fjällbjörkskog</w:t>
-      </w:r>
-      <w:r>
-        <w:t xml:space="preserve"> samt ingår i Natura 2000 och är förtecknad i Bernkonventionen bilaga II (strikt skyddade djurarter) (SLU Artdatabanken, 2024; Skogsstyrelsen, 2016).</w:t>
-      </w:r>
-    </w:p>
-    <w:p>
-      <w:pPr>
-        <w:pStyle w:val="Heading2"/>
-      </w:pPr>
-      <w:r>
-        <w:t>Referenser – tretåig hackspett</w:t>
-      </w:r>
-    </w:p>
-    <w:p>
-      <w:r>
-        <w:t xml:space="preserve">Amcoff, M. &amp; Eriksson, P. 1996. </w:t>
-      </w:r>
-      <w:r>
-        <w:rPr>
-          <w:i/>
-        </w:rPr>
-        <w:t xml:space="preserve">Förekomst av tretåig hackspett Picoides tridactylus på bestånds- och landskapsnivå. </w:t>
-      </w:r>
-      <w:r>
-        <w:t>Ornis Svecica 6: 107–119.</w:t>
-      </w:r>
-    </w:p>
-    <w:p>
-      <w:r>
-        <w:t xml:space="preserve">Butler, R., Angelstam, P., Ekelund, P. &amp; Schlaeffer, R. 2004. </w:t>
-      </w:r>
-      <w:r>
-        <w:rPr>
-          <w:i/>
-        </w:rPr>
-        <w:t xml:space="preserve">Dead wood threshold values for the three-toed woodpecker presence in boreal and sub-Alpine forest. </w:t>
-      </w:r>
-      <w:r>
-        <w:t>Biological conservation 119(3): 305–318.</w:t>
-      </w:r>
-    </w:p>
-    <w:p>
-      <w:r>
-        <w:t xml:space="preserve">Imbeau, L. &amp; Desrochers, A. 2002. </w:t>
-      </w:r>
-      <w:r>
-        <w:rPr>
-          <w:i/>
-        </w:rPr>
-        <w:t xml:space="preserve">Foraging Ecology and Use of Drumming Trees by Three-Toed Woodpeckers. </w:t>
-      </w:r>
-      <w:r>
-        <w:t>The Journal of Wildlife Management. Vol. 66, No. 1 (Jan., 2002), pp. 222–231.</w:t>
-      </w:r>
-    </w:p>
-    <w:p>
-      <w:r>
-        <w:t xml:space="preserve">Pakkala, T., Hanski, I. &amp; Tomppo, E. 2002. </w:t>
-      </w:r>
-      <w:r>
-        <w:rPr>
-          <w:i/>
-        </w:rPr>
-        <w:t xml:space="preserve">Spatial ecology of the three-toed woodpecker in managed forest landscapes. </w:t>
-      </w:r>
-      <w:r>
-        <w:t>Silva Fennica 36(1): 279–288.</w:t>
-      </w:r>
-    </w:p>
-    <w:p>
-      <w:r>
-        <w:t xml:space="preserve">Skogsstyrelsen, 2016. </w:t>
-      </w:r>
-      <w:r>
-        <w:rPr>
-          <w:i/>
-        </w:rPr>
-        <w:t>Vägledning för hänsyn till fåglar – Tretåig hackspett.</w:t>
-      </w:r>
-    </w:p>
-    <w:p>
-      <w:r>
-        <w:t xml:space="preserve">SLU Artdatabanken, 2024. </w:t>
-      </w:r>
-      <w:r>
-        <w:rPr>
-          <w:i/>
-        </w:rPr>
-        <w:t xml:space="preserve">Artfaktablad. Naturvård – artfakta. </w:t>
-      </w:r>
-      <w:r>
-        <w:t>SLU Artdatabanken, Uppsala.</w:t>
-      </w:r>
-    </w:p>
-    <w:p>
-      <w:r>
-        <w:t xml:space="preserve">Stachura-Skierczynska, K., Tumiel, T. &amp; Skierczynski, M. 2009. </w:t>
-      </w:r>
-      <w:r>
-        <w:rPr>
-          <w:i/>
-        </w:rPr>
-        <w:t xml:space="preserve">Habitat prediction model for three-toed woodpecker and its implications for the conservation of biologically valuable forests. </w:t>
-      </w:r>
-      <w:r>
-        <w:t>Forest Ecology and Management 258(5): 697–703.</w:t>
-      </w:r>
-    </w:p>
-    <w:p>
-      <w:r>
-        <w:t xml:space="preserve">Virkkala, R. 1991. </w:t>
-      </w:r>
-      <w:r>
-        <w:rPr>
-          <w:i/>
-        </w:rPr>
-        <w:t xml:space="preserve">Population trends of forest birds in a Finnish Lapland landscape of large habitat blocks – Consequences of stochastic environmental variation or regional habitat alteration. </w:t>
-      </w:r>
-      <w:r>
-        <w:t>Biological conservation 56(2): 223–240.</w:t>
-      </w:r>
-    </w:p>
-    <w:p>
-      <w:r>
-        <w:t xml:space="preserve">Wesolowski, T., Czeszczewik, D. &amp; Rowinski, P. 2005. </w:t>
-      </w:r>
-      <w:r>
-        <w:rPr>
-          <w:i/>
-        </w:rPr>
-        <w:t xml:space="preserve">Effects of forest management on Three-toed Woodpecker Picoides tridactylus distribution in the Bialowieza Forest (NE Poland): conservation implications. </w:t>
-      </w:r>
-      <w:r>
-        <w:t>Acta Ornithologica 40(1): 53–60.</w:t>
-      </w:r>
-    </w:p>
-    <w:p>
-      <w:pPr>
-        <w:pStyle w:val="Heading1"/>
-      </w:pPr>
-      <w:r>
-        <w:t>Ulltickeporing – ekologi samt krav på livsmiljön</w:t>
-      </w:r>
-    </w:p>
-    <w:p>
-      <w:r>
-        <w:t xml:space="preserve">Ulltickeporing </w:t>
-      </w:r>
-      <w:r>
-        <w:rPr>
-          <w:i/>
-        </w:rPr>
-        <w:t>Skeletocutis brevispora</w:t>
-      </w:r>
-      <w:r>
-        <w:t xml:space="preserve"> (VU), rödlistad som sårbar, växer på ullticka (NT) i naturskogsartade granskogar. Avverkning av naturskogslika miljöer och av grova granar där ulltickeporing förekommer är ett direkt hot mot artens fortlevnad Alla skogliga åtgärder som innebär att lågor och döda eller skadade träd tas bort missgynnar arten. På sikt är minskad tillgång till lämpligt substrat och krympande areal av naturskog ett hot, framförallt råder brist på grov ved som lågor i sena nedbrytningsstadier. Ytterligare fragmentering av skogslandskapet minskar artens möjligheter till spridning. Gamla granskogar som hyser arten undantas helt från skogsbruk (SLU Artdatabanken, 2026).</w:t>
-      </w:r>
-    </w:p>
-    <w:p>
-      <w:r>
-        <w:t xml:space="preserve">Ulltickeporingen har nyligen delats upp i de tre olika arterna ulltickeporing </w:t>
-      </w:r>
-      <w:r>
-        <w:rPr>
-          <w:i/>
-        </w:rPr>
-        <w:t xml:space="preserve">Skeletocutis brevispora </w:t>
-      </w:r>
-      <w:r>
-        <w:t>(VU)</w:t>
-      </w:r>
-      <w:r>
-        <w:rPr>
-          <w:i/>
-        </w:rPr>
-        <w:t>, Skeletocutis delicata</w:t>
-      </w:r>
-      <w:r>
-        <w:t xml:space="preserve"> (VU)</w:t>
-      </w:r>
-      <w:r>
-        <w:rPr>
-          <w:i/>
-        </w:rPr>
-        <w:t xml:space="preserve"> och Skeletocutis exilis</w:t>
-      </w:r>
-      <w:r>
-        <w:t xml:space="preserve"> (NT) (SLU Artdatabanken, 2026; Miettinen &amp; Niemelä, 2018).</w:t>
-      </w:r>
-    </w:p>
-    <w:p>
-      <w:pPr>
-        <w:pStyle w:val="Heading2"/>
-      </w:pPr>
-      <w:r>
-        <w:t>Referenser – ulltickeporing</w:t>
-      </w:r>
-    </w:p>
-    <w:p>
-      <w:r>
-        <w:t xml:space="preserve">Miettinen, O. &amp; Niemelä, T., 2018. </w:t>
-      </w:r>
-      <w:r>
-        <w:rPr>
-          <w:i/>
-        </w:rPr>
-        <w:t>Two new temperate polypore species of Skeletocutis (Polyporales, Basidiomycota)</w:t>
-      </w:r>
-      <w:r>
-        <w:t>. Ann. Bot. Fennici 55: 195–206.</w:t>
-      </w:r>
-    </w:p>
-    <w:p>
-      <w:r>
-        <w:t xml:space="preserve">SLU Artdatabanken, 2026. </w:t>
-      </w:r>
-      <w:r>
-        <w:rPr>
-          <w:i/>
-        </w:rPr>
-        <w:t xml:space="preserve">Artfaktablad. Naturvård – artfakta. </w:t>
-      </w:r>
-      <w:r>
-        <w:t>SLU Artdatabanken, Uppsala.</w:t>
       </w:r>
     </w:p>
     <w:sectPr>
@@ -2153,7 +2110,7 @@
     <w:r>
       <w:tab/>
       <w:tab/>
-      <w:t>2026-06-20</w:t>
+      <w:t>2026-06-21</w:t>
       <w:br/>
       <w:br/>
     </w:r>

--- a/klagomål/A 52745-2025 FSC-klagomål.docx
+++ b/klagomål/A 52745-2025 FSC-klagomål.docx
@@ -2110,7 +2110,7 @@
     <w:r>
       <w:tab/>
       <w:tab/>
-      <w:t>2026-06-21</w:t>
+      <w:t>2026-06-22</w:t>
       <w:br/>
       <w:br/>
     </w:r>

--- a/klagomål/A 52745-2025 FSC-klagomål.docx
+++ b/klagomål/A 52745-2025 FSC-klagomål.docx
@@ -2110,7 +2110,7 @@
     <w:r>
       <w:tab/>
       <w:tab/>
-      <w:t>2026-06-22</w:t>
+      <w:t>2026-06-23</w:t>
       <w:br/>
       <w:br/>
     </w:r>

--- a/klagomål/A 52745-2025 FSC-klagomål.docx
+++ b/klagomål/A 52745-2025 FSC-klagomål.docx
@@ -2110,7 +2110,7 @@
     <w:r>
       <w:tab/>
       <w:tab/>
-      <w:t>2026-06-23</w:t>
+      <w:t>2026-06-24</w:t>
       <w:br/>
       <w:br/>
     </w:r>

--- a/klagomål/A 52745-2025 FSC-klagomål.docx
+++ b/klagomål/A 52745-2025 FSC-klagomål.docx
@@ -2110,7 +2110,7 @@
     <w:r>
       <w:tab/>
       <w:tab/>
-      <w:t>2026-06-24</w:t>
+      <w:t>2026-06-25</w:t>
       <w:br/>
       <w:br/>
     </w:r>

--- a/klagomål/A 52745-2025 FSC-klagomål.docx
+++ b/klagomål/A 52745-2025 FSC-klagomål.docx
@@ -2110,7 +2110,7 @@
     <w:r>
       <w:tab/>
       <w:tab/>
-      <w:t>2026-06-25</w:t>
+      <w:t>2026-06-26</w:t>
       <w:br/>
       <w:br/>
     </w:r>

--- a/klagomål/A 52745-2025 FSC-klagomål.docx
+++ b/klagomål/A 52745-2025 FSC-klagomål.docx
@@ -2110,7 +2110,7 @@
     <w:r>
       <w:tab/>
       <w:tab/>
-      <w:t>2026-06-26</w:t>
+      <w:t>2026-06-27</w:t>
       <w:br/>
       <w:br/>
     </w:r>

--- a/klagomål/A 52745-2025 FSC-klagomål.docx
+++ b/klagomål/A 52745-2025 FSC-klagomål.docx
@@ -2110,7 +2110,7 @@
     <w:r>
       <w:tab/>
       <w:tab/>
-      <w:t>2026-06-27</w:t>
+      <w:t>2026-06-28</w:t>
       <w:br/>
       <w:br/>
     </w:r>

--- a/klagomål/A 52745-2025 FSC-klagomål.docx
+++ b/klagomål/A 52745-2025 FSC-klagomål.docx
@@ -2110,7 +2110,7 @@
     <w:r>
       <w:tab/>
       <w:tab/>
-      <w:t>2026-06-28</w:t>
+      <w:t>2026-06-29</w:t>
       <w:br/>
       <w:br/>
     </w:r>

--- a/klagomål/A 52745-2025 FSC-klagomål.docx
+++ b/klagomål/A 52745-2025 FSC-klagomål.docx
@@ -2110,7 +2110,7 @@
     <w:r>
       <w:tab/>
       <w:tab/>
-      <w:t>2026-06-29</w:t>
+      <w:t>2026-06-30</w:t>
       <w:br/>
       <w:br/>
     </w:r>

--- a/klagomål/A 52745-2025 FSC-klagomål.docx
+++ b/klagomål/A 52745-2025 FSC-klagomål.docx
@@ -2110,7 +2110,7 @@
     <w:r>
       <w:tab/>
       <w:tab/>
-      <w:t>2026-06-30</w:t>
+      <w:t>2026-07-01</w:t>
       <w:br/>
       <w:br/>
     </w:r>

--- a/klagomål/A 52745-2025 FSC-klagomål.docx
+++ b/klagomål/A 52745-2025 FSC-klagomål.docx
@@ -2110,7 +2110,7 @@
     <w:r>
       <w:tab/>
       <w:tab/>
-      <w:t>2026-07-01</w:t>
+      <w:t>2026-07-02</w:t>
       <w:br/>
       <w:br/>
     </w:r>

--- a/klagomål/A 52745-2025 FSC-klagomål.docx
+++ b/klagomål/A 52745-2025 FSC-klagomål.docx
@@ -2110,7 +2110,7 @@
     <w:r>
       <w:tab/>
       <w:tab/>
-      <w:t>2026-07-13</w:t>
+      <w:t>2026-07-14</w:t>
       <w:br/>
       <w:br/>
     </w:r>

--- a/klagomål/A 52745-2025 FSC-klagomål.docx
+++ b/klagomål/A 52745-2025 FSC-klagomål.docx
@@ -2110,7 +2110,7 @@
     <w:r>
       <w:tab/>
       <w:tab/>
-      <w:t>2026-07-14</w:t>
+      <w:t>2026-07-15</w:t>
       <w:br/>
       <w:br/>
     </w:r>

--- a/klagomål/A 52745-2025 FSC-klagomål.docx
+++ b/klagomål/A 52745-2025 FSC-klagomål.docx
@@ -2110,7 +2110,7 @@
     <w:r>
       <w:tab/>
       <w:tab/>
-      <w:t>2026-07-15</w:t>
+      <w:t>2026-07-16</w:t>
       <w:br/>
       <w:br/>
     </w:r>

--- a/klagomål/A 52745-2025 FSC-klagomål.docx
+++ b/klagomål/A 52745-2025 FSC-klagomål.docx
@@ -2110,7 +2110,7 @@
     <w:r>
       <w:tab/>
       <w:tab/>
-      <w:t>2026-07-16</w:t>
+      <w:t>2026-07-17</w:t>
       <w:br/>
       <w:br/>
     </w:r>

--- a/klagomål/A 52745-2025 FSC-klagomål.docx
+++ b/klagomål/A 52745-2025 FSC-klagomål.docx
@@ -2110,7 +2110,7 @@
     <w:r>
       <w:tab/>
       <w:tab/>
-      <w:t>2026-07-17</w:t>
+      <w:t>2026-07-18</w:t>
       <w:br/>
       <w:br/>
     </w:r>

--- a/klagomål/A 52745-2025 FSC-klagomål.docx
+++ b/klagomål/A 52745-2025 FSC-klagomål.docx
@@ -2110,7 +2110,7 @@
     <w:r>
       <w:tab/>
       <w:tab/>
-      <w:t>2026-07-18</w:t>
+      <w:t>2026-07-19</w:t>
       <w:br/>
       <w:br/>
     </w:r>

--- a/klagomål/A 52745-2025 FSC-klagomål.docx
+++ b/klagomål/A 52745-2025 FSC-klagomål.docx
@@ -2110,7 +2110,7 @@
     <w:r>
       <w:tab/>
       <w:tab/>
-      <w:t>2026-07-19</w:t>
+      <w:t>2026-07-20</w:t>
       <w:br/>
       <w:br/>
     </w:r>

--- a/klagomål/A 52745-2025 FSC-klagomål.docx
+++ b/klagomål/A 52745-2025 FSC-klagomål.docx
@@ -2110,7 +2110,7 @@
     <w:r>
       <w:tab/>
       <w:tab/>
-      <w:t>2026-07-20</w:t>
+      <w:t>2026-07-21</w:t>
       <w:br/>
       <w:br/>
     </w:r>

--- a/klagomål/A 52745-2025 FSC-klagomål.docx
+++ b/klagomål/A 52745-2025 FSC-klagomål.docx
@@ -2110,7 +2110,7 @@
     <w:r>
       <w:tab/>
       <w:tab/>
-      <w:t>2026-07-21</w:t>
+      <w:t>2026-07-22</w:t>
       <w:br/>
       <w:br/>
     </w:r>

--- a/klagomål/A 52745-2025 FSC-klagomål.docx
+++ b/klagomål/A 52745-2025 FSC-klagomål.docx
@@ -2110,7 +2110,7 @@
     <w:r>
       <w:tab/>
       <w:tab/>
-      <w:t>2026-07-22</w:t>
+      <w:t>2026-07-23</w:t>
       <w:br/>
       <w:br/>
     </w:r>

--- a/klagomål/A 52745-2025 FSC-klagomål.docx
+++ b/klagomål/A 52745-2025 FSC-klagomål.docx
@@ -2110,7 +2110,7 @@
     <w:r>
       <w:tab/>
       <w:tab/>
-      <w:t>2026-07-23</w:t>
+      <w:t>2026-07-24</w:t>
       <w:br/>
       <w:br/>
     </w:r>

--- a/klagomål/A 52745-2025 FSC-klagomål.docx
+++ b/klagomål/A 52745-2025 FSC-klagomål.docx
@@ -2110,7 +2110,7 @@
     <w:r>
       <w:tab/>
       <w:tab/>
-      <w:t>2026-07-24</w:t>
+      <w:t>2026-07-25</w:t>
       <w:br/>
       <w:br/>
     </w:r>

--- a/klagomål/A 52745-2025 FSC-klagomål.docx
+++ b/klagomål/A 52745-2025 FSC-klagomål.docx
@@ -2110,7 +2110,7 @@
     <w:r>
       <w:tab/>
       <w:tab/>
-      <w:t>2026-07-25</w:t>
+      <w:t>2026-07-26</w:t>
       <w:br/>
       <w:br/>
     </w:r>

--- a/klagomål/A 52745-2025 FSC-klagomål.docx
+++ b/klagomål/A 52745-2025 FSC-klagomål.docx
@@ -2110,7 +2110,7 @@
     <w:r>
       <w:tab/>
       <w:tab/>
-      <w:t>2026-07-26</w:t>
+      <w:t>2026-07-27</w:t>
       <w:br/>
       <w:br/>
     </w:r>

--- a/klagomål/A 52745-2025 FSC-klagomål.docx
+++ b/klagomål/A 52745-2025 FSC-klagomål.docx
@@ -2110,7 +2110,7 @@
     <w:r>
       <w:tab/>
       <w:tab/>
-      <w:t>2026-07-27</w:t>
+      <w:t>2026-07-28</w:t>
       <w:br/>
       <w:br/>
     </w:r>

--- a/klagomål/A 52745-2025 FSC-klagomål.docx
+++ b/klagomål/A 52745-2025 FSC-klagomål.docx
@@ -2110,7 +2110,7 @@
     <w:r>
       <w:tab/>
       <w:tab/>
-      <w:t>2026-07-28</w:t>
+      <w:t>2026-07-29</w:t>
       <w:br/>
       <w:br/>
     </w:r>

--- a/klagomål/A 52745-2025 FSC-klagomål.docx
+++ b/klagomål/A 52745-2025 FSC-klagomål.docx
@@ -2110,7 +2110,7 @@
     <w:r>
       <w:tab/>
       <w:tab/>
-      <w:t>2026-07-29</w:t>
+      <w:t>2026-07-30</w:t>
       <w:br/>
       <w:br/>
     </w:r>

--- a/klagomål/A 52745-2025 FSC-klagomål.docx
+++ b/klagomål/A 52745-2025 FSC-klagomål.docx
@@ -2110,7 +2110,7 @@
     <w:r>
       <w:tab/>
       <w:tab/>
-      <w:t>2026-07-30</w:t>
+      <w:t>2026-07-31</w:t>
       <w:br/>
       <w:br/>
     </w:r>

--- a/klagomål/A 52745-2025 FSC-klagomål.docx
+++ b/klagomål/A 52745-2025 FSC-klagomål.docx
@@ -2110,7 +2110,7 @@
     <w:r>
       <w:tab/>
       <w:tab/>
-      <w:t>2026-07-31</w:t>
+      <w:t>2026-08-01</w:t>
       <w:br/>
       <w:br/>
     </w:r>

--- a/klagomål/A 52745-2025 FSC-klagomål.docx
+++ b/klagomål/A 52745-2025 FSC-klagomål.docx
@@ -2110,7 +2110,7 @@
     <w:r>
       <w:tab/>
       <w:tab/>
-      <w:t>2026-08-01</w:t>
+      <w:t>2026-08-02</w:t>
       <w:br/>
       <w:br/>
     </w:r>

--- a/klagomål/A 52745-2025 FSC-klagomål.docx
+++ b/klagomål/A 52745-2025 FSC-klagomål.docx
@@ -2110,7 +2110,7 @@
     <w:r>
       <w:tab/>
       <w:tab/>
-      <w:t>2026-08-02</w:t>
+      <w:t>2026-08-03</w:t>
       <w:br/>
       <w:br/>
     </w:r>

--- a/klagomål/A 52745-2025 FSC-klagomål.docx
+++ b/klagomål/A 52745-2025 FSC-klagomål.docx
@@ -2110,7 +2110,7 @@
     <w:r>
       <w:tab/>
       <w:tab/>
-      <w:t>2026-08-03</w:t>
+      <w:t>2026-08-05</w:t>
       <w:br/>
       <w:br/>
     </w:r>

--- a/klagomål/A 52745-2025 FSC-klagomål.docx
+++ b/klagomål/A 52745-2025 FSC-klagomål.docx
@@ -2110,7 +2110,7 @@
     <w:r>
       <w:tab/>
       <w:tab/>
-      <w:t>2026-08-05</w:t>
+      <w:t>2026-08-07</w:t>
       <w:br/>
       <w:br/>
     </w:r>

--- a/klagomål/A 52745-2025 FSC-klagomål.docx
+++ b/klagomål/A 52745-2025 FSC-klagomål.docx
@@ -2110,7 +2110,7 @@
     <w:r>
       <w:tab/>
       <w:tab/>
-      <w:t>2026-08-07</w:t>
+      <w:t>2026-08-08</w:t>
       <w:br/>
       <w:br/>
     </w:r>

--- a/klagomål/A 52745-2025 FSC-klagomål.docx
+++ b/klagomål/A 52745-2025 FSC-klagomål.docx
@@ -216,7 +216,7 @@
         <w:spacing w:after="240"/>
       </w:pPr>
       <w:r>
-        <w:t>Figur 1. Fyndplatser för naturvårdsarter i och inom 9 meter från avverkningsanmälan. Markörer utan svart kant är placerade på fyndplatsen. Markörer med svart kant är placerade vid sidan av fyndplatsen har ett svart streck som visar fyndplatsens exakta position. Kartans mittpunktskoordinat är N 7144934, E 488709 i SWEREF 99 TM.</w:t>
+        <w:t>Figur 1. Fyndplatser för naturvårdsarter i och inom 9 meter från avverkningsanmälan. Markörer utan svart kant är placerade på fyndplatsen. Markörer med svart kant är placerade vid sidan av fyndplatsen och har ett svart streck som visar fyndplatsens exakta position. Kartans mittpunktskoordinat är N 7144934, E 488709 i SWEREF 99 TM.</w:t>
       </w:r>
     </w:p>
     <w:p>
@@ -2110,7 +2110,7 @@
     <w:r>
       <w:tab/>
       <w:tab/>
-      <w:t>2026-08-14</w:t>
+      <w:t>2026-08-15</w:t>
       <w:br/>
       <w:br/>
     </w:r>

--- a/klagomål/A 52745-2025 FSC-klagomål.docx
+++ b/klagomål/A 52745-2025 FSC-klagomål.docx
@@ -2110,7 +2110,7 @@
     <w:r>
       <w:tab/>
       <w:tab/>
-      <w:t>2026-08-15</w:t>
+      <w:t>2026-08-16</w:t>
       <w:br/>
       <w:br/>
     </w:r>

--- a/klagomål/A 52745-2025 FSC-klagomål.docx
+++ b/klagomål/A 52745-2025 FSC-klagomål.docx
@@ -2110,7 +2110,7 @@
     <w:r>
       <w:tab/>
       <w:tab/>
-      <w:t>2026-08-16</w:t>
+      <w:t>2026-08-17</w:t>
       <w:br/>
       <w:br/>
     </w:r>

--- a/klagomål/A 52745-2025 FSC-klagomål.docx
+++ b/klagomål/A 52745-2025 FSC-klagomål.docx
@@ -2110,7 +2110,7 @@
     <w:r>
       <w:tab/>
       <w:tab/>
-      <w:t>2026-08-17</w:t>
+      <w:t>2026-08-18</w:t>
       <w:br/>
       <w:br/>
     </w:r>

--- a/klagomål/A 52745-2025 FSC-klagomål.docx
+++ b/klagomål/A 52745-2025 FSC-klagomål.docx
@@ -2110,7 +2110,7 @@
     <w:r>
       <w:tab/>
       <w:tab/>
-      <w:t>2026-08-18</w:t>
+      <w:t>2026-08-19</w:t>
       <w:br/>
       <w:br/>
     </w:r>

--- a/klagomål/A 52745-2025 FSC-klagomål.docx
+++ b/klagomål/A 52745-2025 FSC-klagomål.docx
@@ -2110,7 +2110,7 @@
     <w:r>
       <w:tab/>
       <w:tab/>
-      <w:t>2026-08-19</w:t>
+      <w:t>2026-08-20</w:t>
       <w:br/>
       <w:br/>
     </w:r>

--- a/klagomål/A 52745-2025 FSC-klagomål.docx
+++ b/klagomål/A 52745-2025 FSC-klagomål.docx
@@ -2110,7 +2110,7 @@
     <w:r>
       <w:tab/>
       <w:tab/>
-      <w:t>2026-08-20</w:t>
+      <w:t>2026-08-21</w:t>
       <w:br/>
       <w:br/>
     </w:r>

--- a/klagomål/A 52745-2025 FSC-klagomål.docx
+++ b/klagomål/A 52745-2025 FSC-klagomål.docx
@@ -2110,7 +2110,7 @@
     <w:r>
       <w:tab/>
       <w:tab/>
-      <w:t>2026-08-21</w:t>
+      <w:t>2026-08-22</w:t>
       <w:br/>
       <w:br/>
     </w:r>

--- a/klagomål/A 52745-2025 FSC-klagomål.docx
+++ b/klagomål/A 52745-2025 FSC-klagomål.docx
@@ -2110,7 +2110,7 @@
     <w:r>
       <w:tab/>
       <w:tab/>
-      <w:t>2026-08-22</w:t>
+      <w:t>2026-08-23</w:t>
       <w:br/>
       <w:br/>
     </w:r>

--- a/klagomål/A 52745-2025 FSC-klagomål.docx
+++ b/klagomål/A 52745-2025 FSC-klagomål.docx
@@ -2110,7 +2110,7 @@
     <w:r>
       <w:tab/>
       <w:tab/>
-      <w:t>2026-08-23</w:t>
+      <w:t>2026-08-24</w:t>
       <w:br/>
       <w:br/>
     </w:r>

--- a/klagomål/A 52745-2025 FSC-klagomål.docx
+++ b/klagomål/A 52745-2025 FSC-klagomål.docx
@@ -2110,7 +2110,7 @@
     <w:r>
       <w:tab/>
       <w:tab/>
-      <w:t>2026-08-24</w:t>
+      <w:t>2026-08-25</w:t>
       <w:br/>
       <w:br/>
     </w:r>

--- a/klagomål/A 52745-2025 FSC-klagomål.docx
+++ b/klagomål/A 52745-2025 FSC-klagomål.docx
@@ -2110,7 +2110,7 @@
     <w:r>
       <w:tab/>
       <w:tab/>
-      <w:t>2026-08-25</w:t>
+      <w:t>2026-08-26</w:t>
       <w:br/>
       <w:br/>
     </w:r>

--- a/klagomål/A 52745-2025 FSC-klagomål.docx
+++ b/klagomål/A 52745-2025 FSC-klagomål.docx
@@ -2110,7 +2110,7 @@
     <w:r>
       <w:tab/>
       <w:tab/>
-      <w:t>2026-08-26</w:t>
+      <w:t>2026-08-27</w:t>
       <w:br/>
       <w:br/>
     </w:r>

--- a/klagomål/A 52745-2025 FSC-klagomål.docx
+++ b/klagomål/A 52745-2025 FSC-klagomål.docx
@@ -2110,7 +2110,7 @@
     <w:r>
       <w:tab/>
       <w:tab/>
-      <w:t>2026-08-27</w:t>
+      <w:t>2026-08-28</w:t>
       <w:br/>
       <w:br/>
     </w:r>

--- a/klagomål/A 52745-2025 FSC-klagomål.docx
+++ b/klagomål/A 52745-2025 FSC-klagomål.docx
@@ -2110,7 +2110,7 @@
     <w:r>
       <w:tab/>
       <w:tab/>
-      <w:t>2026-08-28</w:t>
+      <w:t>2026-08-29</w:t>
       <w:br/>
       <w:br/>
     </w:r>

--- a/klagomål/A 52745-2025 FSC-klagomål.docx
+++ b/klagomål/A 52745-2025 FSC-klagomål.docx
@@ -2110,7 +2110,7 @@
     <w:r>
       <w:tab/>
       <w:tab/>
-      <w:t>2026-08-29</w:t>
+      <w:t>2026-08-31</w:t>
       <w:br/>
       <w:br/>
     </w:r>

--- a/klagomål/A 52745-2025 FSC-klagomål.docx
+++ b/klagomål/A 52745-2025 FSC-klagomål.docx
@@ -2110,7 +2110,7 @@
     <w:r>
       <w:tab/>
       <w:tab/>
-      <w:t>2026-08-31</w:t>
+      <w:t>2026-09-01</w:t>
       <w:br/>
       <w:br/>
     </w:r>

--- a/klagomål/A 52745-2025 FSC-klagomål.docx
+++ b/klagomål/A 52745-2025 FSC-klagomål.docx
@@ -2110,7 +2110,7 @@
     <w:r>
       <w:tab/>
       <w:tab/>
-      <w:t>2026-09-01</w:t>
+      <w:t>2026-09-02</w:t>
       <w:br/>
       <w:br/>
     </w:r>

--- a/klagomål/A 52745-2025 FSC-klagomål.docx
+++ b/klagomål/A 52745-2025 FSC-klagomål.docx
@@ -2110,7 +2110,7 @@
     <w:r>
       <w:tab/>
       <w:tab/>
-      <w:t>2026-09-02</w:t>
+      <w:t>2026-09-03</w:t>
       <w:br/>
       <w:br/>
     </w:r>

--- a/klagomål/A 52745-2025 FSC-klagomål.docx
+++ b/klagomål/A 52745-2025 FSC-klagomål.docx
@@ -2110,7 +2110,7 @@
     <w:r>
       <w:tab/>
       <w:tab/>
-      <w:t>2026-09-03</w:t>
+      <w:t>2026-09-04</w:t>
       <w:br/>
       <w:br/>
     </w:r>

--- a/klagomål/A 52745-2025 FSC-klagomål.docx
+++ b/klagomål/A 52745-2025 FSC-klagomål.docx
@@ -2110,7 +2110,7 @@
     <w:r>
       <w:tab/>
       <w:tab/>
-      <w:t>2026-09-04</w:t>
+      <w:t>2026-09-05</w:t>
       <w:br/>
       <w:br/>
     </w:r>

--- a/klagomål/A 52745-2025 FSC-klagomål.docx
+++ b/klagomål/A 52745-2025 FSC-klagomål.docx
@@ -2110,7 +2110,7 @@
     <w:r>
       <w:tab/>
       <w:tab/>
-      <w:t>2026-09-05</w:t>
+      <w:t>2026-09-06</w:t>
       <w:br/>
       <w:br/>
     </w:r>

--- a/klagomål/A 52745-2025 FSC-klagomål.docx
+++ b/klagomål/A 52745-2025 FSC-klagomål.docx
@@ -2110,7 +2110,7 @@
     <w:r>
       <w:tab/>
       <w:tab/>
-      <w:t>2026-09-06</w:t>
+      <w:t>2026-09-07</w:t>
       <w:br/>
       <w:br/>
     </w:r>

--- a/klagomål/A 52745-2025 FSC-klagomål.docx
+++ b/klagomål/A 52745-2025 FSC-klagomål.docx
@@ -2110,7 +2110,7 @@
     <w:r>
       <w:tab/>
       <w:tab/>
-      <w:t>2026-09-07</w:t>
+      <w:t>2026-09-08</w:t>
       <w:br/>
       <w:br/>
     </w:r>

--- a/klagomål/A 52745-2025 FSC-klagomål.docx
+++ b/klagomål/A 52745-2025 FSC-klagomål.docx
@@ -2110,7 +2110,7 @@
     <w:r>
       <w:tab/>
       <w:tab/>
-      <w:t>2026-09-08</w:t>
+      <w:t>2026-09-09</w:t>
       <w:br/>
       <w:br/>
     </w:r>

--- a/klagomål/A 52745-2025 FSC-klagomål.docx
+++ b/klagomål/A 52745-2025 FSC-klagomål.docx
@@ -2110,7 +2110,7 @@
     <w:r>
       <w:tab/>
       <w:tab/>
-      <w:t>2026-09-09</w:t>
+      <w:t>2026-09-10</w:t>
       <w:br/>
       <w:br/>
     </w:r>

--- a/klagomål/A 52745-2025 FSC-klagomål.docx
+++ b/klagomål/A 52745-2025 FSC-klagomål.docx
@@ -2110,7 +2110,7 @@
     <w:r>
       <w:tab/>
       <w:tab/>
-      <w:t>2026-09-10</w:t>
+      <w:t>2026-09-11</w:t>
       <w:br/>
       <w:br/>
     </w:r>

--- a/klagomål/A 52745-2025 FSC-klagomål.docx
+++ b/klagomål/A 52745-2025 FSC-klagomål.docx
@@ -2110,7 +2110,7 @@
     <w:r>
       <w:tab/>
       <w:tab/>
-      <w:t>2026-09-11</w:t>
+      <w:t>2026-09-12</w:t>
       <w:br/>
       <w:br/>
     </w:r>
